--- a/docs/deConfUSIon_User_Manual_zh.docx
+++ b/docs/deConfUSIon_User_Manual_zh.docx
@@ -36,7 +36,22 @@
       </w:r>
       <w:r>
         <w:br/>
-        <w:t>15 October 2026</w:t>
+        <w:t>2026</w:t>
+      </w:r>
+      <w:r>
+        <w:t>年</w:t>
+      </w:r>
+      <w:r>
+        <w:t>10</w:t>
+      </w:r>
+      <w:r>
+        <w:t>月</w:t>
+      </w:r>
+      <w:r>
+        <w:t>21</w:t>
+      </w:r>
+      <w:r>
+        <w:t>日</w:t>
       </w:r>
     </w:p>
     <w:p>
@@ -139,7 +154,7 @@
       <w:r>
         <w:fldChar w:fldCharType="separate"/>
       </w:r>
-      <w:hyperlink w:anchor="_Toc242991884" w:history="1">
+      <w:hyperlink w:anchor="_Toc243479404" w:history="1">
         <w:r>
           <w:rPr>
             <w:rStyle w:val="Hyperlink"/>
@@ -174,7 +189,7 @@
             <w:noProof/>
             <w:webHidden/>
           </w:rPr>
-          <w:instrText xml:space="preserve"> PAGEREF _Toc242991884 \h </w:instrText>
+          <w:instrText xml:space="preserve"> PAGEREF _Toc243479404 \h </w:instrText>
         </w:r>
         <w:r>
           <w:rPr>
@@ -194,7 +209,7 @@
             <w:noProof/>
             <w:webHidden/>
           </w:rPr>
-          <w:t>5</w:t>
+          <w:t>6</w:t>
         </w:r>
         <w:r>
           <w:rPr>
@@ -222,7 +237,7 @@
           <w14:ligatures w14:val="standardContextual"/>
         </w:rPr>
       </w:pPr>
-      <w:hyperlink w:anchor="_Toc242991885" w:history="1">
+      <w:hyperlink w:anchor="_Toc243479405" w:history="1">
         <w:r>
           <w:rPr>
             <w:rStyle w:val="Hyperlink"/>
@@ -250,7 +265,7 @@
             <w:noProof/>
             <w:webHidden/>
           </w:rPr>
-          <w:instrText xml:space="preserve"> PAGEREF _Toc242991885 \h </w:instrText>
+          <w:instrText xml:space="preserve"> PAGEREF _Toc243479405 \h </w:instrText>
         </w:r>
         <w:r>
           <w:rPr>
@@ -270,7 +285,7 @@
             <w:noProof/>
             <w:webHidden/>
           </w:rPr>
-          <w:t>5</w:t>
+          <w:t>6</w:t>
         </w:r>
         <w:r>
           <w:rPr>
@@ -298,7 +313,7 @@
           <w14:ligatures w14:val="standardContextual"/>
         </w:rPr>
       </w:pPr>
-      <w:hyperlink w:anchor="_Toc242991886" w:history="1">
+      <w:hyperlink w:anchor="_Toc243479406" w:history="1">
         <w:r>
           <w:rPr>
             <w:rStyle w:val="Hyperlink"/>
@@ -326,7 +341,7 @@
             <w:noProof/>
             <w:webHidden/>
           </w:rPr>
-          <w:instrText xml:space="preserve"> PAGEREF _Toc242991886 \h </w:instrText>
+          <w:instrText xml:space="preserve"> PAGEREF _Toc243479406 \h </w:instrText>
         </w:r>
         <w:r>
           <w:rPr>
@@ -346,7 +361,7 @@
             <w:noProof/>
             <w:webHidden/>
           </w:rPr>
-          <w:t>5</w:t>
+          <w:t>6</w:t>
         </w:r>
         <w:r>
           <w:rPr>
@@ -374,7 +389,7 @@
           <w14:ligatures w14:val="standardContextual"/>
         </w:rPr>
       </w:pPr>
-      <w:hyperlink w:anchor="_Toc242991887" w:history="1">
+      <w:hyperlink w:anchor="_Toc243479407" w:history="1">
         <w:r>
           <w:rPr>
             <w:rStyle w:val="Hyperlink"/>
@@ -409,7 +424,7 @@
             <w:noProof/>
             <w:webHidden/>
           </w:rPr>
-          <w:instrText xml:space="preserve"> PAGEREF _Toc242991887 \h </w:instrText>
+          <w:instrText xml:space="preserve"> PAGEREF _Toc243479407 \h </w:instrText>
         </w:r>
         <w:r>
           <w:rPr>
@@ -429,7 +444,7 @@
             <w:noProof/>
             <w:webHidden/>
           </w:rPr>
-          <w:t>6</w:t>
+          <w:t>7</w:t>
         </w:r>
         <w:r>
           <w:rPr>
@@ -457,7 +472,7 @@
           <w14:ligatures w14:val="standardContextual"/>
         </w:rPr>
       </w:pPr>
-      <w:hyperlink w:anchor="_Toc242991888" w:history="1">
+      <w:hyperlink w:anchor="_Toc243479408" w:history="1">
         <w:r>
           <w:rPr>
             <w:rStyle w:val="Hyperlink"/>
@@ -485,7 +500,7 @@
             <w:noProof/>
             <w:webHidden/>
           </w:rPr>
-          <w:instrText xml:space="preserve"> PAGEREF _Toc242991888 \h </w:instrText>
+          <w:instrText xml:space="preserve"> PAGEREF _Toc243479408 \h </w:instrText>
         </w:r>
         <w:r>
           <w:rPr>
@@ -505,7 +520,7 @@
             <w:noProof/>
             <w:webHidden/>
           </w:rPr>
-          <w:t>6</w:t>
+          <w:t>7</w:t>
         </w:r>
         <w:r>
           <w:rPr>
@@ -533,7 +548,7 @@
           <w14:ligatures w14:val="standardContextual"/>
         </w:rPr>
       </w:pPr>
-      <w:hyperlink w:anchor="_Toc242991889" w:history="1">
+      <w:hyperlink w:anchor="_Toc243479409" w:history="1">
         <w:r>
           <w:rPr>
             <w:rStyle w:val="Hyperlink"/>
@@ -575,7 +590,7 @@
             <w:noProof/>
             <w:webHidden/>
           </w:rPr>
-          <w:instrText xml:space="preserve"> PAGEREF _Toc242991889 \h </w:instrText>
+          <w:instrText xml:space="preserve"> PAGEREF _Toc243479409 \h </w:instrText>
         </w:r>
         <w:r>
           <w:rPr>
@@ -595,7 +610,7 @@
             <w:noProof/>
             <w:webHidden/>
           </w:rPr>
-          <w:t>7</w:t>
+          <w:t>8</w:t>
         </w:r>
         <w:r>
           <w:rPr>
@@ -623,7 +638,7 @@
           <w14:ligatures w14:val="standardContextual"/>
         </w:rPr>
       </w:pPr>
-      <w:hyperlink w:anchor="_Toc242991890" w:history="1">
+      <w:hyperlink w:anchor="_Toc243479410" w:history="1">
         <w:r>
           <w:rPr>
             <w:rStyle w:val="Hyperlink"/>
@@ -651,7 +666,7 @@
             <w:noProof/>
             <w:webHidden/>
           </w:rPr>
-          <w:instrText xml:space="preserve"> PAGEREF _Toc242991890 \h </w:instrText>
+          <w:instrText xml:space="preserve"> PAGEREF _Toc243479410 \h </w:instrText>
         </w:r>
         <w:r>
           <w:rPr>
@@ -671,7 +686,7 @@
             <w:noProof/>
             <w:webHidden/>
           </w:rPr>
-          <w:t>8</w:t>
+          <w:t>9</w:t>
         </w:r>
         <w:r>
           <w:rPr>
@@ -699,7 +714,7 @@
           <w14:ligatures w14:val="standardContextual"/>
         </w:rPr>
       </w:pPr>
-      <w:hyperlink w:anchor="_Toc242991891" w:history="1">
+      <w:hyperlink w:anchor="_Toc243479411" w:history="1">
         <w:r>
           <w:rPr>
             <w:rStyle w:val="Hyperlink"/>
@@ -749,7 +764,7 @@
             <w:noProof/>
             <w:webHidden/>
           </w:rPr>
-          <w:instrText xml:space="preserve"> PAGEREF _Toc242991891 \h </w:instrText>
+          <w:instrText xml:space="preserve"> PAGEREF _Toc243479411 \h </w:instrText>
         </w:r>
         <w:r>
           <w:rPr>
@@ -769,7 +784,7 @@
             <w:noProof/>
             <w:webHidden/>
           </w:rPr>
-          <w:t>9</w:t>
+          <w:t>10</w:t>
         </w:r>
         <w:r>
           <w:rPr>
@@ -797,7 +812,7 @@
           <w14:ligatures w14:val="standardContextual"/>
         </w:rPr>
       </w:pPr>
-      <w:hyperlink w:anchor="_Toc242991892" w:history="1">
+      <w:hyperlink w:anchor="_Toc243479412" w:history="1">
         <w:r>
           <w:rPr>
             <w:rStyle w:val="Hyperlink"/>
@@ -825,7 +840,7 @@
             <w:noProof/>
             <w:webHidden/>
           </w:rPr>
-          <w:instrText xml:space="preserve"> PAGEREF _Toc242991892 \h </w:instrText>
+          <w:instrText xml:space="preserve"> PAGEREF _Toc243479412 \h </w:instrText>
         </w:r>
         <w:r>
           <w:rPr>
@@ -845,7 +860,7 @@
             <w:noProof/>
             <w:webHidden/>
           </w:rPr>
-          <w:t>9</w:t>
+          <w:t>10</w:t>
         </w:r>
         <w:r>
           <w:rPr>
@@ -873,7 +888,7 @@
           <w14:ligatures w14:val="standardContextual"/>
         </w:rPr>
       </w:pPr>
-      <w:hyperlink w:anchor="_Toc242991893" w:history="1">
+      <w:hyperlink w:anchor="_Toc243479413" w:history="1">
         <w:r>
           <w:rPr>
             <w:rStyle w:val="Hyperlink"/>
@@ -908,7 +923,7 @@
             <w:noProof/>
             <w:webHidden/>
           </w:rPr>
-          <w:instrText xml:space="preserve"> PAGEREF _Toc242991893 \h </w:instrText>
+          <w:instrText xml:space="preserve"> PAGEREF _Toc243479413 \h </w:instrText>
         </w:r>
         <w:r>
           <w:rPr>
@@ -928,7 +943,7 @@
             <w:noProof/>
             <w:webHidden/>
           </w:rPr>
-          <w:t>10</w:t>
+          <w:t>11</w:t>
         </w:r>
         <w:r>
           <w:rPr>
@@ -956,7 +971,7 @@
           <w14:ligatures w14:val="standardContextual"/>
         </w:rPr>
       </w:pPr>
-      <w:hyperlink w:anchor="_Toc242991894" w:history="1">
+      <w:hyperlink w:anchor="_Toc243479414" w:history="1">
         <w:r>
           <w:rPr>
             <w:rStyle w:val="Hyperlink"/>
@@ -984,7 +999,7 @@
             <w:noProof/>
             <w:webHidden/>
           </w:rPr>
-          <w:instrText xml:space="preserve"> PAGEREF _Toc242991894 \h </w:instrText>
+          <w:instrText xml:space="preserve"> PAGEREF _Toc243479414 \h </w:instrText>
         </w:r>
         <w:r>
           <w:rPr>
@@ -1004,7 +1019,7 @@
             <w:noProof/>
             <w:webHidden/>
           </w:rPr>
-          <w:t>10</w:t>
+          <w:t>11</w:t>
         </w:r>
         <w:r>
           <w:rPr>
@@ -1032,7 +1047,7 @@
           <w14:ligatures w14:val="standardContextual"/>
         </w:rPr>
       </w:pPr>
-      <w:hyperlink w:anchor="_Toc242991895" w:history="1">
+      <w:hyperlink w:anchor="_Toc243479415" w:history="1">
         <w:r>
           <w:rPr>
             <w:rStyle w:val="Hyperlink"/>
@@ -1082,7 +1097,7 @@
             <w:noProof/>
             <w:webHidden/>
           </w:rPr>
-          <w:instrText xml:space="preserve"> PAGEREF _Toc242991895 \h </w:instrText>
+          <w:instrText xml:space="preserve"> PAGEREF _Toc243479415 \h </w:instrText>
         </w:r>
         <w:r>
           <w:rPr>
@@ -1102,7 +1117,7 @@
             <w:noProof/>
             <w:webHidden/>
           </w:rPr>
-          <w:t>11</w:t>
+          <w:t>12</w:t>
         </w:r>
         <w:r>
           <w:rPr>
@@ -1130,7 +1145,7 @@
           <w14:ligatures w14:val="standardContextual"/>
         </w:rPr>
       </w:pPr>
-      <w:hyperlink w:anchor="_Toc242991896" w:history="1">
+      <w:hyperlink w:anchor="_Toc243479416" w:history="1">
         <w:r>
           <w:rPr>
             <w:rStyle w:val="Hyperlink"/>
@@ -1158,7 +1173,7 @@
             <w:noProof/>
             <w:webHidden/>
           </w:rPr>
-          <w:instrText xml:space="preserve"> PAGEREF _Toc242991896 \h </w:instrText>
+          <w:instrText xml:space="preserve"> PAGEREF _Toc243479416 \h </w:instrText>
         </w:r>
         <w:r>
           <w:rPr>
@@ -1178,7 +1193,7 @@
             <w:noProof/>
             <w:webHidden/>
           </w:rPr>
-          <w:t>11</w:t>
+          <w:t>12</w:t>
         </w:r>
         <w:r>
           <w:rPr>
@@ -1206,7 +1221,7 @@
           <w14:ligatures w14:val="standardContextual"/>
         </w:rPr>
       </w:pPr>
-      <w:hyperlink w:anchor="_Toc242991897" w:history="1">
+      <w:hyperlink w:anchor="_Toc243479417" w:history="1">
         <w:r>
           <w:rPr>
             <w:rStyle w:val="Hyperlink"/>
@@ -1241,7 +1256,7 @@
             <w:noProof/>
             <w:webHidden/>
           </w:rPr>
-          <w:instrText xml:space="preserve"> PAGEREF _Toc242991897 \h </w:instrText>
+          <w:instrText xml:space="preserve"> PAGEREF _Toc243479417 \h </w:instrText>
         </w:r>
         <w:r>
           <w:rPr>
@@ -1261,7 +1276,7 @@
             <w:noProof/>
             <w:webHidden/>
           </w:rPr>
-          <w:t>12</w:t>
+          <w:t>13</w:t>
         </w:r>
         <w:r>
           <w:rPr>
@@ -1289,7 +1304,7 @@
           <w14:ligatures w14:val="standardContextual"/>
         </w:rPr>
       </w:pPr>
-      <w:hyperlink w:anchor="_Toc242991898" w:history="1">
+      <w:hyperlink w:anchor="_Toc243479418" w:history="1">
         <w:r>
           <w:rPr>
             <w:rStyle w:val="Hyperlink"/>
@@ -1324,7 +1339,7 @@
             <w:noProof/>
             <w:webHidden/>
           </w:rPr>
-          <w:instrText xml:space="preserve"> PAGEREF _Toc242991898 \h </w:instrText>
+          <w:instrText xml:space="preserve"> PAGEREF _Toc243479418 \h </w:instrText>
         </w:r>
         <w:r>
           <w:rPr>
@@ -1344,7 +1359,7 @@
             <w:noProof/>
             <w:webHidden/>
           </w:rPr>
-          <w:t>13</w:t>
+          <w:t>14</w:t>
         </w:r>
         <w:r>
           <w:rPr>
@@ -1372,7 +1387,7 @@
           <w14:ligatures w14:val="standardContextual"/>
         </w:rPr>
       </w:pPr>
-      <w:hyperlink w:anchor="_Toc242991899" w:history="1">
+      <w:hyperlink w:anchor="_Toc243479419" w:history="1">
         <w:r>
           <w:rPr>
             <w:rStyle w:val="Hyperlink"/>
@@ -1407,7 +1422,7 @@
             <w:noProof/>
             <w:webHidden/>
           </w:rPr>
-          <w:instrText xml:space="preserve"> PAGEREF _Toc242991899 \h </w:instrText>
+          <w:instrText xml:space="preserve"> PAGEREF _Toc243479419 \h </w:instrText>
         </w:r>
         <w:r>
           <w:rPr>
@@ -1427,7 +1442,7 @@
             <w:noProof/>
             <w:webHidden/>
           </w:rPr>
-          <w:t>14</w:t>
+          <w:t>15</w:t>
         </w:r>
         <w:r>
           <w:rPr>
@@ -1455,7 +1470,7 @@
           <w14:ligatures w14:val="standardContextual"/>
         </w:rPr>
       </w:pPr>
-      <w:hyperlink w:anchor="_Toc242991900" w:history="1">
+      <w:hyperlink w:anchor="_Toc243479420" w:history="1">
         <w:r>
           <w:rPr>
             <w:rStyle w:val="Hyperlink"/>
@@ -1483,7 +1498,7 @@
             <w:noProof/>
             <w:webHidden/>
           </w:rPr>
-          <w:instrText xml:space="preserve"> PAGEREF _Toc242991900 \h </w:instrText>
+          <w:instrText xml:space="preserve"> PAGEREF _Toc243479420 \h </w:instrText>
         </w:r>
         <w:r>
           <w:rPr>
@@ -1503,7 +1518,7 @@
             <w:noProof/>
             <w:webHidden/>
           </w:rPr>
-          <w:t>14</w:t>
+          <w:t>15</w:t>
         </w:r>
         <w:r>
           <w:rPr>
@@ -1531,7 +1546,7 @@
           <w14:ligatures w14:val="standardContextual"/>
         </w:rPr>
       </w:pPr>
-      <w:hyperlink w:anchor="_Toc242991901" w:history="1">
+      <w:hyperlink w:anchor="_Toc243479421" w:history="1">
         <w:r>
           <w:rPr>
             <w:rStyle w:val="Hyperlink"/>
@@ -1558,7 +1573,7 @@
             <w:noProof/>
             <w:webHidden/>
           </w:rPr>
-          <w:instrText xml:space="preserve"> PAGEREF _Toc242991901 \h </w:instrText>
+          <w:instrText xml:space="preserve"> PAGEREF _Toc243479421 \h </w:instrText>
         </w:r>
         <w:r>
           <w:rPr>
@@ -1578,7 +1593,7 @@
             <w:noProof/>
             <w:webHidden/>
           </w:rPr>
-          <w:t>14</w:t>
+          <w:t>15</w:t>
         </w:r>
         <w:r>
           <w:rPr>
@@ -1606,7 +1621,7 @@
           <w14:ligatures w14:val="standardContextual"/>
         </w:rPr>
       </w:pPr>
-      <w:hyperlink w:anchor="_Toc242991902" w:history="1">
+      <w:hyperlink w:anchor="_Toc243479422" w:history="1">
         <w:r>
           <w:rPr>
             <w:rStyle w:val="Hyperlink"/>
@@ -1634,7 +1649,7 @@
             <w:noProof/>
             <w:webHidden/>
           </w:rPr>
-          <w:instrText xml:space="preserve"> PAGEREF _Toc242991902 \h </w:instrText>
+          <w:instrText xml:space="preserve"> PAGEREF _Toc243479422 \h </w:instrText>
         </w:r>
         <w:r>
           <w:rPr>
@@ -1654,7 +1669,7 @@
             <w:noProof/>
             <w:webHidden/>
           </w:rPr>
-          <w:t>15</w:t>
+          <w:t>16</w:t>
         </w:r>
         <w:r>
           <w:rPr>
@@ -1682,7 +1697,7 @@
           <w14:ligatures w14:val="standardContextual"/>
         </w:rPr>
       </w:pPr>
-      <w:hyperlink w:anchor="_Toc242991903" w:history="1">
+      <w:hyperlink w:anchor="_Toc243479423" w:history="1">
         <w:r>
           <w:rPr>
             <w:rStyle w:val="Hyperlink"/>
@@ -1747,7 +1762,7 @@
             <w:noProof/>
             <w:webHidden/>
           </w:rPr>
-          <w:instrText xml:space="preserve"> PAGEREF _Toc242991903 \h </w:instrText>
+          <w:instrText xml:space="preserve"> PAGEREF _Toc243479423 \h </w:instrText>
         </w:r>
         <w:r>
           <w:rPr>
@@ -1767,7 +1782,7 @@
             <w:noProof/>
             <w:webHidden/>
           </w:rPr>
-          <w:t>16</w:t>
+          <w:t>17</w:t>
         </w:r>
         <w:r>
           <w:rPr>
@@ -1795,7 +1810,7 @@
           <w14:ligatures w14:val="standardContextual"/>
         </w:rPr>
       </w:pPr>
-      <w:hyperlink w:anchor="_Toc242991904" w:history="1">
+      <w:hyperlink w:anchor="_Toc243479424" w:history="1">
         <w:r>
           <w:rPr>
             <w:rStyle w:val="Hyperlink"/>
@@ -1823,7 +1838,7 @@
             <w:noProof/>
             <w:webHidden/>
           </w:rPr>
-          <w:instrText xml:space="preserve"> PAGEREF _Toc242991904 \h </w:instrText>
+          <w:instrText xml:space="preserve"> PAGEREF _Toc243479424 \h </w:instrText>
         </w:r>
         <w:r>
           <w:rPr>
@@ -1843,7 +1858,7 @@
             <w:noProof/>
             <w:webHidden/>
           </w:rPr>
-          <w:t>17</w:t>
+          <w:t>18</w:t>
         </w:r>
         <w:r>
           <w:rPr>
@@ -1871,7 +1886,7 @@
           <w14:ligatures w14:val="standardContextual"/>
         </w:rPr>
       </w:pPr>
-      <w:hyperlink w:anchor="_Toc242991905" w:history="1">
+      <w:hyperlink w:anchor="_Toc243479425" w:history="1">
         <w:r>
           <w:rPr>
             <w:rStyle w:val="Hyperlink"/>
@@ -1906,7 +1921,7 @@
             <w:noProof/>
             <w:webHidden/>
           </w:rPr>
-          <w:instrText xml:space="preserve"> PAGEREF _Toc242991905 \h </w:instrText>
+          <w:instrText xml:space="preserve"> PAGEREF _Toc243479425 \h </w:instrText>
         </w:r>
         <w:r>
           <w:rPr>
@@ -1926,7 +1941,7 @@
             <w:noProof/>
             <w:webHidden/>
           </w:rPr>
-          <w:t>18</w:t>
+          <w:t>19</w:t>
         </w:r>
         <w:r>
           <w:rPr>
@@ -1954,7 +1969,7 @@
           <w14:ligatures w14:val="standardContextual"/>
         </w:rPr>
       </w:pPr>
-      <w:hyperlink w:anchor="_Toc242991906" w:history="1">
+      <w:hyperlink w:anchor="_Toc243479426" w:history="1">
         <w:r>
           <w:rPr>
             <w:rStyle w:val="Hyperlink"/>
@@ -2011,7 +2026,7 @@
             <w:noProof/>
             <w:webHidden/>
           </w:rPr>
-          <w:instrText xml:space="preserve"> PAGEREF _Toc242991906 \h </w:instrText>
+          <w:instrText xml:space="preserve"> PAGEREF _Toc243479426 \h </w:instrText>
         </w:r>
         <w:r>
           <w:rPr>
@@ -2031,7 +2046,7 @@
             <w:noProof/>
             <w:webHidden/>
           </w:rPr>
-          <w:t>19</w:t>
+          <w:t>20</w:t>
         </w:r>
         <w:r>
           <w:rPr>
@@ -2059,7 +2074,7 @@
           <w14:ligatures w14:val="standardContextual"/>
         </w:rPr>
       </w:pPr>
-      <w:hyperlink w:anchor="_Toc242991907" w:history="1">
+      <w:hyperlink w:anchor="_Toc243479427" w:history="1">
         <w:r>
           <w:rPr>
             <w:rStyle w:val="Hyperlink"/>
@@ -2087,7 +2102,7 @@
             <w:noProof/>
             <w:webHidden/>
           </w:rPr>
-          <w:instrText xml:space="preserve"> PAGEREF _Toc242991907 \h </w:instrText>
+          <w:instrText xml:space="preserve"> PAGEREF _Toc243479427 \h </w:instrText>
         </w:r>
         <w:r>
           <w:rPr>
@@ -2107,7 +2122,7 @@
             <w:noProof/>
             <w:webHidden/>
           </w:rPr>
-          <w:t>20</w:t>
+          <w:t>21</w:t>
         </w:r>
         <w:r>
           <w:rPr>
@@ -2135,7 +2150,7 @@
           <w14:ligatures w14:val="standardContextual"/>
         </w:rPr>
       </w:pPr>
-      <w:hyperlink w:anchor="_Toc242991908" w:history="1">
+      <w:hyperlink w:anchor="_Toc243479428" w:history="1">
         <w:r>
           <w:rPr>
             <w:rStyle w:val="Hyperlink"/>
@@ -2185,7 +2200,7 @@
             <w:noProof/>
             <w:webHidden/>
           </w:rPr>
-          <w:instrText xml:space="preserve"> PAGEREF _Toc242991908 \h </w:instrText>
+          <w:instrText xml:space="preserve"> PAGEREF _Toc243479428 \h </w:instrText>
         </w:r>
         <w:r>
           <w:rPr>
@@ -2205,7 +2220,7 @@
             <w:noProof/>
             <w:webHidden/>
           </w:rPr>
-          <w:t>21</w:t>
+          <w:t>22</w:t>
         </w:r>
         <w:r>
           <w:rPr>
@@ -2233,7 +2248,7 @@
           <w14:ligatures w14:val="standardContextual"/>
         </w:rPr>
       </w:pPr>
-      <w:hyperlink w:anchor="_Toc242991909" w:history="1">
+      <w:hyperlink w:anchor="_Toc243479429" w:history="1">
         <w:r>
           <w:rPr>
             <w:rStyle w:val="Hyperlink"/>
@@ -2261,7 +2276,7 @@
             <w:noProof/>
             <w:webHidden/>
           </w:rPr>
-          <w:instrText xml:space="preserve"> PAGEREF _Toc242991909 \h </w:instrText>
+          <w:instrText xml:space="preserve"> PAGEREF _Toc243479429 \h </w:instrText>
         </w:r>
         <w:r>
           <w:rPr>
@@ -2281,7 +2296,7 @@
             <w:noProof/>
             <w:webHidden/>
           </w:rPr>
-          <w:t>22</w:t>
+          <w:t>23</w:t>
         </w:r>
         <w:r>
           <w:rPr>
@@ -2309,7 +2324,7 @@
           <w14:ligatures w14:val="standardContextual"/>
         </w:rPr>
       </w:pPr>
-      <w:hyperlink w:anchor="_Toc242991910" w:history="1">
+      <w:hyperlink w:anchor="_Toc243479430" w:history="1">
         <w:r>
           <w:rPr>
             <w:rStyle w:val="Hyperlink"/>
@@ -2337,7 +2352,7 @@
             <w:noProof/>
             <w:webHidden/>
           </w:rPr>
-          <w:instrText xml:space="preserve"> PAGEREF _Toc242991910 \h </w:instrText>
+          <w:instrText xml:space="preserve"> PAGEREF _Toc243479430 \h </w:instrText>
         </w:r>
         <w:r>
           <w:rPr>
@@ -2357,7 +2372,7 @@
             <w:noProof/>
             <w:webHidden/>
           </w:rPr>
-          <w:t>22</w:t>
+          <w:t>23</w:t>
         </w:r>
         <w:r>
           <w:rPr>
@@ -2385,7 +2400,7 @@
           <w14:ligatures w14:val="standardContextual"/>
         </w:rPr>
       </w:pPr>
-      <w:hyperlink w:anchor="_Toc242991911" w:history="1">
+      <w:hyperlink w:anchor="_Toc243479431" w:history="1">
         <w:r>
           <w:rPr>
             <w:rStyle w:val="Hyperlink"/>
@@ -2420,7 +2435,7 @@
             <w:noProof/>
             <w:webHidden/>
           </w:rPr>
-          <w:instrText xml:space="preserve"> PAGEREF _Toc242991911 \h </w:instrText>
+          <w:instrText xml:space="preserve"> PAGEREF _Toc243479431 \h </w:instrText>
         </w:r>
         <w:r>
           <w:rPr>
@@ -2440,7 +2455,7 @@
             <w:noProof/>
             <w:webHidden/>
           </w:rPr>
-          <w:t>23</w:t>
+          <w:t>24</w:t>
         </w:r>
         <w:r>
           <w:rPr>
@@ -2468,7 +2483,7 @@
           <w14:ligatures w14:val="standardContextual"/>
         </w:rPr>
       </w:pPr>
-      <w:hyperlink w:anchor="_Toc242991912" w:history="1">
+      <w:hyperlink w:anchor="_Toc243479432" w:history="1">
         <w:r>
           <w:rPr>
             <w:rStyle w:val="Hyperlink"/>
@@ -2503,7 +2518,7 @@
             <w:noProof/>
             <w:webHidden/>
           </w:rPr>
-          <w:instrText xml:space="preserve"> PAGEREF _Toc242991912 \h </w:instrText>
+          <w:instrText xml:space="preserve"> PAGEREF _Toc243479432 \h </w:instrText>
         </w:r>
         <w:r>
           <w:rPr>
@@ -2523,7 +2538,7 @@
             <w:noProof/>
             <w:webHidden/>
           </w:rPr>
-          <w:t>23</w:t>
+          <w:t>24</w:t>
         </w:r>
         <w:r>
           <w:rPr>
@@ -2551,7 +2566,7 @@
           <w14:ligatures w14:val="standardContextual"/>
         </w:rPr>
       </w:pPr>
-      <w:hyperlink w:anchor="_Toc242991913" w:history="1">
+      <w:hyperlink w:anchor="_Toc243479433" w:history="1">
         <w:r>
           <w:rPr>
             <w:rStyle w:val="Hyperlink"/>
@@ -2594,7 +2609,7 @@
             <w:noProof/>
             <w:webHidden/>
           </w:rPr>
-          <w:instrText xml:space="preserve"> PAGEREF _Toc242991913 \h </w:instrText>
+          <w:instrText xml:space="preserve"> PAGEREF _Toc243479433 \h </w:instrText>
         </w:r>
         <w:r>
           <w:rPr>
@@ -2614,7 +2629,90 @@
             <w:noProof/>
             <w:webHidden/>
           </w:rPr>
-          <w:t>24</w:t>
+          <w:t>25</w:t>
+        </w:r>
+        <w:r>
+          <w:rPr>
+            <w:noProof/>
+            <w:webHidden/>
+          </w:rPr>
+          <w:fldChar w:fldCharType="end"/>
+        </w:r>
+      </w:hyperlink>
+    </w:p>
+    <w:p>
+      <w:pPr>
+        <w:pStyle w:val="TOC2"/>
+        <w:tabs>
+          <w:tab w:val="right" w:leader="dot" w:pos="9880"/>
+        </w:tabs>
+        <w:rPr>
+          <w:rFonts w:asciiTheme="minorHAnsi" w:eastAsiaTheme="minorEastAsia" w:hAnsiTheme="minorHAnsi"/>
+          <w:noProof/>
+          <w:color w:val="auto"/>
+          <w:kern w:val="2"/>
+          <w:sz w:val="24"/>
+          <w:szCs w:val="24"/>
+          <w:lang w:val="de-DE" w:eastAsia="de-DE"/>
+          <w14:ligatures w14:val="standardContextual"/>
+        </w:rPr>
+      </w:pPr>
+      <w:hyperlink w:anchor="_Toc243479434" w:history="1">
+        <w:r>
+          <w:rPr>
+            <w:rStyle w:val="Hyperlink"/>
+            <w:noProof/>
+          </w:rPr>
+          <w:t xml:space="preserve">LightSuite </w:t>
+        </w:r>
+        <w:r>
+          <w:rPr>
+            <w:rStyle w:val="Hyperlink"/>
+            <w:rFonts w:hint="eastAsia"/>
+            <w:noProof/>
+          </w:rPr>
+          <w:t>引导式图谱配准</w:t>
+        </w:r>
+        <w:r>
+          <w:rPr>
+            <w:noProof/>
+            <w:webHidden/>
+          </w:rPr>
+          <w:tab/>
+        </w:r>
+        <w:r>
+          <w:rPr>
+            <w:noProof/>
+            <w:webHidden/>
+          </w:rPr>
+          <w:fldChar w:fldCharType="begin"/>
+        </w:r>
+        <w:r>
+          <w:rPr>
+            <w:noProof/>
+            <w:webHidden/>
+          </w:rPr>
+          <w:instrText xml:space="preserve"> PAGEREF _Toc243479434 \h </w:instrText>
+        </w:r>
+        <w:r>
+          <w:rPr>
+            <w:noProof/>
+            <w:webHidden/>
+          </w:rPr>
+        </w:r>
+        <w:r>
+          <w:rPr>
+            <w:noProof/>
+            <w:webHidden/>
+          </w:rPr>
+          <w:fldChar w:fldCharType="separate"/>
+        </w:r>
+        <w:r>
+          <w:rPr>
+            <w:noProof/>
+            <w:webHidden/>
+          </w:rPr>
+          <w:t>26</w:t>
         </w:r>
         <w:r>
           <w:rPr>
@@ -2642,7 +2740,7 @@
           <w14:ligatures w14:val="standardContextual"/>
         </w:rPr>
       </w:pPr>
-      <w:hyperlink w:anchor="_Toc242991914" w:history="1">
+      <w:hyperlink w:anchor="_Toc243479435" w:history="1">
         <w:r>
           <w:rPr>
             <w:rStyle w:val="Hyperlink"/>
@@ -2692,7 +2790,7 @@
             <w:noProof/>
             <w:webHidden/>
           </w:rPr>
-          <w:instrText xml:space="preserve"> PAGEREF _Toc242991914 \h </w:instrText>
+          <w:instrText xml:space="preserve"> PAGEREF _Toc243479435 \h </w:instrText>
         </w:r>
         <w:r>
           <w:rPr>
@@ -2712,7 +2810,7 @@
             <w:noProof/>
             <w:webHidden/>
           </w:rPr>
-          <w:t>26</w:t>
+          <w:t>33</w:t>
         </w:r>
         <w:r>
           <w:rPr>
@@ -2740,7 +2838,7 @@
           <w14:ligatures w14:val="standardContextual"/>
         </w:rPr>
       </w:pPr>
-      <w:hyperlink w:anchor="_Toc242991915" w:history="1">
+      <w:hyperlink w:anchor="_Toc243479436" w:history="1">
         <w:r>
           <w:rPr>
             <w:rStyle w:val="Hyperlink"/>
@@ -2782,7 +2880,7 @@
             <w:noProof/>
             <w:webHidden/>
           </w:rPr>
-          <w:instrText xml:space="preserve"> PAGEREF _Toc242991915 \h </w:instrText>
+          <w:instrText xml:space="preserve"> PAGEREF _Toc243479436 \h </w:instrText>
         </w:r>
         <w:r>
           <w:rPr>
@@ -2802,7 +2900,7 @@
             <w:noProof/>
             <w:webHidden/>
           </w:rPr>
-          <w:t>26</w:t>
+          <w:t>33</w:t>
         </w:r>
         <w:r>
           <w:rPr>
@@ -2830,7 +2928,7 @@
           <w14:ligatures w14:val="standardContextual"/>
         </w:rPr>
       </w:pPr>
-      <w:hyperlink w:anchor="_Toc242991916" w:history="1">
+      <w:hyperlink w:anchor="_Toc243479437" w:history="1">
         <w:r>
           <w:rPr>
             <w:rStyle w:val="Hyperlink"/>
@@ -2858,7 +2956,7 @@
             <w:noProof/>
             <w:webHidden/>
           </w:rPr>
-          <w:instrText xml:space="preserve"> PAGEREF _Toc242991916 \h </w:instrText>
+          <w:instrText xml:space="preserve"> PAGEREF _Toc243479437 \h </w:instrText>
         </w:r>
         <w:r>
           <w:rPr>
@@ -2878,7 +2976,7 @@
             <w:noProof/>
             <w:webHidden/>
           </w:rPr>
-          <w:t>27</w:t>
+          <w:t>34</w:t>
         </w:r>
         <w:r>
           <w:rPr>
@@ -2906,7 +3004,7 @@
           <w14:ligatures w14:val="standardContextual"/>
         </w:rPr>
       </w:pPr>
-      <w:hyperlink w:anchor="_Toc242991917" w:history="1">
+      <w:hyperlink w:anchor="_Toc243479438" w:history="1">
         <w:r>
           <w:rPr>
             <w:rStyle w:val="Hyperlink"/>
@@ -2941,7 +3039,7 @@
             <w:noProof/>
             <w:webHidden/>
           </w:rPr>
-          <w:instrText xml:space="preserve"> PAGEREF _Toc242991917 \h </w:instrText>
+          <w:instrText xml:space="preserve"> PAGEREF _Toc243479438 \h </w:instrText>
         </w:r>
         <w:r>
           <w:rPr>
@@ -2961,7 +3059,7 @@
             <w:noProof/>
             <w:webHidden/>
           </w:rPr>
-          <w:t>29</w:t>
+          <w:t>36</w:t>
         </w:r>
         <w:r>
           <w:rPr>
@@ -2989,7 +3087,7 @@
           <w14:ligatures w14:val="standardContextual"/>
         </w:rPr>
       </w:pPr>
-      <w:hyperlink w:anchor="_Toc242991918" w:history="1">
+      <w:hyperlink w:anchor="_Toc243479439" w:history="1">
         <w:r>
           <w:rPr>
             <w:rStyle w:val="Hyperlink"/>
@@ -3046,7 +3144,7 @@
             <w:noProof/>
             <w:webHidden/>
           </w:rPr>
-          <w:instrText xml:space="preserve"> PAGEREF _Toc242991918 \h </w:instrText>
+          <w:instrText xml:space="preserve"> PAGEREF _Toc243479439 \h </w:instrText>
         </w:r>
         <w:r>
           <w:rPr>
@@ -3066,7 +3164,7 @@
             <w:noProof/>
             <w:webHidden/>
           </w:rPr>
-          <w:t>31</w:t>
+          <w:t>38</w:t>
         </w:r>
         <w:r>
           <w:rPr>
@@ -3094,7 +3192,7 @@
           <w14:ligatures w14:val="standardContextual"/>
         </w:rPr>
       </w:pPr>
-      <w:hyperlink w:anchor="_Toc242991919" w:history="1">
+      <w:hyperlink w:anchor="_Toc243479440" w:history="1">
         <w:r>
           <w:rPr>
             <w:rStyle w:val="Hyperlink"/>
@@ -3122,7 +3220,7 @@
             <w:noProof/>
             <w:webHidden/>
           </w:rPr>
-          <w:instrText xml:space="preserve"> PAGEREF _Toc242991919 \h </w:instrText>
+          <w:instrText xml:space="preserve"> PAGEREF _Toc243479440 \h </w:instrText>
         </w:r>
         <w:r>
           <w:rPr>
@@ -3142,7 +3240,7 @@
             <w:noProof/>
             <w:webHidden/>
           </w:rPr>
-          <w:t>31</w:t>
+          <w:t>38</w:t>
         </w:r>
         <w:r>
           <w:rPr>
@@ -3170,7 +3268,7 @@
           <w14:ligatures w14:val="standardContextual"/>
         </w:rPr>
       </w:pPr>
-      <w:hyperlink w:anchor="_Toc242991920" w:history="1">
+      <w:hyperlink w:anchor="_Toc243479441" w:history="1">
         <w:r>
           <w:rPr>
             <w:rStyle w:val="Hyperlink"/>
@@ -3205,7 +3303,7 @@
             <w:noProof/>
             <w:webHidden/>
           </w:rPr>
-          <w:instrText xml:space="preserve"> PAGEREF _Toc242991920 \h </w:instrText>
+          <w:instrText xml:space="preserve"> PAGEREF _Toc243479441 \h </w:instrText>
         </w:r>
         <w:r>
           <w:rPr>
@@ -3225,7 +3323,7 @@
             <w:noProof/>
             <w:webHidden/>
           </w:rPr>
-          <w:t>32</w:t>
+          <w:t>39</w:t>
         </w:r>
         <w:r>
           <w:rPr>
@@ -3253,7 +3351,7 @@
           <w14:ligatures w14:val="standardContextual"/>
         </w:rPr>
       </w:pPr>
-      <w:hyperlink w:anchor="_Toc242991921" w:history="1">
+      <w:hyperlink w:anchor="_Toc243479442" w:history="1">
         <w:r>
           <w:rPr>
             <w:rStyle w:val="Hyperlink"/>
@@ -3288,7 +3386,7 @@
             <w:noProof/>
             <w:webHidden/>
           </w:rPr>
-          <w:instrText xml:space="preserve"> PAGEREF _Toc242991921 \h </w:instrText>
+          <w:instrText xml:space="preserve"> PAGEREF _Toc243479442 \h </w:instrText>
         </w:r>
         <w:r>
           <w:rPr>
@@ -3308,7 +3406,7 @@
             <w:noProof/>
             <w:webHidden/>
           </w:rPr>
-          <w:t>33</w:t>
+          <w:t>40</w:t>
         </w:r>
         <w:r>
           <w:rPr>
@@ -3336,7 +3434,7 @@
           <w14:ligatures w14:val="standardContextual"/>
         </w:rPr>
       </w:pPr>
-      <w:hyperlink w:anchor="_Toc242991922" w:history="1">
+      <w:hyperlink w:anchor="_Toc243479443" w:history="1">
         <w:r>
           <w:rPr>
             <w:rStyle w:val="Hyperlink"/>
@@ -3364,7 +3462,7 @@
             <w:noProof/>
             <w:webHidden/>
           </w:rPr>
-          <w:instrText xml:space="preserve"> PAGEREF _Toc242991922 \h </w:instrText>
+          <w:instrText xml:space="preserve"> PAGEREF _Toc243479443 \h </w:instrText>
         </w:r>
         <w:r>
           <w:rPr>
@@ -3384,7 +3482,7 @@
             <w:noProof/>
             <w:webHidden/>
           </w:rPr>
-          <w:t>33</w:t>
+          <w:t>40</w:t>
         </w:r>
         <w:r>
           <w:rPr>
@@ -3412,7 +3510,7 @@
           <w14:ligatures w14:val="standardContextual"/>
         </w:rPr>
       </w:pPr>
-      <w:hyperlink w:anchor="_Toc242991923" w:history="1">
+      <w:hyperlink w:anchor="_Toc243479444" w:history="1">
         <w:r>
           <w:rPr>
             <w:rStyle w:val="Hyperlink"/>
@@ -3447,7 +3545,7 @@
             <w:noProof/>
             <w:webHidden/>
           </w:rPr>
-          <w:instrText xml:space="preserve"> PAGEREF _Toc242991923 \h </w:instrText>
+          <w:instrText xml:space="preserve"> PAGEREF _Toc243479444 \h </w:instrText>
         </w:r>
         <w:r>
           <w:rPr>
@@ -3467,7 +3565,7 @@
             <w:noProof/>
             <w:webHidden/>
           </w:rPr>
-          <w:t>34</w:t>
+          <w:t>41</w:t>
         </w:r>
         <w:r>
           <w:rPr>
@@ -3495,7 +3593,7 @@
           <w14:ligatures w14:val="standardContextual"/>
         </w:rPr>
       </w:pPr>
-      <w:hyperlink w:anchor="_Toc242991924" w:history="1">
+      <w:hyperlink w:anchor="_Toc243479445" w:history="1">
         <w:r>
           <w:rPr>
             <w:rStyle w:val="Hyperlink"/>
@@ -3530,7 +3628,7 @@
             <w:noProof/>
             <w:webHidden/>
           </w:rPr>
-          <w:instrText xml:space="preserve"> PAGEREF _Toc242991924 \h </w:instrText>
+          <w:instrText xml:space="preserve"> PAGEREF _Toc243479445 \h </w:instrText>
         </w:r>
         <w:r>
           <w:rPr>
@@ -3550,7 +3648,7 @@
             <w:noProof/>
             <w:webHidden/>
           </w:rPr>
-          <w:t>35</w:t>
+          <w:t>42</w:t>
         </w:r>
         <w:r>
           <w:rPr>
@@ -3578,7 +3676,7 @@
           <w14:ligatures w14:val="standardContextual"/>
         </w:rPr>
       </w:pPr>
-      <w:hyperlink w:anchor="_Toc242991925" w:history="1">
+      <w:hyperlink w:anchor="_Toc243479446" w:history="1">
         <w:r>
           <w:rPr>
             <w:rStyle w:val="Hyperlink"/>
@@ -3606,7 +3704,7 @@
             <w:noProof/>
             <w:webHidden/>
           </w:rPr>
-          <w:instrText xml:space="preserve"> PAGEREF _Toc242991925 \h </w:instrText>
+          <w:instrText xml:space="preserve"> PAGEREF _Toc243479446 \h </w:instrText>
         </w:r>
         <w:r>
           <w:rPr>
@@ -3626,7 +3724,7 @@
             <w:noProof/>
             <w:webHidden/>
           </w:rPr>
-          <w:t>36</w:t>
+          <w:t>43</w:t>
         </w:r>
         <w:r>
           <w:rPr>
@@ -3654,7 +3752,7 @@
           <w14:ligatures w14:val="standardContextual"/>
         </w:rPr>
       </w:pPr>
-      <w:hyperlink w:anchor="_Toc242991926" w:history="1">
+      <w:hyperlink w:anchor="_Toc243479447" w:history="1">
         <w:r>
           <w:rPr>
             <w:rStyle w:val="Hyperlink"/>
@@ -3682,7 +3780,7 @@
             <w:noProof/>
             <w:webHidden/>
           </w:rPr>
-          <w:instrText xml:space="preserve"> PAGEREF _Toc242991926 \h </w:instrText>
+          <w:instrText xml:space="preserve"> PAGEREF _Toc243479447 \h </w:instrText>
         </w:r>
         <w:r>
           <w:rPr>
@@ -3702,7 +3800,7 @@
             <w:noProof/>
             <w:webHidden/>
           </w:rPr>
-          <w:t>37</w:t>
+          <w:t>44</w:t>
         </w:r>
         <w:r>
           <w:rPr>
@@ -3714,30 +3812,12 @@
       </w:hyperlink>
     </w:p>
     <w:p>
-      <w:pPr>
-        <w:spacing w:after="0" w:line="20" w:lineRule="exact"/>
-        <w:rPr>
-          <w:sz w:val="2"/>
-        </w:rPr>
-      </w:pPr>
-      <w:r>
-        <w:rPr>
-          <w:sz w:val="2"/>
-        </w:rPr>
+      <w:r>
         <w:fldChar w:fldCharType="end"/>
       </w:r>
     </w:p>
     <w:p>
-      <w:pPr>
-        <w:spacing w:after="0" w:line="20" w:lineRule="exact"/>
-        <w:rPr>
-          <w:sz w:val="2"/>
-        </w:rPr>
-      </w:pPr>
-      <w:r>
-        <w:rPr>
-          <w:sz w:val="2"/>
-        </w:rPr>
+      <w:r>
         <w:br w:type="page"/>
       </w:r>
     </w:p>
@@ -3851,7 +3931,7 @@
         <w:pStyle w:val="Heading1"/>
         <w:pageBreakBefore/>
       </w:pPr>
-      <w:bookmarkStart w:id="0" w:name="_Toc242991884"/>
+      <w:bookmarkStart w:id="0" w:name="_Toc243479404"/>
       <w:r>
         <w:rPr>
           <w:b w:val="0"/>
@@ -3871,7 +3951,7 @@
       <w:pPr>
         <w:pStyle w:val="Heading2"/>
       </w:pPr>
-      <w:bookmarkStart w:id="1" w:name="_Toc242991885"/>
+      <w:bookmarkStart w:id="1" w:name="_Toc243479405"/>
       <w:r>
         <w:rPr>
           <w:b w:val="0"/>
@@ -4100,7 +4180,7 @@
       <w:pPr>
         <w:pStyle w:val="Heading2"/>
       </w:pPr>
-      <w:bookmarkStart w:id="2" w:name="_Toc242991886"/>
+      <w:bookmarkStart w:id="2" w:name="_Toc243479406"/>
       <w:r>
         <w:rPr>
           <w:b w:val="0"/>
@@ -4155,7 +4235,7 @@
         <w:pStyle w:val="Heading1"/>
         <w:pageBreakBefore/>
       </w:pPr>
-      <w:bookmarkStart w:id="3" w:name="_Toc242991887"/>
+      <w:bookmarkStart w:id="3" w:name="_Toc243479407"/>
       <w:r>
         <w:rPr>
           <w:b w:val="0"/>
@@ -4645,7 +4725,7 @@
       <w:pPr>
         <w:pStyle w:val="Heading2"/>
       </w:pPr>
-      <w:bookmarkStart w:id="4" w:name="_Toc242991888"/>
+      <w:bookmarkStart w:id="4" w:name="_Toc243479408"/>
       <w:r>
         <w:rPr>
           <w:b w:val="0"/>
@@ -4687,7 +4767,7 @@
       <w:pPr>
         <w:pStyle w:val="Heading1"/>
       </w:pPr>
-      <w:bookmarkStart w:id="5" w:name="_Toc242991889"/>
+      <w:bookmarkStart w:id="5" w:name="_Toc243479409"/>
       <w:r>
         <w:rPr>
           <w:b w:val="0"/>
@@ -4730,7 +4810,7 @@
           <w:noProof/>
         </w:rPr>
         <w:drawing>
-          <wp:inline distT="0" distB="0" distL="0" distR="0" wp14:anchorId="2DE7CAB8" wp14:editId="3058C89D">
+          <wp:inline distT="0" distB="0" distL="0" distR="0" wp14:anchorId="0FE8ADD1" wp14:editId="6C60E511">
             <wp:extent cx="9962147" cy="6309360"/>
             <wp:effectExtent l="0" t="0" r="0" b="0"/>
             <wp:docPr id="2" name="Picture 2" descr="Studio workflow overview"/>
@@ -4900,7 +4980,7 @@
       <w:pPr>
         <w:pStyle w:val="Heading2"/>
       </w:pPr>
-      <w:bookmarkStart w:id="6" w:name="_Toc242991890"/>
+      <w:bookmarkStart w:id="6" w:name="_Toc243479410"/>
       <w:r>
         <w:rPr>
           <w:b w:val="0"/>
@@ -4974,7 +5054,7 @@
         <w:pStyle w:val="Heading1"/>
         <w:pageBreakBefore/>
       </w:pPr>
-      <w:bookmarkStart w:id="7" w:name="_Toc242991891"/>
+      <w:bookmarkStart w:id="7" w:name="_Toc243479411"/>
       <w:r>
         <w:rPr>
           <w:b w:val="0"/>
@@ -5162,7 +5242,7 @@
       <w:pPr>
         <w:pStyle w:val="Heading2"/>
       </w:pPr>
-      <w:bookmarkStart w:id="8" w:name="_Toc242991892"/>
+      <w:bookmarkStart w:id="8" w:name="_Toc243479412"/>
       <w:r>
         <w:rPr>
           <w:b w:val="0"/>
@@ -5192,7 +5272,7 @@
         <w:pStyle w:val="Heading1"/>
         <w:pageBreakBefore/>
       </w:pPr>
-      <w:bookmarkStart w:id="9" w:name="_Toc242991893"/>
+      <w:bookmarkStart w:id="9" w:name="_Toc243479413"/>
       <w:r>
         <w:rPr>
           <w:b w:val="0"/>
@@ -5331,7 +5411,7 @@
       <w:pPr>
         <w:pStyle w:val="Heading2"/>
       </w:pPr>
-      <w:bookmarkStart w:id="10" w:name="_Toc242991894"/>
+      <w:bookmarkStart w:id="10" w:name="_Toc243479414"/>
       <w:r>
         <w:rPr>
           <w:b w:val="0"/>
@@ -5373,7 +5453,7 @@
         <w:pStyle w:val="Heading1"/>
         <w:pageBreakBefore/>
       </w:pPr>
-      <w:bookmarkStart w:id="11" w:name="_Toc242991895"/>
+      <w:bookmarkStart w:id="11" w:name="_Toc243479415"/>
       <w:r>
         <w:rPr>
           <w:b w:val="0"/>
@@ -5467,7 +5547,10 @@
         <w:t>运行</w:t>
       </w:r>
       <w:r>
-        <w:t xml:space="preserve"> QC</w:t>
+        <w:t xml:space="preserve"> </w:t>
+      </w:r>
+      <w:r>
+        <w:t>QC</w:t>
       </w:r>
       <w:r>
         <w:t>，选</w:t>
@@ -5497,7 +5580,10 @@
         <w:ind w:left="317" w:hanging="259"/>
       </w:pPr>
       <w:r>
-        <w:t xml:space="preserve">6. Imregdemons </w:t>
+        <w:t xml:space="preserve">6. </w:t>
+      </w:r>
+      <w:r>
+        <w:t xml:space="preserve">Imregdemons </w:t>
       </w:r>
       <w:r>
         <w:t>选择匹配维度；真正</w:t>
@@ -5549,7 +5635,7 @@
       <w:pPr>
         <w:pStyle w:val="Heading2"/>
       </w:pPr>
-      <w:bookmarkStart w:id="12" w:name="_Toc242991896"/>
+      <w:bookmarkStart w:id="12" w:name="_Toc243479416"/>
       <w:r>
         <w:rPr>
           <w:b w:val="0"/>
@@ -5600,7 +5686,7 @@
         <w:pStyle w:val="Heading1"/>
         <w:pageBreakBefore/>
       </w:pPr>
-      <w:bookmarkStart w:id="13" w:name="_Toc242991897"/>
+      <w:bookmarkStart w:id="13" w:name="_Toc243479417"/>
       <w:r>
         <w:rPr>
           <w:b w:val="0"/>
@@ -5624,7 +5710,10 @@
         <w:t>图</w:t>
       </w:r>
       <w:r>
-        <w:t xml:space="preserve"> 2. Frame rejection quality control</w:t>
+        <w:t xml:space="preserve"> 2. </w:t>
+      </w:r>
+      <w:r>
+        <w:t>Frame rejection quality control</w:t>
       </w:r>
     </w:p>
     <w:p>
@@ -5637,7 +5726,7 @@
           <w:noProof/>
         </w:rPr>
         <w:drawing>
-          <wp:inline distT="0" distB="0" distL="0" distR="0" wp14:anchorId="59150BB8" wp14:editId="176F8623">
+          <wp:inline distT="0" distB="0" distL="0" distR="0" wp14:anchorId="5C40BB94" wp14:editId="3A690717">
             <wp:extent cx="3429000" cy="2286000"/>
             <wp:effectExtent l="0" t="0" r="0" b="0"/>
             <wp:docPr id="4" name="Picture 4" descr="Frame rejection quality control"/>
@@ -6330,7 +6419,7 @@
         <w:pStyle w:val="Heading1"/>
         <w:pageBreakBefore/>
       </w:pPr>
-      <w:bookmarkStart w:id="14" w:name="_Toc242991898"/>
+      <w:bookmarkStart w:id="14" w:name="_Toc243479418"/>
       <w:r>
         <w:rPr>
           <w:b w:val="0"/>
@@ -6448,7 +6537,7 @@
         <w:pStyle w:val="Heading1"/>
         <w:pageBreakBefore/>
       </w:pPr>
-      <w:bookmarkStart w:id="15" w:name="_Toc242991899"/>
+      <w:bookmarkStart w:id="15" w:name="_Toc243479419"/>
       <w:r>
         <w:rPr>
           <w:b w:val="0"/>
@@ -7265,7 +7354,7 @@
       <w:pPr>
         <w:pStyle w:val="Heading2"/>
       </w:pPr>
-      <w:bookmarkStart w:id="16" w:name="_Toc242991900"/>
+      <w:bookmarkStart w:id="16" w:name="_Toc243479420"/>
       <w:r>
         <w:rPr>
           <w:b w:val="0"/>
@@ -7303,7 +7392,10 @@
         <w:t>时，五帧为</w:t>
       </w:r>
       <w:r>
-        <w:t>1.6 s</w:t>
+        <w:t xml:space="preserve">1.6 </w:t>
+      </w:r>
+      <w:r>
+        <w:t>s</w:t>
       </w:r>
       <w:r>
         <w:t>，五十帧为</w:t>
@@ -7319,7 +7411,7 @@
       <w:pPr>
         <w:pStyle w:val="Heading2"/>
       </w:pPr>
-      <w:bookmarkStart w:id="17" w:name="_Toc242991901"/>
+      <w:bookmarkStart w:id="17" w:name="_Toc243479421"/>
       <w:r>
         <w:rPr>
           <w:b w:val="0"/>
@@ -7355,7 +7447,7 @@
       <w:pPr>
         <w:pStyle w:val="Heading2"/>
       </w:pPr>
-      <w:bookmarkStart w:id="18" w:name="_Toc242991902"/>
+      <w:bookmarkStart w:id="18" w:name="_Toc243479422"/>
       <w:r>
         <w:rPr>
           <w:b w:val="0"/>
@@ -7398,7 +7490,7 @@
       <w:pPr>
         <w:pStyle w:val="Heading1"/>
       </w:pPr>
-      <w:bookmarkStart w:id="19" w:name="_Toc242991903"/>
+      <w:bookmarkStart w:id="19" w:name="_Toc243479423"/>
       <w:r>
         <w:rPr>
           <w:b w:val="0"/>
@@ -7459,7 +7551,7 @@
           <w:noProof/>
         </w:rPr>
         <w:drawing>
-          <wp:inline distT="0" distB="0" distL="0" distR="0" wp14:anchorId="2C799C98" wp14:editId="50794FAE">
+          <wp:inline distT="0" distB="0" distL="0" distR="0" wp14:anchorId="6A41CD87" wp14:editId="79769B84">
             <wp:extent cx="9464040" cy="6309360"/>
             <wp:effectExtent l="0" t="0" r="0" b="0"/>
             <wp:docPr id="6" name="Picture 6" descr="PCA component review"/>
@@ -7609,7 +7701,7 @@
       <w:pPr>
         <w:pStyle w:val="Heading2"/>
       </w:pPr>
-      <w:bookmarkStart w:id="20" w:name="_Toc242991904"/>
+      <w:bookmarkStart w:id="20" w:name="_Toc243479424"/>
       <w:r>
         <w:rPr>
           <w:b w:val="0"/>
@@ -7640,7 +7732,7 @@
         <w:pStyle w:val="Heading1"/>
         <w:pageBreakBefore/>
       </w:pPr>
-      <w:bookmarkStart w:id="21" w:name="_Toc242991905"/>
+      <w:bookmarkStart w:id="21" w:name="_Toc243479425"/>
       <w:r>
         <w:rPr>
           <w:b w:val="0"/>
@@ -8075,7 +8167,7 @@
       <w:pPr>
         <w:pStyle w:val="Heading1"/>
       </w:pPr>
-      <w:bookmarkStart w:id="22" w:name="_Toc242991906"/>
+      <w:bookmarkStart w:id="22" w:name="_Toc243479426"/>
       <w:r>
         <w:rPr>
           <w:b w:val="0"/>
@@ -8117,7 +8209,10 @@
         <w:t>图</w:t>
       </w:r>
       <w:r>
-        <w:t xml:space="preserve"> 4. SCM ROI and time course</w:t>
+        <w:t xml:space="preserve"> 4. SCM ROI </w:t>
+      </w:r>
+      <w:r>
+        <w:t>and time course</w:t>
       </w:r>
     </w:p>
     <w:p>
@@ -8130,7 +8225,7 @@
           <w:noProof/>
         </w:rPr>
         <w:drawing>
-          <wp:inline distT="0" distB="0" distL="0" distR="0" wp14:anchorId="58F2A598" wp14:editId="6FC79AD2">
+          <wp:inline distT="0" distB="0" distL="0" distR="0" wp14:anchorId="5639113C" wp14:editId="6657156B">
             <wp:extent cx="9464040" cy="6309360"/>
             <wp:effectExtent l="0" t="0" r="0" b="0"/>
             <wp:docPr id="9" name="Picture 9" descr="SCM ROI and time course"/>
@@ -8341,7 +8436,7 @@
       <w:pPr>
         <w:pStyle w:val="Heading2"/>
       </w:pPr>
-      <w:bookmarkStart w:id="23" w:name="_Toc242991907"/>
+      <w:bookmarkStart w:id="23" w:name="_Toc243479427"/>
       <w:r>
         <w:rPr>
           <w:b w:val="0"/>
@@ -8455,7 +8550,7 @@
       <w:pPr>
         <w:pStyle w:val="Heading1"/>
       </w:pPr>
-      <w:bookmarkStart w:id="24" w:name="_Toc242991908"/>
+      <w:bookmarkStart w:id="24" w:name="_Toc243479428"/>
       <w:r>
         <w:rPr>
           <w:b w:val="0"/>
@@ -8504,7 +8599,7 @@
           <w:noProof/>
         </w:rPr>
         <w:drawing>
-          <wp:inline distT="0" distB="0" distL="0" distR="0" wp14:anchorId="578B6BFD" wp14:editId="1ABAB2F0">
+          <wp:inline distT="0" distB="0" distL="0" distR="0" wp14:anchorId="35DD95EB" wp14:editId="10CD2F5E">
             <wp:extent cx="9464040" cy="6309360"/>
             <wp:effectExtent l="0" t="0" r="0" b="0"/>
             <wp:docPr id="12" name="Picture 12" descr="Target and Control painting"/>
@@ -8719,7 +8814,7 @@
       <w:pPr>
         <w:pStyle w:val="Heading2"/>
       </w:pPr>
-      <w:bookmarkStart w:id="25" w:name="_Toc242991909"/>
+      <w:bookmarkStart w:id="25" w:name="_Toc243479429"/>
       <w:r>
         <w:rPr>
           <w:b w:val="0"/>
@@ -8820,7 +8915,7 @@
       <w:pPr>
         <w:pStyle w:val="Heading2"/>
       </w:pPr>
-      <w:bookmarkStart w:id="26" w:name="_Toc242991910"/>
+      <w:bookmarkStart w:id="26" w:name="_Toc243479430"/>
       <w:r>
         <w:rPr>
           <w:b w:val="0"/>
@@ -8851,7 +8946,7 @@
         <w:pStyle w:val="Heading1"/>
         <w:pageBreakBefore/>
       </w:pPr>
-      <w:bookmarkStart w:id="27" w:name="_Toc242991911"/>
+      <w:bookmarkStart w:id="27" w:name="_Toc243479431"/>
       <w:r>
         <w:rPr>
           <w:b w:val="0"/>
@@ -8871,7 +8966,7 @@
       <w:pPr>
         <w:pStyle w:val="Heading2"/>
       </w:pPr>
-      <w:bookmarkStart w:id="28" w:name="_Toc242991912"/>
+      <w:bookmarkStart w:id="28" w:name="_Toc243479432"/>
       <w:r>
         <w:rPr>
           <w:b w:val="0"/>
@@ -8919,7 +9014,7 @@
       <w:pPr>
         <w:pStyle w:val="Heading2"/>
       </w:pPr>
-      <w:bookmarkStart w:id="29" w:name="_Toc242991913"/>
+      <w:bookmarkStart w:id="29" w:name="_Toc243479433"/>
       <w:r>
         <w:rPr>
           <w:b w:val="0"/>
@@ -8962,7 +9057,7 @@
           <w:noProof/>
         </w:rPr>
         <w:drawing>
-          <wp:inline distT="0" distB="0" distL="0" distR="0" wp14:anchorId="076F557E" wp14:editId="552F6E02">
+          <wp:inline distT="0" distB="0" distL="0" distR="0" wp14:anchorId="2A9ED834" wp14:editId="2AD91F6E">
             <wp:extent cx="9464040" cy="6309360"/>
             <wp:effectExtent l="0" t="0" r="0" b="0"/>
             <wp:docPr id="15" name="Picture 15" descr="Coronal registration controls"/>
@@ -9159,92 +9254,77 @@
     </w:p>
     <w:p>
       <w:pPr>
-        <w:pStyle w:val="Heading1"/>
-        <w:pageBreakBefore/>
-      </w:pPr>
-      <w:bookmarkStart w:id="30" w:name="_Toc242991914"/>
+        <w:pStyle w:val="Heading2"/>
+      </w:pPr>
+      <w:bookmarkStart w:id="30" w:name="b_lightsuite_guide"/>
+      <w:bookmarkStart w:id="31" w:name="_Toc243479434"/>
+      <w:bookmarkEnd w:id="30"/>
       <w:r>
         <w:rPr>
           <w:b w:val="0"/>
         </w:rPr>
-        <w:lastRenderedPageBreak/>
-        <w:t xml:space="preserve">15 </w:t>
+        <w:t xml:space="preserve">LightSuite </w:t>
       </w:r>
       <w:r>
         <w:rPr>
           <w:b w:val="0"/>
         </w:rPr>
-        <w:t>检查影像与</w:t>
-      </w:r>
+        <w:t>引导式图谱配准</w:t>
+      </w:r>
+      <w:bookmarkEnd w:id="31"/>
+    </w:p>
+    <w:p>
+      <w:r>
+        <w:t>打开</w:t>
+      </w:r>
+      <w:r>
+        <w:t xml:space="preserve"> Registration to Atlas &gt; LightSuite (beta)</w:t>
+      </w:r>
+      <w:r>
+        <w:t>，或运行</w:t>
+      </w:r>
+      <w:r>
+        <w:t xml:space="preserve"> deConfUSIon_LightSuite</w:t>
+      </w:r>
+      <w:r>
+        <w:t>。此可选流程将体积多普勒解剖配准到血管参考。开始前检查依赖项、动物与扫描身份，以及以毫米为单位的实测体素间距。</w:t>
+      </w:r>
+    </w:p>
+    <w:p>
+      <w:pPr>
+        <w:pStyle w:val="Heading3"/>
+      </w:pPr>
       <w:r>
         <w:rPr>
           <w:b w:val="0"/>
         </w:rPr>
-        <w:t>3D</w:t>
-      </w:r>
-      <w:r>
-        <w:rPr>
-          <w:b w:val="0"/>
-        </w:rPr>
-        <w:t>模型</w:t>
-      </w:r>
-      <w:bookmarkEnd w:id="30"/>
-    </w:p>
-    <w:p>
-      <w:pPr>
-        <w:pStyle w:val="Heading2"/>
-      </w:pPr>
-      <w:bookmarkStart w:id="31" w:name="_Toc242991915"/>
-      <w:r>
-        <w:rPr>
-          <w:b w:val="0"/>
-        </w:rPr>
-        <w:t xml:space="preserve">Time Course Viewer </w:t>
-      </w:r>
-      <w:r>
-        <w:rPr>
-          <w:b w:val="0"/>
-        </w:rPr>
-        <w:t>与</w:t>
-      </w:r>
-      <w:r>
-        <w:rPr>
-          <w:b w:val="0"/>
-        </w:rPr>
-        <w:t xml:space="preserve"> Video GUI</w:t>
-      </w:r>
-      <w:bookmarkEnd w:id="31"/>
-    </w:p>
-    <w:p>
-      <w:r>
-        <w:t xml:space="preserve">Time-Course Viewer </w:t>
-      </w:r>
-      <w:r>
-        <w:t>检查当前影像与</w:t>
-      </w:r>
-      <w:r>
-        <w:t xml:space="preserve"> ROI </w:t>
-      </w:r>
-      <w:r>
-        <w:t>曲线。原强度先用中性对比，看代表帧。</w:t>
-      </w:r>
-      <w:r>
-        <w:t xml:space="preserve">Video GUI </w:t>
-      </w:r>
-      <w:r>
-        <w:t>结合功能影像</w:t>
-      </w:r>
-      <w:r>
-        <w:t xml:space="preserve">/PSC </w:t>
-      </w:r>
-      <w:r>
-        <w:t>与背景、图谱。明确设帧</w:t>
-      </w:r>
-      <w:r>
-        <w:t>/</w:t>
-      </w:r>
-      <w:r>
-        <w:t>时间、符号、百分比与透明度。</w:t>
+        <w:t>使用引导流程</w:t>
+      </w:r>
+    </w:p>
+    <w:p>
+      <w:r>
+        <w:t xml:space="preserve">Continue automatically between steps </w:t>
+      </w:r>
+      <w:r>
+        <w:t>默认启用。准备完成后打开方向确认，再进入地标编辑。</w:t>
+      </w:r>
+      <w:r>
+        <w:t xml:space="preserve">Save pairs (S) </w:t>
+      </w:r>
+      <w:r>
+        <w:t>保存并继续编辑；绿色</w:t>
+      </w:r>
+      <w:r>
+        <w:t xml:space="preserve"> Save + continue to fit </w:t>
+      </w:r>
+      <w:r>
+        <w:t>结束编辑并开始拟合。</w:t>
+      </w:r>
+      <w:r>
+        <w:t xml:space="preserve">Accept + save all outputs </w:t>
+      </w:r>
+      <w:r>
+        <w:t>变换解剖并导出图谱包。取消自动继续复选框即可逐步手动执行。</w:t>
       </w:r>
     </w:p>
     <w:p>
@@ -9256,13 +9336,10 @@
         <w:t xml:space="preserve">1. </w:t>
       </w:r>
       <w:r>
-        <w:t>从目标结果打开</w:t>
-      </w:r>
-      <w:r>
-        <w:t xml:space="preserve"> Video</w:t>
-      </w:r>
-      <w:r>
-        <w:t>，选代表帧。</w:t>
+        <w:t>1 Prepare + start</w:t>
+      </w:r>
+      <w:r>
+        <w:t>：按原始几何从当前多普勒记录生成解剖中位数模板。不要用百分比变化影像准备配准。</w:t>
       </w:r>
     </w:p>
     <w:p>
@@ -9274,28 +9351,28 @@
         <w:t xml:space="preserve">2. </w:t>
       </w:r>
       <w:r>
-        <w:t>打开</w:t>
-      </w:r>
-      <w:r>
-        <w:t xml:space="preserve"> </w:t>
-      </w:r>
-      <w:r>
-        <w:rPr>
-          <w:b/>
-        </w:rPr>
-        <w:t>Underlay</w:t>
-      </w:r>
-      <w:r>
-        <w:rPr>
-          <w:b/>
-        </w:rPr>
-        <w:t>（背景）</w:t>
-      </w:r>
-      <w:r>
-        <w:t xml:space="preserve"> </w:t>
-      </w:r>
-      <w:r>
-        <w:t>以载入替代背景或匹配图谱包。</w:t>
+        <w:t>2 Confirm orientation</w:t>
+      </w:r>
+      <w:r>
+        <w:t>：比较样本与血管图谱，确认</w:t>
+      </w:r>
+      <w:r>
+        <w:t xml:space="preserve"> AP</w:t>
+      </w:r>
+      <w:r>
+        <w:t>、</w:t>
+      </w:r>
+      <w:r>
+        <w:t>DV</w:t>
+      </w:r>
+      <w:r>
+        <w:t>、</w:t>
+      </w:r>
+      <w:r>
+        <w:t xml:space="preserve">ML </w:t>
+      </w:r>
+      <w:r>
+        <w:t>和左右侧。关闭窗口不会确认此步骤。</w:t>
       </w:r>
     </w:p>
     <w:p>
@@ -9307,19 +9384,10 @@
         <w:t xml:space="preserve">3. </w:t>
       </w:r>
       <w:r>
-        <w:t>放</w:t>
-      </w:r>
-      <w:r>
-        <w:t xml:space="preserve"> ROI </w:t>
-      </w:r>
-      <w:r>
-        <w:t>前检查对齐与原生</w:t>
-      </w:r>
-      <w:r>
-        <w:t>/</w:t>
-      </w:r>
-      <w:r>
-        <w:t>图谱坐标。</w:t>
+        <w:t>3 Edit landmarks</w:t>
+      </w:r>
+      <w:r>
+        <w:t>：在整个采集体积中分散标记可靠对应特征；保存前须完成或取消每个待配对点。</w:t>
       </w:r>
     </w:p>
     <w:p>
@@ -9328,10 +9396,44 @@
         <w:ind w:left="317" w:hanging="259"/>
       </w:pPr>
       <w:r>
+        <w:lastRenderedPageBreak/>
         <w:t xml:space="preserve">4. </w:t>
       </w:r>
       <w:r>
-        <w:t>比较记录时用一致显示设置。</w:t>
+        <w:t>4 Fit registration</w:t>
+      </w:r>
+      <w:r>
+        <w:t>：执行仿射及</w:t>
+      </w:r>
+      <w:r>
+        <w:t xml:space="preserve"> B-spline </w:t>
+      </w:r>
+      <w:r>
+        <w:t>拟合，显示阶段和迭代进度。</w:t>
+      </w:r>
+      <w:r>
+        <w:t xml:space="preserve">fUS </w:t>
+      </w:r>
+      <w:r>
+        <w:t>默认</w:t>
+      </w:r>
+      <w:r>
+        <w:t xml:space="preserve"> B-spline </w:t>
+      </w:r>
+      <w:r>
+        <w:t>网格间距为</w:t>
+      </w:r>
+      <w:r>
+        <w:t xml:space="preserve"> 1.6 mm</w:t>
+      </w:r>
+      <w:r>
+        <w:t>，地标权重为</w:t>
+      </w:r>
+      <w:r>
+        <w:t xml:space="preserve"> 0.1</w:t>
+      </w:r>
+      <w:r>
+        <w:t>。</w:t>
       </w:r>
     </w:p>
     <w:p>
@@ -9343,7 +9445,37 @@
         <w:t xml:space="preserve">5. </w:t>
       </w:r>
       <w:r>
-        <w:t>先导短片并审阅，再导长视频。</w:t>
+        <w:t>5 Review + accept</w:t>
+      </w:r>
+      <w:r>
+        <w:t>：检查多个冠状、水平及矢状切面的血管、边界和覆盖范围。拒绝或关闭不会导出。</w:t>
+      </w:r>
+    </w:p>
+    <w:p>
+      <w:pPr>
+        <w:pStyle w:val="ListParagraph"/>
+        <w:ind w:left="317" w:hanging="259"/>
+      </w:pPr>
+      <w:r>
+        <w:t xml:space="preserve">6. </w:t>
+      </w:r>
+      <w:r>
+        <w:t>6 Save all outputs</w:t>
+      </w:r>
+      <w:r>
+        <w:t>：接受后自动保存变换解剖、原生区域标签、可用血管</w:t>
+      </w:r>
+      <w:r>
+        <w:t>/</w:t>
+      </w:r>
+      <w:r>
+        <w:t>组织学背景和可编辑组织掩膜。</w:t>
+      </w:r>
+      <w:r>
+        <w:t xml:space="preserve">SAVED </w:t>
+      </w:r>
+      <w:r>
+        <w:t>信息会列出输出目录。</w:t>
       </w:r>
     </w:p>
     <w:p>
@@ -9360,9 +9492,757 @@
     </w:p>
     <w:p>
       <w:pPr>
+        <w:pStyle w:val="FigureCaption"/>
+      </w:pPr>
+      <w:r>
+        <w:lastRenderedPageBreak/>
+        <w:t xml:space="preserve">LightSuite </w:t>
+      </w:r>
+      <w:r>
+        <w:t>引导式工作区</w:t>
+      </w:r>
+      <w:bookmarkStart w:id="32" w:name="b_lightsuite_guided_workspace"/>
+      <w:bookmarkEnd w:id="32"/>
+    </w:p>
+    <w:p>
+      <w:pPr>
+        <w:spacing w:after="100"/>
+        <w:jc w:val="center"/>
+      </w:pPr>
+      <w:r>
+        <w:rPr>
+          <w:noProof/>
+        </w:rPr>
+        <w:drawing>
+          <wp:inline distT="0" distB="0" distL="0" distR="0" wp14:anchorId="66977EF3" wp14:editId="5CEE0EC3">
+            <wp:extent cx="8310994" cy="6309359"/>
+            <wp:effectExtent l="0" t="0" r="0" b="0"/>
+            <wp:docPr id="18" name="Picture 18" descr="LightSuite 引导式工作区"/>
+            <wp:cNvGraphicFramePr>
+              <a:graphicFrameLocks xmlns:a="http://schemas.openxmlformats.org/drawingml/2006/main" noChangeAspect="1"/>
+            </wp:cNvGraphicFramePr>
+            <a:graphic xmlns:a="http://schemas.openxmlformats.org/drawingml/2006/main">
+              <a:graphicData uri="http://schemas.openxmlformats.org/drawingml/2006/picture">
+                <pic:pic xmlns:pic="http://schemas.openxmlformats.org/drawingml/2006/picture">
+                  <pic:nvPicPr>
+                    <pic:cNvPr id="0" name="lightsuite_guided_workspace.png"/>
+                    <pic:cNvPicPr/>
+                  </pic:nvPicPr>
+                  <pic:blipFill>
+                    <a:blip r:embed="rId37"/>
+                    <a:stretch>
+                      <a:fillRect/>
+                    </a:stretch>
+                  </pic:blipFill>
+                  <pic:spPr>
+                    <a:xfrm>
+                      <a:off x="0" y="0"/>
+                      <a:ext cx="8310994" cy="6309359"/>
+                    </a:xfrm>
+                    <a:prstGeom prst="rect">
+                      <a:avLst/>
+                    </a:prstGeom>
+                  </pic:spPr>
+                </pic:pic>
+              </a:graphicData>
+            </a:graphic>
+          </wp:inline>
+        </w:drawing>
+      </w:r>
+    </w:p>
+    <w:p>
+      <w:r>
+        <w:t>实际引导式工作区，使用匿名示例标识。彩色编号按钮执行分析，当前步骤突出显示。绿色保存结果，蓝色</w:t>
+      </w:r>
+      <w:r>
+        <w:t xml:space="preserve"> Help </w:t>
+      </w:r>
+      <w:r>
+        <w:t>打开说明。此图演示界面，不表示已接受的配准。</w:t>
+      </w:r>
+    </w:p>
+    <w:p>
+      <w:pPr>
+        <w:sectPr>
+          <w:headerReference w:type="default" r:id="rId38"/>
+          <w:footerReference w:type="default" r:id="rId39"/>
+          <w:pgSz w:w="23810" w:h="16838"/>
+          <w:pgMar w:top="1368" w:right="1008" w:bottom="1008" w:left="1008" w:header="360" w:footer="432" w:gutter="0"/>
+          <w:cols w:space="720"/>
+          <w:docGrid w:linePitch="360"/>
+        </w:sectPr>
+      </w:pPr>
+    </w:p>
+    <w:p>
+      <w:pPr>
+        <w:pStyle w:val="Heading3"/>
+      </w:pPr>
+      <w:r>
+        <w:rPr>
+          <w:b w:val="0"/>
+        </w:rPr>
+        <w:lastRenderedPageBreak/>
+        <w:t>选择和编辑可靠地标</w:t>
+      </w:r>
+    </w:p>
+    <w:p>
+      <w:r>
+        <w:t>优先选择在样本及血管图谱中均可辨识的特征性血管分叉与交汇点。清楚的中线、脑室边界及特征性脑轮廓也可辅助。在多个视图中核对同一结构，并沿</w:t>
+      </w:r>
+      <w:r>
+        <w:t xml:space="preserve"> AP</w:t>
+      </w:r>
+      <w:r>
+        <w:t>、</w:t>
+      </w:r>
+      <w:r>
+        <w:t>DV</w:t>
+      </w:r>
+      <w:r>
+        <w:t>、</w:t>
+      </w:r>
+      <w:r>
+        <w:t xml:space="preserve">ML </w:t>
+      </w:r>
+      <w:r>
+        <w:t>和已采集的双侧半球分散配对。不要强行匹配覆盖范围外的位置。</w:t>
+      </w:r>
+    </w:p>
+    <w:p>
+      <w:r>
+        <w:t>论文报告每只小鼠人工地标中位数为</w:t>
+      </w:r>
+      <w:r>
+        <w:t xml:space="preserve"> </w:t>
+      </w:r>
+      <w:r>
+        <w:t>219</w:t>
+      </w:r>
+      <w:r>
+        <w:t>，并非强制阈值。五对非共面地标只是数值计算最低要求。应分轮添加可靠且分布充分的对应点，并在拟合后检查未参与拟合的解剖特征。点数多或残差小均不能证明解剖准确。</w:t>
+      </w:r>
+    </w:p>
+    <w:p>
+      <w:r>
+        <w:t>在</w:t>
+      </w:r>
+      <w:r>
+        <w:t xml:space="preserve"> Mark matching points </w:t>
+      </w:r>
+      <w:r>
+        <w:t>模式下，右键单击图像可撤销最后一次点击。撤销图谱点后，其样本点保持待配对以便修正；再次右键可取消该样本点。</w:t>
+      </w:r>
+      <w:r>
+        <w:t xml:space="preserve">Delete selected pair </w:t>
+      </w:r>
+      <w:r>
+        <w:t>删除所选点对的两个点。缩放和平移保留正常鼠标操作。</w:t>
+      </w:r>
+    </w:p>
+    <w:p>
+      <w:r>
+        <w:t xml:space="preserve">BUSY </w:t>
+      </w:r>
+      <w:r>
+        <w:t>显示当前操作；</w:t>
+      </w:r>
+      <w:r>
+        <w:t xml:space="preserve">READY </w:t>
+      </w:r>
+      <w:r>
+        <w:t>表示可接受输入。</w:t>
+      </w:r>
+      <w:r>
+        <w:t>UNSAVED CHANGES</w:t>
+      </w:r>
+      <w:r>
+        <w:t>、</w:t>
+      </w:r>
+      <w:r>
+        <w:t xml:space="preserve">PENDING POINT </w:t>
+      </w:r>
+      <w:r>
+        <w:t>与带时间的</w:t>
+      </w:r>
+      <w:r>
+        <w:t xml:space="preserve"> SAVED </w:t>
+      </w:r>
+      <w:r>
+        <w:t>状态不同。重要</w:t>
+      </w:r>
+      <w:r>
+        <w:t xml:space="preserve"> Command Window </w:t>
+      </w:r>
+      <w:r>
+        <w:t>信息显示粗体阶段、时间、动物、扫描及文件路径。编辑点不会重新计算图像增强。</w:t>
+      </w:r>
+    </w:p>
+    <w:p>
+      <w:pPr>
+        <w:sectPr>
+          <w:headerReference w:type="default" r:id="rId40"/>
+          <w:footerReference w:type="default" r:id="rId41"/>
+          <w:pgSz w:w="11906" w:h="16838"/>
+          <w:pgMar w:top="1368" w:right="1008" w:bottom="1008" w:left="1008" w:header="360" w:footer="432" w:gutter="0"/>
+          <w:cols w:space="720"/>
+          <w:docGrid w:linePitch="360"/>
+        </w:sectPr>
+      </w:pPr>
+    </w:p>
+    <w:p>
+      <w:pPr>
+        <w:pStyle w:val="FigureCaption"/>
+      </w:pPr>
+      <w:r>
+        <w:lastRenderedPageBreak/>
+        <w:t>显示保存与活动状态的地标编辑器</w:t>
+      </w:r>
+      <w:bookmarkStart w:id="33" w:name="b_lightsuite_landmark_editor"/>
+      <w:bookmarkEnd w:id="33"/>
+    </w:p>
+    <w:p>
+      <w:pPr>
+        <w:spacing w:after="100"/>
+        <w:jc w:val="center"/>
+      </w:pPr>
+      <w:r>
+        <w:rPr>
+          <w:noProof/>
+        </w:rPr>
+        <w:drawing>
+          <wp:inline distT="0" distB="0" distL="0" distR="0" wp14:anchorId="33B92A8E" wp14:editId="61A249A6">
+            <wp:extent cx="8555271" cy="6309359"/>
+            <wp:effectExtent l="0" t="0" r="0" b="0"/>
+            <wp:docPr id="21" name="Picture 21" descr="显示保存与活动状态的地标编辑器"/>
+            <wp:cNvGraphicFramePr>
+              <a:graphicFrameLocks xmlns:a="http://schemas.openxmlformats.org/drawingml/2006/main" noChangeAspect="1"/>
+            </wp:cNvGraphicFramePr>
+            <a:graphic xmlns:a="http://schemas.openxmlformats.org/drawingml/2006/main">
+              <a:graphicData uri="http://schemas.openxmlformats.org/drawingml/2006/picture">
+                <pic:pic xmlns:pic="http://schemas.openxmlformats.org/drawingml/2006/picture">
+                  <pic:nvPicPr>
+                    <pic:cNvPr id="0" name="lightsuite_landmark_editor.png"/>
+                    <pic:cNvPicPr/>
+                  </pic:nvPicPr>
+                  <pic:blipFill>
+                    <a:blip r:embed="rId42"/>
+                    <a:stretch>
+                      <a:fillRect/>
+                    </a:stretch>
+                  </pic:blipFill>
+                  <pic:spPr>
+                    <a:xfrm>
+                      <a:off x="0" y="0"/>
+                      <a:ext cx="8555271" cy="6309359"/>
+                    </a:xfrm>
+                    <a:prstGeom prst="rect">
+                      <a:avLst/>
+                    </a:prstGeom>
+                  </pic:spPr>
+                </pic:pic>
+              </a:graphicData>
+            </a:graphic>
+          </wp:inline>
+        </w:drawing>
+      </w:r>
+    </w:p>
+    <w:p>
+      <w:r>
+        <w:t>实际配对编辑器显示采集的多普勒解剖与已发表血管参考。标识已匿名化，不表示已建立匹配点或已接受配准。页眉、保存标记、活动行及绿色</w:t>
+      </w:r>
+      <w:r>
+        <w:t xml:space="preserve"> Save + continue </w:t>
+      </w:r>
+      <w:r>
+        <w:t>按钮用于确认当前任务。</w:t>
+      </w:r>
+    </w:p>
+    <w:p>
+      <w:pPr>
+        <w:sectPr>
+          <w:headerReference w:type="default" r:id="rId43"/>
+          <w:footerReference w:type="default" r:id="rId44"/>
+          <w:pgSz w:w="23810" w:h="16838"/>
+          <w:pgMar w:top="1368" w:right="1008" w:bottom="1008" w:left="1008" w:header="360" w:footer="432" w:gutter="0"/>
+          <w:cols w:space="720"/>
+          <w:docGrid w:linePitch="360"/>
+        </w:sectPr>
+      </w:pPr>
+    </w:p>
+    <w:p>
+      <w:pPr>
+        <w:pStyle w:val="Heading3"/>
+      </w:pPr>
+      <w:r>
+        <w:rPr>
+          <w:b w:val="0"/>
+        </w:rPr>
+        <w:lastRenderedPageBreak/>
+        <w:t>加载已保存结果</w:t>
+      </w:r>
+    </w:p>
+    <w:p>
+      <w:r>
+        <w:t>在</w:t>
+      </w:r>
+      <w:r>
+        <w:t xml:space="preserve"> SCM </w:t>
+      </w:r>
+      <w:r>
+        <w:t>或</w:t>
+      </w:r>
+      <w:r>
+        <w:t xml:space="preserve"> Video </w:t>
+      </w:r>
+      <w:r>
+        <w:t>中选择</w:t>
+      </w:r>
+      <w:r>
+        <w:t xml:space="preserve"> Underlay &gt; </w:t>
+      </w:r>
+      <w:r>
+        <w:t>LOAD ATLAS &gt; LightSuite folder</w:t>
+      </w:r>
+      <w:r>
+        <w:t>，再选择项目目录。</w:t>
+      </w:r>
+      <w:r>
+        <w:t xml:space="preserve">Normal folder </w:t>
+      </w:r>
+      <w:r>
+        <w:t>加载标准配准，</w:t>
+      </w:r>
+      <w:r>
+        <w:t xml:space="preserve">Single file </w:t>
+      </w:r>
+      <w:r>
+        <w:t>仍可使用。安装并导出背景后，</w:t>
+      </w:r>
+      <w:r>
+        <w:t xml:space="preserve">Atlas underlay </w:t>
+      </w:r>
+      <w:r>
+        <w:t>提供</w:t>
+      </w:r>
+      <w:r>
+        <w:t xml:space="preserve"> Vascular</w:t>
+      </w:r>
+      <w:r>
+        <w:t>、</w:t>
+      </w:r>
+      <w:r>
+        <w:t xml:space="preserve">Histology </w:t>
+      </w:r>
+      <w:r>
+        <w:t>和</w:t>
+      </w:r>
+      <w:r>
+        <w:t xml:space="preserve"> Regions</w:t>
+      </w:r>
+      <w:r>
+        <w:t>，同时保留原生功能数据及解剖区域上下文。</w:t>
+      </w:r>
+    </w:p>
+    <w:p>
+      <w:r>
+        <w:t>一起保留</w:t>
+      </w:r>
+      <w:r>
+        <w:t xml:space="preserve"> LightSuite_Native_Regions.mat </w:t>
+      </w:r>
+      <w:r>
+        <w:t>与</w:t>
+      </w:r>
+      <w:r>
+        <w:t xml:space="preserve"> LightSuite_Native_Backgrounds.mat</w:t>
+      </w:r>
+      <w:r>
+        <w:t>。</w:t>
+      </w:r>
+      <w:r>
+        <w:t xml:space="preserve">Regions </w:t>
+      </w:r>
+      <w:r>
+        <w:t>包含区域</w:t>
+      </w:r>
+      <w:r>
+        <w:t xml:space="preserve"> ID</w:t>
+      </w:r>
+      <w:r>
+        <w:t>、名称与半球掩膜。</w:t>
+      </w:r>
+      <w:r>
+        <w:t xml:space="preserve">LightSuite_Native_Mask.mat </w:t>
+      </w:r>
+      <w:r>
+        <w:t>向</w:t>
+      </w:r>
+      <w:r>
+        <w:t xml:space="preserve"> Mask Editor </w:t>
+      </w:r>
+      <w:r>
+        <w:t>提供解剖和可编辑组织掩膜。</w:t>
+      </w:r>
+      <w:r>
+        <w:t xml:space="preserve">anatomy_in_atlas.mat </w:t>
+      </w:r>
+      <w:r>
+        <w:t>是用于</w:t>
+      </w:r>
+      <w:r>
+        <w:t xml:space="preserve"> QC </w:t>
+      </w:r>
+      <w:r>
+        <w:t>的变换解剖，不是功能影像。请保留完整会话及变换链。</w:t>
+      </w:r>
+    </w:p>
+    <w:p>
+      <w:r>
+        <w:t>如果项目完整且依赖可用，旧的仅标签项目会依据已接受的保存拟合一次性生成缺失背景，不重新拟合。孤立的旧区域文件无法重建图像。组织学背景需要</w:t>
+      </w:r>
+      <w:r>
+        <w:t xml:space="preserve"> Allen CCF2020 </w:t>
+      </w:r>
+      <w:r>
+        <w:t>平均模板；缺失时请用</w:t>
+      </w:r>
+      <w:r>
+        <w:t xml:space="preserve"> -IncludeHistology </w:t>
+      </w:r>
+      <w:r>
+        <w:t>安装并重新导出。</w:t>
+      </w:r>
+    </w:p>
+    <w:p>
+      <w:pPr>
+        <w:pStyle w:val="Heading3"/>
+      </w:pPr>
+      <w:r>
+        <w:rPr>
+          <w:b w:val="0"/>
+        </w:rPr>
+        <w:t>方法范围与解释</w:t>
+      </w:r>
+    </w:p>
+    <w:p>
+      <w:r>
+        <w:t>原生结果要求完全相同的原始记录网格。裁剪、重采样、重新定向或更换扫描均需合适配准。已拟合项目为只读；使用</w:t>
+      </w:r>
+      <w:r>
+        <w:t xml:space="preserve"> Revise fit in new project </w:t>
+      </w:r>
+      <w:r>
+        <w:t>修改地标并保留旧拟合。逆变换数值检查不能替代解剖审核。</w:t>
+      </w:r>
+    </w:p>
+    <w:p>
+      <w:r>
+        <w:t>预印本先用同一小鼠对齐后的重复会话构建解剖，再配准到图谱。本工作区从选定记录生成中位数模板，不自动复现该多会话构建。表达映射和植入物轨迹需要适当的组织学或荧光数据。</w:t>
+      </w:r>
+    </w:p>
+    <w:p>
+      <w:pPr>
+        <w:pStyle w:val="Heading3"/>
+      </w:pPr>
+      <w:r>
+        <w:rPr>
+          <w:b w:val="0"/>
+        </w:rPr>
+        <w:t xml:space="preserve">LightSuite </w:t>
+      </w:r>
+      <w:r>
+        <w:rPr>
+          <w:b w:val="0"/>
+        </w:rPr>
+        <w:t>引用与致谢</w:t>
+      </w:r>
+    </w:p>
+    <w:p>
+      <w:r>
+        <w:t>感谢</w:t>
+      </w:r>
+      <w:r>
+        <w:t xml:space="preserve"> Dimokratis Karamanlis </w:t>
+      </w:r>
+      <w:r>
+        <w:t>和全体</w:t>
+      </w:r>
+      <w:r>
+        <w:t xml:space="preserve"> LightSuite </w:t>
+      </w:r>
+      <w:r>
+        <w:t>合著者提供原始框架、方法与资源。请同时引用其预印本、</w:t>
+      </w:r>
+      <w:r>
+        <w:t xml:space="preserve">deConfUSIon </w:t>
+      </w:r>
+      <w:r>
+        <w:t>及相关图谱。预印本发表于</w:t>
+      </w:r>
+      <w:r>
+        <w:t xml:space="preserve"> 2026 </w:t>
+      </w:r>
+      <w:r>
+        <w:t>年</w:t>
+      </w:r>
+      <w:r>
+        <w:t xml:space="preserve"> 10 </w:t>
+      </w:r>
+      <w:r>
+        <w:t>月</w:t>
+      </w:r>
+      <w:r>
+        <w:t xml:space="preserve"> 14 </w:t>
+      </w:r>
+      <w:r>
+        <w:t>日，尚未经同行评审。本节集成截图不复制论文图版。</w:t>
+      </w:r>
+    </w:p>
+    <w:p>
+      <w:hyperlink r:id="rId45">
+        <w:r>
+          <w:rPr>
+            <w:color w:val="007C86"/>
+            <w:u w:val="single"/>
+          </w:rPr>
+          <w:t>Karamanlis D, Xie Y, Foucher CG, Alappat M, Masood A, Dimitropoulou I, Pivron LAF, Martínez de Paz JM, Macé E, Gaspari S, El-Boustani S. LightSuite: scalable atlas registration and cell detection across the central nervous system. bioRxiv (2026). doi:10.64898/2026.10.13.757638.</w:t>
+        </w:r>
+      </w:hyperlink>
+    </w:p>
+    <w:p>
+      <w:r>
+        <w:t>Brunner et al. (2021). Whole-brain functional ultrasound imaging in awake head-fixed mice. Nature Protocols 16, 3547-3571. doi:10.1038/s41596-021-00548-8. LightSuite resources: Zenodo 21338217 (CC BY 4.0).</w:t>
+      </w:r>
+    </w:p>
+    <w:p>
+      <w:hyperlink r:id="rId46">
+        <w:r>
+          <w:rPr>
+            <w:color w:val="007C86"/>
+            <w:u w:val="single"/>
+          </w:rPr>
+          <w:t>LightSuite</w:t>
+        </w:r>
+      </w:hyperlink>
+      <w:r>
+        <w:t xml:space="preserve"> | </w:t>
+      </w:r>
+      <w:hyperlink r:id="rId47">
+        <w:r>
+          <w:rPr>
+            <w:color w:val="007C86"/>
+            <w:u w:val="single"/>
+          </w:rPr>
+          <w:t>LightSuite fUS</w:t>
+        </w:r>
+      </w:hyperlink>
+    </w:p>
+    <w:p>
+      <w:pPr>
+        <w:pStyle w:val="Heading1"/>
+        <w:pageBreakBefore/>
+      </w:pPr>
+      <w:bookmarkStart w:id="34" w:name="_Toc243479435"/>
+      <w:r>
+        <w:rPr>
+          <w:b w:val="0"/>
+        </w:rPr>
+        <w:lastRenderedPageBreak/>
+        <w:t xml:space="preserve">15 </w:t>
+      </w:r>
+      <w:r>
+        <w:rPr>
+          <w:b w:val="0"/>
+        </w:rPr>
+        <w:t>检查影像与</w:t>
+      </w:r>
+      <w:r>
+        <w:rPr>
+          <w:b w:val="0"/>
+        </w:rPr>
+        <w:t>3D</w:t>
+      </w:r>
+      <w:r>
+        <w:rPr>
+          <w:b w:val="0"/>
+        </w:rPr>
+        <w:t>模型</w:t>
+      </w:r>
+      <w:bookmarkEnd w:id="34"/>
+    </w:p>
+    <w:p>
+      <w:pPr>
         <w:pStyle w:val="Heading2"/>
       </w:pPr>
-      <w:bookmarkStart w:id="32" w:name="_Toc242991916"/>
+      <w:bookmarkStart w:id="35" w:name="_Toc243479436"/>
+      <w:r>
+        <w:rPr>
+          <w:b w:val="0"/>
+        </w:rPr>
+        <w:t xml:space="preserve">Time Course Viewer </w:t>
+      </w:r>
+      <w:r>
+        <w:rPr>
+          <w:b w:val="0"/>
+        </w:rPr>
+        <w:t>与</w:t>
+      </w:r>
+      <w:r>
+        <w:rPr>
+          <w:b w:val="0"/>
+        </w:rPr>
+        <w:t xml:space="preserve"> Video GUI</w:t>
+      </w:r>
+      <w:bookmarkEnd w:id="35"/>
+    </w:p>
+    <w:p>
+      <w:r>
+        <w:t xml:space="preserve">Time-Course Viewer </w:t>
+      </w:r>
+      <w:r>
+        <w:t>检查当前影像与</w:t>
+      </w:r>
+      <w:r>
+        <w:t xml:space="preserve"> ROI </w:t>
+      </w:r>
+      <w:r>
+        <w:t>曲线。原强度先用中性对比，看代表帧。</w:t>
+      </w:r>
+      <w:r>
+        <w:t xml:space="preserve">Video GUI </w:t>
+      </w:r>
+      <w:r>
+        <w:t>结合功能影像</w:t>
+      </w:r>
+      <w:r>
+        <w:t xml:space="preserve">/PSC </w:t>
+      </w:r>
+      <w:r>
+        <w:t>与背景、图谱。明确设帧</w:t>
+      </w:r>
+      <w:r>
+        <w:t>/</w:t>
+      </w:r>
+      <w:r>
+        <w:t>时间、符号、百分比与透明度。</w:t>
+      </w:r>
+    </w:p>
+    <w:p>
+      <w:pPr>
+        <w:pStyle w:val="ListParagraph"/>
+        <w:ind w:left="317" w:hanging="259"/>
+      </w:pPr>
+      <w:r>
+        <w:t xml:space="preserve">1. </w:t>
+      </w:r>
+      <w:r>
+        <w:t>从目标结果打开</w:t>
+      </w:r>
+      <w:r>
+        <w:t xml:space="preserve"> Video</w:t>
+      </w:r>
+      <w:r>
+        <w:t>，选代表帧。</w:t>
+      </w:r>
+    </w:p>
+    <w:p>
+      <w:pPr>
+        <w:pStyle w:val="ListParagraph"/>
+        <w:ind w:left="317" w:hanging="259"/>
+      </w:pPr>
+      <w:r>
+        <w:t xml:space="preserve">2. </w:t>
+      </w:r>
+      <w:r>
+        <w:t>打开</w:t>
+      </w:r>
+      <w:r>
+        <w:t xml:space="preserve"> </w:t>
+      </w:r>
+      <w:r>
+        <w:rPr>
+          <w:b/>
+        </w:rPr>
+        <w:t>Underlay</w:t>
+      </w:r>
+      <w:r>
+        <w:rPr>
+          <w:b/>
+        </w:rPr>
+        <w:t>（背景）</w:t>
+      </w:r>
+      <w:r>
+        <w:t xml:space="preserve"> </w:t>
+      </w:r>
+      <w:r>
+        <w:t>以载入替代背景或匹配图谱包。</w:t>
+      </w:r>
+    </w:p>
+    <w:p>
+      <w:pPr>
+        <w:pStyle w:val="ListParagraph"/>
+        <w:ind w:left="317" w:hanging="259"/>
+      </w:pPr>
+      <w:r>
+        <w:t xml:space="preserve">3. </w:t>
+      </w:r>
+      <w:r>
+        <w:t>放</w:t>
+      </w:r>
+      <w:r>
+        <w:t xml:space="preserve"> ROI </w:t>
+      </w:r>
+      <w:r>
+        <w:t>前检查对齐与原生</w:t>
+      </w:r>
+      <w:r>
+        <w:t>/</w:t>
+      </w:r>
+      <w:r>
+        <w:t>图谱坐标。</w:t>
+      </w:r>
+    </w:p>
+    <w:p>
+      <w:pPr>
+        <w:pStyle w:val="ListParagraph"/>
+        <w:ind w:left="317" w:hanging="259"/>
+      </w:pPr>
+      <w:r>
+        <w:t xml:space="preserve">4. </w:t>
+      </w:r>
+      <w:r>
+        <w:t>比较记录时用一致显示设置。</w:t>
+      </w:r>
+    </w:p>
+    <w:p>
+      <w:pPr>
+        <w:pStyle w:val="ListParagraph"/>
+        <w:ind w:left="317" w:hanging="259"/>
+      </w:pPr>
+      <w:r>
+        <w:t xml:space="preserve">5. </w:t>
+      </w:r>
+      <w:r>
+        <w:t>先导短片并审阅，再导长视频。</w:t>
+      </w:r>
+    </w:p>
+    <w:p>
+      <w:pPr>
+        <w:sectPr>
+          <w:headerReference w:type="default" r:id="rId48"/>
+          <w:footerReference w:type="default" r:id="rId49"/>
+          <w:pgSz w:w="11906" w:h="16838"/>
+          <w:pgMar w:top="1368" w:right="1008" w:bottom="1008" w:left="1008" w:header="360" w:footer="432" w:gutter="0"/>
+          <w:cols w:space="720"/>
+          <w:docGrid w:linePitch="360"/>
+        </w:sectPr>
+      </w:pPr>
+    </w:p>
+    <w:p>
+      <w:pPr>
+        <w:pStyle w:val="Heading2"/>
+      </w:pPr>
+      <w:bookmarkStart w:id="36" w:name="_Toc243479437"/>
       <w:r>
         <w:rPr>
           <w:b w:val="0"/>
@@ -9370,7 +10250,7 @@
         <w:lastRenderedPageBreak/>
         <w:t>体积显示</w:t>
       </w:r>
-      <w:bookmarkEnd w:id="32"/>
+      <w:bookmarkEnd w:id="36"/>
     </w:p>
     <w:p>
       <w:pPr>
@@ -9380,7 +10260,7 @@
         <w:t>图</w:t>
       </w:r>
       <w:r>
-        <w:t xml:space="preserve"> 7. </w:t>
+        <w:t xml:space="preserve"> 9. </w:t>
       </w:r>
       <w:r>
         <w:t>完整参考图谱视图</w:t>
@@ -9396,10 +10276,10 @@
           <w:noProof/>
         </w:rPr>
         <w:drawing>
-          <wp:inline distT="0" distB="0" distL="0" distR="0" wp14:anchorId="179C1527" wp14:editId="59E42526">
+          <wp:inline distT="0" distB="0" distL="0" distR="0" wp14:anchorId="29F04AC2" wp14:editId="0270CC12">
             <wp:extent cx="13258800" cy="4433411"/>
             <wp:effectExtent l="0" t="0" r="0" b="0"/>
-            <wp:docPr id="18" name="Picture 18" descr="完整参考图谱视图"/>
+            <wp:docPr id="24" name="Picture 24" descr="完整参考图谱视图"/>
             <wp:cNvGraphicFramePr>
               <a:graphicFrameLocks xmlns:a="http://schemas.openxmlformats.org/drawingml/2006/main" noChangeAspect="1"/>
             </wp:cNvGraphicFramePr>
@@ -9411,7 +10291,7 @@
                     <pic:cNvPicPr/>
                   </pic:nvPicPr>
                   <pic:blipFill>
-                    <a:blip r:embed="rId37"/>
+                    <a:blip r:embed="rId50"/>
                     <a:stretch>
                       <a:fillRect/>
                     </a:stretch>
@@ -9435,8 +10315,8 @@
     <w:p>
       <w:pPr>
         <w:sectPr>
-          <w:headerReference w:type="default" r:id="rId38"/>
-          <w:footerReference w:type="default" r:id="rId39"/>
+          <w:headerReference w:type="default" r:id="rId51"/>
+          <w:footerReference w:type="default" r:id="rId52"/>
           <w:pgSz w:w="23810" w:h="16838"/>
           <w:pgMar w:top="1368" w:right="1008" w:bottom="1008" w:left="1008" w:header="360" w:footer="432" w:gutter="0"/>
           <w:cols w:space="720"/>
@@ -9503,8 +10383,8 @@
     <w:p>
       <w:pPr>
         <w:sectPr>
-          <w:headerReference w:type="default" r:id="rId40"/>
-          <w:footerReference w:type="default" r:id="rId41"/>
+          <w:headerReference w:type="default" r:id="rId53"/>
+          <w:footerReference w:type="default" r:id="rId54"/>
           <w:pgSz w:w="11906" w:h="16838"/>
           <w:pgMar w:top="1368" w:right="1008" w:bottom="1008" w:left="1008" w:header="360" w:footer="432" w:gutter="0"/>
           <w:cols w:space="720"/>
@@ -9516,7 +10396,7 @@
       <w:pPr>
         <w:pStyle w:val="Heading1"/>
       </w:pPr>
-      <w:bookmarkStart w:id="33" w:name="_Toc242991917"/>
+      <w:bookmarkStart w:id="37" w:name="_Toc243479438"/>
       <w:r>
         <w:rPr>
           <w:b w:val="0"/>
@@ -9530,7 +10410,7 @@
         </w:rPr>
         <w:t>计算功能连接</w:t>
       </w:r>
-      <w:bookmarkEnd w:id="33"/>
+      <w:bookmarkEnd w:id="37"/>
     </w:p>
     <w:p>
       <w:pPr>
@@ -9540,7 +10420,7 @@
         <w:t>图</w:t>
       </w:r>
       <w:r>
-        <w:t xml:space="preserve"> 8. Region connectivity matrix</w:t>
+        <w:t xml:space="preserve"> 10. Region connectivity matrix</w:t>
       </w:r>
     </w:p>
     <w:p>
@@ -9553,10 +10433,10 @@
           <w:noProof/>
         </w:rPr>
         <w:drawing>
-          <wp:inline distT="0" distB="0" distL="0" distR="0" wp14:anchorId="2072148C" wp14:editId="538B0E5C">
+          <wp:inline distT="0" distB="0" distL="0" distR="0" wp14:anchorId="3C518EFA" wp14:editId="1FE6EEC2">
             <wp:extent cx="9464040" cy="6309360"/>
             <wp:effectExtent l="0" t="0" r="0" b="0"/>
-            <wp:docPr id="21" name="Picture 21" descr="Region connectivity matrix"/>
+            <wp:docPr id="27" name="Picture 27" descr="Region connectivity matrix"/>
             <wp:cNvGraphicFramePr>
               <a:graphicFrameLocks xmlns:a="http://schemas.openxmlformats.org/drawingml/2006/main" noChangeAspect="1"/>
             </wp:cNvGraphicFramePr>
@@ -9568,7 +10448,7 @@
                     <pic:cNvPicPr/>
                   </pic:nvPicPr>
                   <pic:blipFill>
-                    <a:blip r:embed="rId42"/>
+                    <a:blip r:embed="rId55"/>
                     <a:stretch>
                       <a:fillRect/>
                     </a:stretch>
@@ -9592,8 +10472,8 @@
     <w:p>
       <w:pPr>
         <w:sectPr>
-          <w:headerReference w:type="default" r:id="rId43"/>
-          <w:footerReference w:type="default" r:id="rId44"/>
+          <w:headerReference w:type="default" r:id="rId56"/>
+          <w:footerReference w:type="default" r:id="rId57"/>
           <w:pgSz w:w="23810" w:h="16838"/>
           <w:pgMar w:top="1368" w:right="1008" w:bottom="1008" w:left="1008" w:header="360" w:footer="432" w:gutter="0"/>
           <w:cols w:space="720"/>
@@ -9620,7 +10500,13 @@
         <w:rPr>
           <w:b/>
         </w:rPr>
-        <w:t>Functional Connectivity</w:t>
+        <w:t xml:space="preserve">Functional </w:t>
+      </w:r>
+      <w:r>
+        <w:rPr>
+          <w:b/>
+        </w:rPr>
+        <w:t>Connectivity</w:t>
       </w:r>
       <w:r>
         <w:rPr>
@@ -9800,7 +10686,7 @@
         <w:pStyle w:val="Heading1"/>
         <w:pageBreakBefore/>
       </w:pPr>
-      <w:bookmarkStart w:id="34" w:name="_Toc242991918"/>
+      <w:bookmarkStart w:id="38" w:name="_Toc243479439"/>
       <w:r>
         <w:rPr>
           <w:b w:val="0"/>
@@ -9832,7 +10718,7 @@
         </w:rPr>
         <w:t xml:space="preserve"> Group Analysis</w:t>
       </w:r>
-      <w:bookmarkEnd w:id="34"/>
+      <w:bookmarkEnd w:id="38"/>
     </w:p>
     <w:p>
       <w:pPr>
@@ -10015,14 +10901,14 @@
       <w:pPr>
         <w:pStyle w:val="Heading2"/>
       </w:pPr>
-      <w:bookmarkStart w:id="35" w:name="_Toc242991919"/>
+      <w:bookmarkStart w:id="39" w:name="_Toc243479440"/>
       <w:r>
         <w:rPr>
           <w:b w:val="0"/>
         </w:rPr>
         <w:t>选择指标与生物学单位</w:t>
       </w:r>
-      <w:bookmarkEnd w:id="35"/>
+      <w:bookmarkEnd w:id="39"/>
     </w:p>
     <w:p>
       <w:r>
@@ -10090,7 +10976,7 @@
         <w:pStyle w:val="Heading1"/>
         <w:pageBreakBefore/>
       </w:pPr>
-      <w:bookmarkStart w:id="36" w:name="_Toc242991920"/>
+      <w:bookmarkStart w:id="40" w:name="_Toc243479441"/>
       <w:r>
         <w:rPr>
           <w:b w:val="0"/>
@@ -10104,7 +10990,7 @@
         </w:rPr>
         <w:t>使用标准化分析</w:t>
       </w:r>
-      <w:bookmarkEnd w:id="36"/>
+      <w:bookmarkEnd w:id="40"/>
     </w:p>
     <w:p>
       <w:pPr>
@@ -10262,7 +11148,7 @@
         <w:pStyle w:val="Heading1"/>
         <w:pageBreakBefore/>
       </w:pPr>
-      <w:bookmarkStart w:id="37" w:name="_Toc242991921"/>
+      <w:bookmarkStart w:id="41" w:name="_Toc243479442"/>
       <w:r>
         <w:rPr>
           <w:b w:val="0"/>
@@ -10276,7 +11162,7 @@
         </w:rPr>
         <w:t>保存、导出与复现</w:t>
       </w:r>
-      <w:bookmarkEnd w:id="37"/>
+      <w:bookmarkEnd w:id="41"/>
     </w:p>
     <w:p>
       <w:r>
@@ -10334,14 +11220,14 @@
       <w:pPr>
         <w:pStyle w:val="Heading2"/>
       </w:pPr>
-      <w:bookmarkStart w:id="38" w:name="_Toc242991922"/>
+      <w:bookmarkStart w:id="42" w:name="_Toc243479443"/>
       <w:r>
         <w:rPr>
           <w:b w:val="0"/>
         </w:rPr>
         <w:t>最终审阅核查表</w:t>
       </w:r>
-      <w:bookmarkEnd w:id="38"/>
+      <w:bookmarkEnd w:id="42"/>
     </w:p>
     <w:p>
       <w:pPr>
@@ -10379,7 +11265,10 @@
         <w:ind w:left="317" w:hanging="259"/>
       </w:pPr>
       <w:r>
-        <w:t xml:space="preserve">3. QC </w:t>
+        <w:t xml:space="preserve">3. </w:t>
+      </w:r>
+      <w:r>
+        <w:t xml:space="preserve">QC </w:t>
       </w:r>
       <w:r>
         <w:t>与分量</w:t>
@@ -10438,7 +11327,7 @@
         <w:pStyle w:val="Heading1"/>
         <w:pageBreakBefore/>
       </w:pPr>
-      <w:bookmarkStart w:id="39" w:name="_Toc242991923"/>
+      <w:bookmarkStart w:id="43" w:name="_Toc243479444"/>
       <w:r>
         <w:rPr>
           <w:b w:val="0"/>
@@ -10452,7 +11341,7 @@
         </w:rPr>
         <w:t>常见问题排查</w:t>
       </w:r>
-      <w:bookmarkEnd w:id="39"/>
+      <w:bookmarkEnd w:id="43"/>
     </w:p>
     <w:p>
       <w:pPr>
@@ -11207,7 +12096,7 @@
         <w:pStyle w:val="Heading1"/>
         <w:pageBreakBefore/>
       </w:pPr>
-      <w:bookmarkStart w:id="40" w:name="_Toc242991924"/>
+      <w:bookmarkStart w:id="44" w:name="_Toc243479445"/>
       <w:r>
         <w:rPr>
           <w:b w:val="0"/>
@@ -11221,7 +12110,7 @@
         </w:rPr>
         <w:t>必要术语与延伸阅读</w:t>
       </w:r>
-      <w:bookmarkEnd w:id="40"/>
+      <w:bookmarkEnd w:id="44"/>
     </w:p>
     <w:p>
       <w:pPr>
@@ -12095,7 +12984,7 @@
       <w:pPr>
         <w:pStyle w:val="Heading2"/>
       </w:pPr>
-      <w:bookmarkStart w:id="41" w:name="_Toc242991925"/>
+      <w:bookmarkStart w:id="45" w:name="_Toc243479446"/>
       <w:r>
         <w:rPr>
           <w:b w:val="0"/>
@@ -12103,7 +12992,7 @@
         <w:lastRenderedPageBreak/>
         <w:t>致谢</w:t>
       </w:r>
-      <w:bookmarkEnd w:id="41"/>
+      <w:bookmarkEnd w:id="45"/>
     </w:p>
     <w:p>
       <w:r>
@@ -12136,7 +13025,7 @@
         <w:pStyle w:val="Heading1"/>
         <w:pageBreakBefore/>
       </w:pPr>
-      <w:bookmarkStart w:id="42" w:name="_Toc242991926"/>
+      <w:bookmarkStart w:id="46" w:name="_Toc243479447"/>
       <w:r>
         <w:rPr>
           <w:b w:val="0"/>
@@ -12144,62 +13033,60 @@
         <w:lastRenderedPageBreak/>
         <w:t>致谢与责任</w:t>
       </w:r>
-      <w:bookmarkEnd w:id="42"/>
-    </w:p>
-    <w:p>
-      <w:r>
-        <w:t xml:space="preserve">ConfUSIus </w:t>
-      </w:r>
-      <w:r>
-        <w:t>提供互补的</w:t>
-      </w:r>
-      <w:r>
-        <w:t xml:space="preserve"> Python fUSI </w:t>
-      </w:r>
-      <w:r>
-        <w:t>分析方案。</w:t>
+      <w:bookmarkEnd w:id="46"/>
+    </w:p>
+    <w:p>
+      <w:r>
+        <w:t>感谢</w:t>
+      </w:r>
+      <w:r>
+        <w:t xml:space="preserve"> Dimokratis Karamanlis </w:t>
+      </w:r>
+      <w:r>
+        <w:t>和全体</w:t>
+      </w:r>
+      <w:r>
+        <w:t xml:space="preserve"> LightSuite </w:t>
+      </w:r>
+      <w:r>
+        <w:t>合著者提供原始框架、方法与资源。请同时引用其预印本、</w:t>
       </w:r>
       <w:r>
         <w:t xml:space="preserve">deConfUSIon </w:t>
       </w:r>
       <w:r>
-        <w:t>强调面向不编写代码研究者的连贯</w:t>
-      </w:r>
-      <w:r>
-        <w:t xml:space="preserve"> MATLAB GUI </w:t>
-      </w:r>
-      <w:r>
-        <w:t>流程。感谢</w:t>
-      </w:r>
-      <w:r>
-        <w:t xml:space="preserve"> ConfUSIus </w:t>
-      </w:r>
-      <w:r>
-        <w:t>开发者</w:t>
-      </w:r>
-      <w:r>
-        <w:t xml:space="preserve"> Samuel Le Meur-Diebolt </w:t>
-      </w:r>
-      <w:r>
-        <w:t>与</w:t>
-      </w:r>
-      <w:r>
-        <w:t xml:space="preserve"> Felipe Cybis Pereira</w:t>
-      </w:r>
-      <w:r>
-        <w:t>，以及</w:t>
-      </w:r>
-      <w:r>
-        <w:t xml:space="preserve"> Émilie Macé </w:t>
-      </w:r>
-      <w:r>
-        <w:t>实验室的</w:t>
-      </w:r>
-      <w:r>
-        <w:t xml:space="preserve"> José María Martínez de Paz </w:t>
-      </w:r>
-      <w:r>
-        <w:t>参与讨论。两个项目独立开发。</w:t>
+        <w:t>及相关图谱。预印本发表于</w:t>
+      </w:r>
+      <w:r>
+        <w:t xml:space="preserve"> 2026 </w:t>
+      </w:r>
+      <w:r>
+        <w:t>年</w:t>
+      </w:r>
+      <w:r>
+        <w:t xml:space="preserve"> 10 </w:t>
+      </w:r>
+      <w:r>
+        <w:t>月</w:t>
+      </w:r>
+      <w:r>
+        <w:t xml:space="preserve"> 14 </w:t>
+      </w:r>
+      <w:r>
+        <w:t>日，尚未经同行评审。本节集成截图不复制论文图版。</w:t>
+      </w:r>
+    </w:p>
+    <w:p>
+      <w:r>
+        <w:t>Karamanlis D, Xie Y, Foucher CG, Alappat M, Masood A, Dimitropoulou I, Pivron LAF, Martínez de Paz JM, Macé E, Gaspari S, El-Boustani S. LightSuite: scalable atlas registration and cell detection across the central nervous system. bioRxiv (2026). doi:10.64898/2026.10.13.757638. https://doi.org/10.64898/2026.10.13.757638</w:t>
+      </w:r>
+    </w:p>
+    <w:p>
+      <w:r>
+        <w:t xml:space="preserve">ConfUSIus provides a complementary Python-based approach to fUSI </w:t>
+      </w:r>
+      <w:r>
+        <w:t>analysis. deConfUSIon emphasizes a connected MATLAB GUI workflow for researchers who do not write code. Thanks are due to ConfUSIus developers Samuel Le Meur-Diebolt and Felipe Cybis Pereira, and José María Martínez de Paz from Émilie Macé’s laboratory, for discussions. The projects are independently developed.</w:t>
       </w:r>
     </w:p>
     <w:p>
@@ -12208,8 +13095,8 @@
       </w:r>
     </w:p>
     <w:sectPr>
-      <w:headerReference w:type="default" r:id="rId45"/>
-      <w:footerReference w:type="default" r:id="rId46"/>
+      <w:headerReference w:type="default" r:id="rId58"/>
+      <w:footerReference w:type="default" r:id="rId59"/>
       <w:pgSz w:w="11906" w:h="16838"/>
       <w:pgMar w:top="1368" w:right="1008" w:bottom="1008" w:left="1008" w:header="360" w:footer="432" w:gutter="0"/>
       <w:cols w:space="720"/>
@@ -12260,7 +13147,43 @@
       <w:rPr>
         <w:sz w:val="16"/>
       </w:rPr>
-      <w:t xml:space="preserve"> | 15 October 2026 | </w:t>
+      <w:t xml:space="preserve"> | 2026</w:t>
+    </w:r>
+    <w:r>
+      <w:rPr>
+        <w:sz w:val="16"/>
+      </w:rPr>
+      <w:t>年</w:t>
+    </w:r>
+    <w:r>
+      <w:rPr>
+        <w:sz w:val="16"/>
+      </w:rPr>
+      <w:t>10</w:t>
+    </w:r>
+    <w:r>
+      <w:rPr>
+        <w:sz w:val="16"/>
+      </w:rPr>
+      <w:t>月</w:t>
+    </w:r>
+    <w:r>
+      <w:rPr>
+        <w:sz w:val="16"/>
+      </w:rPr>
+      <w:t>21</w:t>
+    </w:r>
+    <w:r>
+      <w:rPr>
+        <w:sz w:val="16"/>
+      </w:rPr>
+      <w:t>日</w:t>
+    </w:r>
+    <w:r>
+      <w:rPr>
+        <w:sz w:val="16"/>
+      </w:rPr>
+      <w:t xml:space="preserve"> | </w:t>
     </w:r>
     <w:r>
       <w:fldChar w:fldCharType="begin"/>
@@ -12300,7 +13223,43 @@
       <w:rPr>
         <w:sz w:val="16"/>
       </w:rPr>
-      <w:t xml:space="preserve"> | 15 October 2026 | </w:t>
+      <w:t xml:space="preserve"> | 2026</w:t>
+    </w:r>
+    <w:r>
+      <w:rPr>
+        <w:sz w:val="16"/>
+      </w:rPr>
+      <w:t>年</w:t>
+    </w:r>
+    <w:r>
+      <w:rPr>
+        <w:sz w:val="16"/>
+      </w:rPr>
+      <w:t>10</w:t>
+    </w:r>
+    <w:r>
+      <w:rPr>
+        <w:sz w:val="16"/>
+      </w:rPr>
+      <w:t>月</w:t>
+    </w:r>
+    <w:r>
+      <w:rPr>
+        <w:sz w:val="16"/>
+      </w:rPr>
+      <w:t>21</w:t>
+    </w:r>
+    <w:r>
+      <w:rPr>
+        <w:sz w:val="16"/>
+      </w:rPr>
+      <w:t>日</w:t>
+    </w:r>
+    <w:r>
+      <w:rPr>
+        <w:sz w:val="16"/>
+      </w:rPr>
+      <w:t xml:space="preserve"> | </w:t>
     </w:r>
     <w:r>
       <w:fldChar w:fldCharType="begin"/>
@@ -12340,7 +13299,43 @@
       <w:rPr>
         <w:sz w:val="16"/>
       </w:rPr>
-      <w:t xml:space="preserve"> | 15 October 2026 | </w:t>
+      <w:t xml:space="preserve"> | 2026</w:t>
+    </w:r>
+    <w:r>
+      <w:rPr>
+        <w:sz w:val="16"/>
+      </w:rPr>
+      <w:t>年</w:t>
+    </w:r>
+    <w:r>
+      <w:rPr>
+        <w:sz w:val="16"/>
+      </w:rPr>
+      <w:t>10</w:t>
+    </w:r>
+    <w:r>
+      <w:rPr>
+        <w:sz w:val="16"/>
+      </w:rPr>
+      <w:t>月</w:t>
+    </w:r>
+    <w:r>
+      <w:rPr>
+        <w:sz w:val="16"/>
+      </w:rPr>
+      <w:t>21</w:t>
+    </w:r>
+    <w:r>
+      <w:rPr>
+        <w:sz w:val="16"/>
+      </w:rPr>
+      <w:t>日</w:t>
+    </w:r>
+    <w:r>
+      <w:rPr>
+        <w:sz w:val="16"/>
+      </w:rPr>
+      <w:t xml:space="preserve"> | </w:t>
     </w:r>
     <w:r>
       <w:fldChar w:fldCharType="begin"/>
@@ -12380,7 +13375,43 @@
       <w:rPr>
         <w:sz w:val="16"/>
       </w:rPr>
-      <w:t xml:space="preserve"> | 15 October 2026 | </w:t>
+      <w:t xml:space="preserve"> | 2026</w:t>
+    </w:r>
+    <w:r>
+      <w:rPr>
+        <w:sz w:val="16"/>
+      </w:rPr>
+      <w:t>年</w:t>
+    </w:r>
+    <w:r>
+      <w:rPr>
+        <w:sz w:val="16"/>
+      </w:rPr>
+      <w:t>10</w:t>
+    </w:r>
+    <w:r>
+      <w:rPr>
+        <w:sz w:val="16"/>
+      </w:rPr>
+      <w:t>月</w:t>
+    </w:r>
+    <w:r>
+      <w:rPr>
+        <w:sz w:val="16"/>
+      </w:rPr>
+      <w:t>21</w:t>
+    </w:r>
+    <w:r>
+      <w:rPr>
+        <w:sz w:val="16"/>
+      </w:rPr>
+      <w:t>日</w:t>
+    </w:r>
+    <w:r>
+      <w:rPr>
+        <w:sz w:val="16"/>
+      </w:rPr>
+      <w:t xml:space="preserve"> | </w:t>
     </w:r>
     <w:r>
       <w:fldChar w:fldCharType="begin"/>
@@ -12420,7 +13451,43 @@
       <w:rPr>
         <w:sz w:val="16"/>
       </w:rPr>
-      <w:t xml:space="preserve"> | 15 October 2026 | </w:t>
+      <w:t xml:space="preserve"> | 2026</w:t>
+    </w:r>
+    <w:r>
+      <w:rPr>
+        <w:sz w:val="16"/>
+      </w:rPr>
+      <w:t>年</w:t>
+    </w:r>
+    <w:r>
+      <w:rPr>
+        <w:sz w:val="16"/>
+      </w:rPr>
+      <w:t>10</w:t>
+    </w:r>
+    <w:r>
+      <w:rPr>
+        <w:sz w:val="16"/>
+      </w:rPr>
+      <w:t>月</w:t>
+    </w:r>
+    <w:r>
+      <w:rPr>
+        <w:sz w:val="16"/>
+      </w:rPr>
+      <w:t>21</w:t>
+    </w:r>
+    <w:r>
+      <w:rPr>
+        <w:sz w:val="16"/>
+      </w:rPr>
+      <w:t>日</w:t>
+    </w:r>
+    <w:r>
+      <w:rPr>
+        <w:sz w:val="16"/>
+      </w:rPr>
+      <w:t xml:space="preserve"> | </w:t>
     </w:r>
     <w:r>
       <w:fldChar w:fldCharType="begin"/>
@@ -12460,7 +13527,43 @@
       <w:rPr>
         <w:sz w:val="16"/>
       </w:rPr>
-      <w:t xml:space="preserve"> | 15 October 2026 | </w:t>
+      <w:t xml:space="preserve"> | 2026</w:t>
+    </w:r>
+    <w:r>
+      <w:rPr>
+        <w:sz w:val="16"/>
+      </w:rPr>
+      <w:t>年</w:t>
+    </w:r>
+    <w:r>
+      <w:rPr>
+        <w:sz w:val="16"/>
+      </w:rPr>
+      <w:t>10</w:t>
+    </w:r>
+    <w:r>
+      <w:rPr>
+        <w:sz w:val="16"/>
+      </w:rPr>
+      <w:t>月</w:t>
+    </w:r>
+    <w:r>
+      <w:rPr>
+        <w:sz w:val="16"/>
+      </w:rPr>
+      <w:t>21</w:t>
+    </w:r>
+    <w:r>
+      <w:rPr>
+        <w:sz w:val="16"/>
+      </w:rPr>
+      <w:t>日</w:t>
+    </w:r>
+    <w:r>
+      <w:rPr>
+        <w:sz w:val="16"/>
+      </w:rPr>
+      <w:t xml:space="preserve"> | </w:t>
     </w:r>
     <w:r>
       <w:fldChar w:fldCharType="begin"/>
@@ -12500,7 +13603,43 @@
       <w:rPr>
         <w:sz w:val="16"/>
       </w:rPr>
-      <w:t xml:space="preserve"> | 15 October 2026 | </w:t>
+      <w:t xml:space="preserve"> | 2026</w:t>
+    </w:r>
+    <w:r>
+      <w:rPr>
+        <w:sz w:val="16"/>
+      </w:rPr>
+      <w:t>年</w:t>
+    </w:r>
+    <w:r>
+      <w:rPr>
+        <w:sz w:val="16"/>
+      </w:rPr>
+      <w:t>10</w:t>
+    </w:r>
+    <w:r>
+      <w:rPr>
+        <w:sz w:val="16"/>
+      </w:rPr>
+      <w:t>月</w:t>
+    </w:r>
+    <w:r>
+      <w:rPr>
+        <w:sz w:val="16"/>
+      </w:rPr>
+      <w:t>21</w:t>
+    </w:r>
+    <w:r>
+      <w:rPr>
+        <w:sz w:val="16"/>
+      </w:rPr>
+      <w:t>日</w:t>
+    </w:r>
+    <w:r>
+      <w:rPr>
+        <w:sz w:val="16"/>
+      </w:rPr>
+      <w:t xml:space="preserve"> | </w:t>
     </w:r>
     <w:r>
       <w:fldChar w:fldCharType="begin"/>
@@ -12516,6 +13655,310 @@
         <w:noProof/>
       </w:rPr>
       <w:t>31</w:t>
+    </w:r>
+    <w:r>
+      <w:fldChar w:fldCharType="end"/>
+    </w:r>
+  </w:p>
+</w:ftr>
+</file>
+
+<file path=word/footer16.xml><?xml version="1.0" encoding="utf-8"?>
+<w:ftr xmlns:wpc="http://schemas.microsoft.com/office/word/2010/wordprocessingCanvas" xmlns:cx="http://schemas.microsoft.com/office/drawing/2014/chartex" xmlns:cx1="http://schemas.microsoft.com/office/drawing/2015/9/8/chartex" xmlns:cx2="http://schemas.microsoft.com/office/drawing/2015/10/21/chartex" xmlns:cx3="http://schemas.microsoft.com/office/drawing/2016/5/9/chartex" xmlns:cx4="http://schemas.microsoft.com/office/drawing/2016/5/10/chartex" xmlns:cx5="http://schemas.microsoft.com/office/drawing/2016/5/11/chartex" xmlns:cx6="http://schemas.microsoft.com/office/drawing/2016/5/12/chartex" xmlns:cx7="http://schemas.microsoft.com/office/drawing/2016/5/13/chartex" xmlns:cx8="http://schemas.microsoft.com/office/drawing/2016/5/14/chartex" xmlns:mc="http://schemas.openxmlformats.org/markup-compatibility/2006" xmlns:aink="http://schemas.microsoft.com/office/drawing/2016/ink" xmlns:am3d="http://schemas.microsoft.com/office/drawing/2017/model3d" xmlns:o="urn:schemas-microsoft-com:office:office" xmlns:oel="http://schemas.microsoft.com/office/2019/extlst" xmlns:r="http://schemas.openxmlformats.org/officeDocument/2006/relationships" xmlns:m="http://schemas.openxmlformats.org/officeDocument/2006/math" xmlns:v="urn:schemas-microsoft-com:vml" xmlns:wp14="http://schemas.microsoft.com/office/word/2010/wordprocessingDrawing" xmlns:wp="http://schemas.openxmlformats.org/drawingml/2006/wordprocessingDrawing" xmlns:w10="urn:schemas-microsoft-com:office:word" xmlns:w="http://schemas.openxmlformats.org/wordprocessingml/2006/main" xmlns:w14="http://schemas.microsoft.com/office/word/2010/wordml" xmlns:w15="http://schemas.microsoft.com/office/word/2012/wordml" xmlns:w16cex="http://schemas.microsoft.com/office/word/2018/wordml/cex" xmlns:w16cid="http://schemas.microsoft.com/office/word/2016/wordml/cid" xmlns:w16="http://schemas.microsoft.com/office/word/2018/wordml" xmlns:w16sdtdh="http://schemas.microsoft.com/office/word/2020/wordml/sdtdatahash" xmlns:w16se="http://schemas.microsoft.com/office/word/2015/wordml/symex" xmlns:wpg="http://schemas.microsoft.com/office/word/2010/wordprocessingGroup" xmlns:wpi="http://schemas.microsoft.com/office/word/2010/wordprocessingInk" xmlns:wne="http://schemas.microsoft.com/office/word/2006/wordml" xmlns:wps="http://schemas.microsoft.com/office/word/2010/wordprocessingShape" mc:Ignorable="w14 w15 w16se w16cid w16 w16cex w16sdtdh wp14">
+  <w:p>
+    <w:pPr>
+      <w:jc w:val="right"/>
+    </w:pPr>
+    <w:r>
+      <w:rPr>
+        <w:sz w:val="16"/>
+      </w:rPr>
+      <w:t>用户手册</w:t>
+    </w:r>
+    <w:r>
+      <w:rPr>
+        <w:sz w:val="16"/>
+      </w:rPr>
+      <w:t xml:space="preserve"> | 2026</w:t>
+    </w:r>
+    <w:r>
+      <w:rPr>
+        <w:sz w:val="16"/>
+      </w:rPr>
+      <w:t>年</w:t>
+    </w:r>
+    <w:r>
+      <w:rPr>
+        <w:sz w:val="16"/>
+      </w:rPr>
+      <w:t>10</w:t>
+    </w:r>
+    <w:r>
+      <w:rPr>
+        <w:sz w:val="16"/>
+      </w:rPr>
+      <w:t>月</w:t>
+    </w:r>
+    <w:r>
+      <w:rPr>
+        <w:sz w:val="16"/>
+      </w:rPr>
+      <w:t>21</w:t>
+    </w:r>
+    <w:r>
+      <w:rPr>
+        <w:sz w:val="16"/>
+      </w:rPr>
+      <w:t>日</w:t>
+    </w:r>
+    <w:r>
+      <w:rPr>
+        <w:sz w:val="16"/>
+      </w:rPr>
+      <w:t xml:space="preserve"> | </w:t>
+    </w:r>
+    <w:r>
+      <w:fldChar w:fldCharType="begin"/>
+    </w:r>
+    <w:r>
+      <w:instrText xml:space="preserve"> PAGE </w:instrText>
+    </w:r>
+    <w:r>
+      <w:fldChar w:fldCharType="separate"/>
+    </w:r>
+    <w:r>
+      <w:rPr>
+        <w:noProof/>
+      </w:rPr>
+      <w:t>34</w:t>
+    </w:r>
+    <w:r>
+      <w:fldChar w:fldCharType="end"/>
+    </w:r>
+  </w:p>
+</w:ftr>
+</file>
+
+<file path=word/footer17.xml><?xml version="1.0" encoding="utf-8"?>
+<w:ftr xmlns:wpc="http://schemas.microsoft.com/office/word/2010/wordprocessingCanvas" xmlns:cx="http://schemas.microsoft.com/office/drawing/2014/chartex" xmlns:cx1="http://schemas.microsoft.com/office/drawing/2015/9/8/chartex" xmlns:cx2="http://schemas.microsoft.com/office/drawing/2015/10/21/chartex" xmlns:cx3="http://schemas.microsoft.com/office/drawing/2016/5/9/chartex" xmlns:cx4="http://schemas.microsoft.com/office/drawing/2016/5/10/chartex" xmlns:cx5="http://schemas.microsoft.com/office/drawing/2016/5/11/chartex" xmlns:cx6="http://schemas.microsoft.com/office/drawing/2016/5/12/chartex" xmlns:cx7="http://schemas.microsoft.com/office/drawing/2016/5/13/chartex" xmlns:cx8="http://schemas.microsoft.com/office/drawing/2016/5/14/chartex" xmlns:mc="http://schemas.openxmlformats.org/markup-compatibility/2006" xmlns:aink="http://schemas.microsoft.com/office/drawing/2016/ink" xmlns:am3d="http://schemas.microsoft.com/office/drawing/2017/model3d" xmlns:o="urn:schemas-microsoft-com:office:office" xmlns:oel="http://schemas.microsoft.com/office/2019/extlst" xmlns:r="http://schemas.openxmlformats.org/officeDocument/2006/relationships" xmlns:m="http://schemas.openxmlformats.org/officeDocument/2006/math" xmlns:v="urn:schemas-microsoft-com:vml" xmlns:wp14="http://schemas.microsoft.com/office/word/2010/wordprocessingDrawing" xmlns:wp="http://schemas.openxmlformats.org/drawingml/2006/wordprocessingDrawing" xmlns:w10="urn:schemas-microsoft-com:office:word" xmlns:w="http://schemas.openxmlformats.org/wordprocessingml/2006/main" xmlns:w14="http://schemas.microsoft.com/office/word/2010/wordml" xmlns:w15="http://schemas.microsoft.com/office/word/2012/wordml" xmlns:w16cex="http://schemas.microsoft.com/office/word/2018/wordml/cex" xmlns:w16cid="http://schemas.microsoft.com/office/word/2016/wordml/cid" xmlns:w16="http://schemas.microsoft.com/office/word/2018/wordml" xmlns:w16sdtdh="http://schemas.microsoft.com/office/word/2020/wordml/sdtdatahash" xmlns:w16se="http://schemas.microsoft.com/office/word/2015/wordml/symex" xmlns:wpg="http://schemas.microsoft.com/office/word/2010/wordprocessingGroup" xmlns:wpi="http://schemas.microsoft.com/office/word/2010/wordprocessingInk" xmlns:wne="http://schemas.microsoft.com/office/word/2006/wordml" xmlns:wps="http://schemas.microsoft.com/office/word/2010/wordprocessingShape" mc:Ignorable="w14 w15 w16se w16cid w16 w16cex w16sdtdh wp14">
+  <w:p>
+    <w:pPr>
+      <w:jc w:val="right"/>
+    </w:pPr>
+    <w:r>
+      <w:rPr>
+        <w:sz w:val="16"/>
+      </w:rPr>
+      <w:t>用户手册</w:t>
+    </w:r>
+    <w:r>
+      <w:rPr>
+        <w:sz w:val="16"/>
+      </w:rPr>
+      <w:t xml:space="preserve"> | 2026</w:t>
+    </w:r>
+    <w:r>
+      <w:rPr>
+        <w:sz w:val="16"/>
+      </w:rPr>
+      <w:t>年</w:t>
+    </w:r>
+    <w:r>
+      <w:rPr>
+        <w:sz w:val="16"/>
+      </w:rPr>
+      <w:t>10</w:t>
+    </w:r>
+    <w:r>
+      <w:rPr>
+        <w:sz w:val="16"/>
+      </w:rPr>
+      <w:t>月</w:t>
+    </w:r>
+    <w:r>
+      <w:rPr>
+        <w:sz w:val="16"/>
+      </w:rPr>
+      <w:t>21</w:t>
+    </w:r>
+    <w:r>
+      <w:rPr>
+        <w:sz w:val="16"/>
+      </w:rPr>
+      <w:t>日</w:t>
+    </w:r>
+    <w:r>
+      <w:rPr>
+        <w:sz w:val="16"/>
+      </w:rPr>
+      <w:t xml:space="preserve"> | </w:t>
+    </w:r>
+    <w:r>
+      <w:fldChar w:fldCharType="begin"/>
+    </w:r>
+    <w:r>
+      <w:instrText xml:space="preserve"> PAGE </w:instrText>
+    </w:r>
+    <w:r>
+      <w:fldChar w:fldCharType="separate"/>
+    </w:r>
+    <w:r>
+      <w:rPr>
+        <w:noProof/>
+      </w:rPr>
+      <w:t>35</w:t>
+    </w:r>
+    <w:r>
+      <w:fldChar w:fldCharType="end"/>
+    </w:r>
+  </w:p>
+</w:ftr>
+</file>
+
+<file path=word/footer18.xml><?xml version="1.0" encoding="utf-8"?>
+<w:ftr xmlns:wpc="http://schemas.microsoft.com/office/word/2010/wordprocessingCanvas" xmlns:cx="http://schemas.microsoft.com/office/drawing/2014/chartex" xmlns:cx1="http://schemas.microsoft.com/office/drawing/2015/9/8/chartex" xmlns:cx2="http://schemas.microsoft.com/office/drawing/2015/10/21/chartex" xmlns:cx3="http://schemas.microsoft.com/office/drawing/2016/5/9/chartex" xmlns:cx4="http://schemas.microsoft.com/office/drawing/2016/5/10/chartex" xmlns:cx5="http://schemas.microsoft.com/office/drawing/2016/5/11/chartex" xmlns:cx6="http://schemas.microsoft.com/office/drawing/2016/5/12/chartex" xmlns:cx7="http://schemas.microsoft.com/office/drawing/2016/5/13/chartex" xmlns:cx8="http://schemas.microsoft.com/office/drawing/2016/5/14/chartex" xmlns:mc="http://schemas.openxmlformats.org/markup-compatibility/2006" xmlns:aink="http://schemas.microsoft.com/office/drawing/2016/ink" xmlns:am3d="http://schemas.microsoft.com/office/drawing/2017/model3d" xmlns:o="urn:schemas-microsoft-com:office:office" xmlns:oel="http://schemas.microsoft.com/office/2019/extlst" xmlns:r="http://schemas.openxmlformats.org/officeDocument/2006/relationships" xmlns:m="http://schemas.openxmlformats.org/officeDocument/2006/math" xmlns:v="urn:schemas-microsoft-com:vml" xmlns:wp14="http://schemas.microsoft.com/office/word/2010/wordprocessingDrawing" xmlns:wp="http://schemas.openxmlformats.org/drawingml/2006/wordprocessingDrawing" xmlns:w10="urn:schemas-microsoft-com:office:word" xmlns:w="http://schemas.openxmlformats.org/wordprocessingml/2006/main" xmlns:w14="http://schemas.microsoft.com/office/word/2010/wordml" xmlns:w15="http://schemas.microsoft.com/office/word/2012/wordml" xmlns:w16cex="http://schemas.microsoft.com/office/word/2018/wordml/cex" xmlns:w16cid="http://schemas.microsoft.com/office/word/2016/wordml/cid" xmlns:w16="http://schemas.microsoft.com/office/word/2018/wordml" xmlns:w16sdtdh="http://schemas.microsoft.com/office/word/2020/wordml/sdtdatahash" xmlns:w16se="http://schemas.microsoft.com/office/word/2015/wordml/symex" xmlns:wpg="http://schemas.microsoft.com/office/word/2010/wordprocessingGroup" xmlns:wpi="http://schemas.microsoft.com/office/word/2010/wordprocessingInk" xmlns:wne="http://schemas.microsoft.com/office/word/2006/wordml" xmlns:wps="http://schemas.microsoft.com/office/word/2010/wordprocessingShape" mc:Ignorable="w14 w15 w16se w16cid w16 w16cex w16sdtdh wp14">
+  <w:p>
+    <w:pPr>
+      <w:jc w:val="right"/>
+    </w:pPr>
+    <w:r>
+      <w:rPr>
+        <w:sz w:val="16"/>
+      </w:rPr>
+      <w:t>用户手册</w:t>
+    </w:r>
+    <w:r>
+      <w:rPr>
+        <w:sz w:val="16"/>
+      </w:rPr>
+      <w:t xml:space="preserve"> | 2026</w:t>
+    </w:r>
+    <w:r>
+      <w:rPr>
+        <w:sz w:val="16"/>
+      </w:rPr>
+      <w:t>年</w:t>
+    </w:r>
+    <w:r>
+      <w:rPr>
+        <w:sz w:val="16"/>
+      </w:rPr>
+      <w:t>10</w:t>
+    </w:r>
+    <w:r>
+      <w:rPr>
+        <w:sz w:val="16"/>
+      </w:rPr>
+      <w:t>月</w:t>
+    </w:r>
+    <w:r>
+      <w:rPr>
+        <w:sz w:val="16"/>
+      </w:rPr>
+      <w:t>21</w:t>
+    </w:r>
+    <w:r>
+      <w:rPr>
+        <w:sz w:val="16"/>
+      </w:rPr>
+      <w:t>日</w:t>
+    </w:r>
+    <w:r>
+      <w:rPr>
+        <w:sz w:val="16"/>
+      </w:rPr>
+      <w:t xml:space="preserve"> | </w:t>
+    </w:r>
+    <w:r>
+      <w:fldChar w:fldCharType="begin"/>
+    </w:r>
+    <w:r>
+      <w:instrText xml:space="preserve"> PAGE </w:instrText>
+    </w:r>
+    <w:r>
+      <w:fldChar w:fldCharType="separate"/>
+    </w:r>
+    <w:r>
+      <w:rPr>
+        <w:noProof/>
+      </w:rPr>
+      <w:t>36</w:t>
+    </w:r>
+    <w:r>
+      <w:fldChar w:fldCharType="end"/>
+    </w:r>
+  </w:p>
+</w:ftr>
+</file>
+
+<file path=word/footer19.xml><?xml version="1.0" encoding="utf-8"?>
+<w:ftr xmlns:wpc="http://schemas.microsoft.com/office/word/2010/wordprocessingCanvas" xmlns:cx="http://schemas.microsoft.com/office/drawing/2014/chartex" xmlns:cx1="http://schemas.microsoft.com/office/drawing/2015/9/8/chartex" xmlns:cx2="http://schemas.microsoft.com/office/drawing/2015/10/21/chartex" xmlns:cx3="http://schemas.microsoft.com/office/drawing/2016/5/9/chartex" xmlns:cx4="http://schemas.microsoft.com/office/drawing/2016/5/10/chartex" xmlns:cx5="http://schemas.microsoft.com/office/drawing/2016/5/11/chartex" xmlns:cx6="http://schemas.microsoft.com/office/drawing/2016/5/12/chartex" xmlns:cx7="http://schemas.microsoft.com/office/drawing/2016/5/13/chartex" xmlns:cx8="http://schemas.microsoft.com/office/drawing/2016/5/14/chartex" xmlns:mc="http://schemas.openxmlformats.org/markup-compatibility/2006" xmlns:aink="http://schemas.microsoft.com/office/drawing/2016/ink" xmlns:am3d="http://schemas.microsoft.com/office/drawing/2017/model3d" xmlns:o="urn:schemas-microsoft-com:office:office" xmlns:oel="http://schemas.microsoft.com/office/2019/extlst" xmlns:r="http://schemas.openxmlformats.org/officeDocument/2006/relationships" xmlns:m="http://schemas.openxmlformats.org/officeDocument/2006/math" xmlns:v="urn:schemas-microsoft-com:vml" xmlns:wp14="http://schemas.microsoft.com/office/word/2010/wordprocessingDrawing" xmlns:wp="http://schemas.openxmlformats.org/drawingml/2006/wordprocessingDrawing" xmlns:w10="urn:schemas-microsoft-com:office:word" xmlns:w="http://schemas.openxmlformats.org/wordprocessingml/2006/main" xmlns:w14="http://schemas.microsoft.com/office/word/2010/wordml" xmlns:w15="http://schemas.microsoft.com/office/word/2012/wordml" xmlns:w16cex="http://schemas.microsoft.com/office/word/2018/wordml/cex" xmlns:w16cid="http://schemas.microsoft.com/office/word/2016/wordml/cid" xmlns:w16="http://schemas.microsoft.com/office/word/2018/wordml" xmlns:w16sdtdh="http://schemas.microsoft.com/office/word/2020/wordml/sdtdatahash" xmlns:w16se="http://schemas.microsoft.com/office/word/2015/wordml/symex" xmlns:wpg="http://schemas.microsoft.com/office/word/2010/wordprocessingGroup" xmlns:wpi="http://schemas.microsoft.com/office/word/2010/wordprocessingInk" xmlns:wne="http://schemas.microsoft.com/office/word/2006/wordml" xmlns:wps="http://schemas.microsoft.com/office/word/2010/wordprocessingShape" mc:Ignorable="w14 w15 w16se w16cid w16 w16cex w16sdtdh wp14">
+  <w:p>
+    <w:pPr>
+      <w:jc w:val="right"/>
+    </w:pPr>
+    <w:r>
+      <w:rPr>
+        <w:sz w:val="16"/>
+      </w:rPr>
+      <w:t>用户手册</w:t>
+    </w:r>
+    <w:r>
+      <w:rPr>
+        <w:sz w:val="16"/>
+      </w:rPr>
+      <w:t xml:space="preserve"> | 2026</w:t>
+    </w:r>
+    <w:r>
+      <w:rPr>
+        <w:sz w:val="16"/>
+      </w:rPr>
+      <w:t>年</w:t>
+    </w:r>
+    <w:r>
+      <w:rPr>
+        <w:sz w:val="16"/>
+      </w:rPr>
+      <w:t>10</w:t>
+    </w:r>
+    <w:r>
+      <w:rPr>
+        <w:sz w:val="16"/>
+      </w:rPr>
+      <w:t>月</w:t>
+    </w:r>
+    <w:r>
+      <w:rPr>
+        <w:sz w:val="16"/>
+      </w:rPr>
+      <w:t>21</w:t>
+    </w:r>
+    <w:r>
+      <w:rPr>
+        <w:sz w:val="16"/>
+      </w:rPr>
+      <w:t>日</w:t>
+    </w:r>
+    <w:r>
+      <w:rPr>
+        <w:sz w:val="16"/>
+      </w:rPr>
+      <w:t xml:space="preserve"> | </w:t>
+    </w:r>
+    <w:r>
+      <w:fldChar w:fldCharType="begin"/>
+    </w:r>
+    <w:r>
+      <w:instrText xml:space="preserve"> PAGE </w:instrText>
+    </w:r>
+    <w:r>
+      <w:fldChar w:fldCharType="separate"/>
+    </w:r>
+    <w:r>
+      <w:rPr>
+        <w:noProof/>
+      </w:rPr>
+      <w:t>37</w:t>
     </w:r>
     <w:r>
       <w:fldChar w:fldCharType="end"/>
@@ -12540,7 +13983,43 @@
       <w:rPr>
         <w:sz w:val="16"/>
       </w:rPr>
-      <w:t xml:space="preserve"> | 15 October 2026 | </w:t>
+      <w:t xml:space="preserve"> | 2026</w:t>
+    </w:r>
+    <w:r>
+      <w:rPr>
+        <w:sz w:val="16"/>
+      </w:rPr>
+      <w:t>年</w:t>
+    </w:r>
+    <w:r>
+      <w:rPr>
+        <w:sz w:val="16"/>
+      </w:rPr>
+      <w:t>10</w:t>
+    </w:r>
+    <w:r>
+      <w:rPr>
+        <w:sz w:val="16"/>
+      </w:rPr>
+      <w:t>月</w:t>
+    </w:r>
+    <w:r>
+      <w:rPr>
+        <w:sz w:val="16"/>
+      </w:rPr>
+      <w:t>21</w:t>
+    </w:r>
+    <w:r>
+      <w:rPr>
+        <w:sz w:val="16"/>
+      </w:rPr>
+      <w:t>日</w:t>
+    </w:r>
+    <w:r>
+      <w:rPr>
+        <w:sz w:val="16"/>
+      </w:rPr>
+      <w:t xml:space="preserve"> | </w:t>
     </w:r>
     <w:r>
       <w:fldChar w:fldCharType="begin"/>
@@ -12580,7 +14059,43 @@
       <w:rPr>
         <w:sz w:val="16"/>
       </w:rPr>
-      <w:t xml:space="preserve"> | 15 October 2026 | </w:t>
+      <w:t xml:space="preserve"> | 2026</w:t>
+    </w:r>
+    <w:r>
+      <w:rPr>
+        <w:sz w:val="16"/>
+      </w:rPr>
+      <w:t>年</w:t>
+    </w:r>
+    <w:r>
+      <w:rPr>
+        <w:sz w:val="16"/>
+      </w:rPr>
+      <w:t>10</w:t>
+    </w:r>
+    <w:r>
+      <w:rPr>
+        <w:sz w:val="16"/>
+      </w:rPr>
+      <w:t>月</w:t>
+    </w:r>
+    <w:r>
+      <w:rPr>
+        <w:sz w:val="16"/>
+      </w:rPr>
+      <w:t>21</w:t>
+    </w:r>
+    <w:r>
+      <w:rPr>
+        <w:sz w:val="16"/>
+      </w:rPr>
+      <w:t>日</w:t>
+    </w:r>
+    <w:r>
+      <w:rPr>
+        <w:sz w:val="16"/>
+      </w:rPr>
+      <w:t xml:space="preserve"> | </w:t>
     </w:r>
     <w:r>
       <w:fldChar w:fldCharType="begin"/>
@@ -12620,7 +14135,43 @@
       <w:rPr>
         <w:sz w:val="16"/>
       </w:rPr>
-      <w:t xml:space="preserve"> | 15 October 2026 | </w:t>
+      <w:t xml:space="preserve"> | 2026</w:t>
+    </w:r>
+    <w:r>
+      <w:rPr>
+        <w:sz w:val="16"/>
+      </w:rPr>
+      <w:t>年</w:t>
+    </w:r>
+    <w:r>
+      <w:rPr>
+        <w:sz w:val="16"/>
+      </w:rPr>
+      <w:t>10</w:t>
+    </w:r>
+    <w:r>
+      <w:rPr>
+        <w:sz w:val="16"/>
+      </w:rPr>
+      <w:t>月</w:t>
+    </w:r>
+    <w:r>
+      <w:rPr>
+        <w:sz w:val="16"/>
+      </w:rPr>
+      <w:t>21</w:t>
+    </w:r>
+    <w:r>
+      <w:rPr>
+        <w:sz w:val="16"/>
+      </w:rPr>
+      <w:t>日</w:t>
+    </w:r>
+    <w:r>
+      <w:rPr>
+        <w:sz w:val="16"/>
+      </w:rPr>
+      <w:t xml:space="preserve"> | </w:t>
     </w:r>
     <w:r>
       <w:fldChar w:fldCharType="begin"/>
@@ -12660,7 +14211,43 @@
       <w:rPr>
         <w:sz w:val="16"/>
       </w:rPr>
-      <w:t xml:space="preserve"> | 15 October 2026 | </w:t>
+      <w:t xml:space="preserve"> | 2026</w:t>
+    </w:r>
+    <w:r>
+      <w:rPr>
+        <w:sz w:val="16"/>
+      </w:rPr>
+      <w:t>年</w:t>
+    </w:r>
+    <w:r>
+      <w:rPr>
+        <w:sz w:val="16"/>
+      </w:rPr>
+      <w:t>10</w:t>
+    </w:r>
+    <w:r>
+      <w:rPr>
+        <w:sz w:val="16"/>
+      </w:rPr>
+      <w:t>月</w:t>
+    </w:r>
+    <w:r>
+      <w:rPr>
+        <w:sz w:val="16"/>
+      </w:rPr>
+      <w:t>21</w:t>
+    </w:r>
+    <w:r>
+      <w:rPr>
+        <w:sz w:val="16"/>
+      </w:rPr>
+      <w:t>日</w:t>
+    </w:r>
+    <w:r>
+      <w:rPr>
+        <w:sz w:val="16"/>
+      </w:rPr>
+      <w:t xml:space="preserve"> | </w:t>
     </w:r>
     <w:r>
       <w:fldChar w:fldCharType="begin"/>
@@ -12700,7 +14287,43 @@
       <w:rPr>
         <w:sz w:val="16"/>
       </w:rPr>
-      <w:t xml:space="preserve"> | 15 October 2026 | </w:t>
+      <w:t xml:space="preserve"> | 2026</w:t>
+    </w:r>
+    <w:r>
+      <w:rPr>
+        <w:sz w:val="16"/>
+      </w:rPr>
+      <w:t>年</w:t>
+    </w:r>
+    <w:r>
+      <w:rPr>
+        <w:sz w:val="16"/>
+      </w:rPr>
+      <w:t>10</w:t>
+    </w:r>
+    <w:r>
+      <w:rPr>
+        <w:sz w:val="16"/>
+      </w:rPr>
+      <w:t>月</w:t>
+    </w:r>
+    <w:r>
+      <w:rPr>
+        <w:sz w:val="16"/>
+      </w:rPr>
+      <w:t>21</w:t>
+    </w:r>
+    <w:r>
+      <w:rPr>
+        <w:sz w:val="16"/>
+      </w:rPr>
+      <w:t>日</w:t>
+    </w:r>
+    <w:r>
+      <w:rPr>
+        <w:sz w:val="16"/>
+      </w:rPr>
+      <w:t xml:space="preserve"> | </w:t>
     </w:r>
     <w:r>
       <w:fldChar w:fldCharType="begin"/>
@@ -12740,7 +14363,43 @@
       <w:rPr>
         <w:sz w:val="16"/>
       </w:rPr>
-      <w:t xml:space="preserve"> | 15 October 2026 | </w:t>
+      <w:t xml:space="preserve"> | 2026</w:t>
+    </w:r>
+    <w:r>
+      <w:rPr>
+        <w:sz w:val="16"/>
+      </w:rPr>
+      <w:t>年</w:t>
+    </w:r>
+    <w:r>
+      <w:rPr>
+        <w:sz w:val="16"/>
+      </w:rPr>
+      <w:t>10</w:t>
+    </w:r>
+    <w:r>
+      <w:rPr>
+        <w:sz w:val="16"/>
+      </w:rPr>
+      <w:t>月</w:t>
+    </w:r>
+    <w:r>
+      <w:rPr>
+        <w:sz w:val="16"/>
+      </w:rPr>
+      <w:t>21</w:t>
+    </w:r>
+    <w:r>
+      <w:rPr>
+        <w:sz w:val="16"/>
+      </w:rPr>
+      <w:t>日</w:t>
+    </w:r>
+    <w:r>
+      <w:rPr>
+        <w:sz w:val="16"/>
+      </w:rPr>
+      <w:t xml:space="preserve"> | </w:t>
     </w:r>
     <w:r>
       <w:fldChar w:fldCharType="begin"/>
@@ -12780,7 +14439,43 @@
       <w:rPr>
         <w:sz w:val="16"/>
       </w:rPr>
-      <w:t xml:space="preserve"> | 15 October 2026 | </w:t>
+      <w:t xml:space="preserve"> | 2026</w:t>
+    </w:r>
+    <w:r>
+      <w:rPr>
+        <w:sz w:val="16"/>
+      </w:rPr>
+      <w:t>年</w:t>
+    </w:r>
+    <w:r>
+      <w:rPr>
+        <w:sz w:val="16"/>
+      </w:rPr>
+      <w:t>10</w:t>
+    </w:r>
+    <w:r>
+      <w:rPr>
+        <w:sz w:val="16"/>
+      </w:rPr>
+      <w:t>月</w:t>
+    </w:r>
+    <w:r>
+      <w:rPr>
+        <w:sz w:val="16"/>
+      </w:rPr>
+      <w:t>21</w:t>
+    </w:r>
+    <w:r>
+      <w:rPr>
+        <w:sz w:val="16"/>
+      </w:rPr>
+      <w:t>日</w:t>
+    </w:r>
+    <w:r>
+      <w:rPr>
+        <w:sz w:val="16"/>
+      </w:rPr>
+      <w:t xml:space="preserve"> | </w:t>
     </w:r>
     <w:r>
       <w:fldChar w:fldCharType="begin"/>
@@ -12820,7 +14515,43 @@
       <w:rPr>
         <w:sz w:val="16"/>
       </w:rPr>
-      <w:t xml:space="preserve"> | 15 October 2026 | </w:t>
+      <w:t xml:space="preserve"> | 2026</w:t>
+    </w:r>
+    <w:r>
+      <w:rPr>
+        <w:sz w:val="16"/>
+      </w:rPr>
+      <w:t>年</w:t>
+    </w:r>
+    <w:r>
+      <w:rPr>
+        <w:sz w:val="16"/>
+      </w:rPr>
+      <w:t>10</w:t>
+    </w:r>
+    <w:r>
+      <w:rPr>
+        <w:sz w:val="16"/>
+      </w:rPr>
+      <w:t>月</w:t>
+    </w:r>
+    <w:r>
+      <w:rPr>
+        <w:sz w:val="16"/>
+      </w:rPr>
+      <w:t>21</w:t>
+    </w:r>
+    <w:r>
+      <w:rPr>
+        <w:sz w:val="16"/>
+      </w:rPr>
+      <w:t>日</w:t>
+    </w:r>
+    <w:r>
+      <w:rPr>
+        <w:sz w:val="16"/>
+      </w:rPr>
+      <w:t xml:space="preserve"> | </w:t>
     </w:r>
     <w:r>
       <w:fldChar w:fldCharType="begin"/>
@@ -12898,7 +14629,7 @@
               <w:sz w:val="18"/>
             </w:rPr>
             <w:drawing>
-              <wp:inline distT="0" distB="0" distL="0" distR="0" wp14:anchorId="5A4FCC4A" wp14:editId="425D273F">
+              <wp:inline distT="0" distB="0" distL="0" distR="0" wp14:anchorId="7490749C" wp14:editId="64D674B0">
                 <wp:extent cx="283464" cy="283464"/>
                 <wp:effectExtent l="0" t="0" r="0" b="0"/>
                 <wp:docPr id="1" name="Picture 1"/>
@@ -13024,7 +14755,7 @@
               <w:sz w:val="18"/>
             </w:rPr>
             <w:drawing>
-              <wp:inline distT="0" distB="0" distL="0" distR="0" wp14:anchorId="430E35BC" wp14:editId="13304CFC">
+              <wp:inline distT="0" distB="0" distL="0" distR="0" wp14:anchorId="64992BA8" wp14:editId="632CA8DE">
                 <wp:extent cx="283464" cy="283464"/>
                 <wp:effectExtent l="0" t="0" r="0" b="0"/>
                 <wp:docPr id="16" name="Picture 16"/>
@@ -13150,7 +14881,7 @@
               <w:sz w:val="18"/>
             </w:rPr>
             <w:drawing>
-              <wp:inline distT="0" distB="0" distL="0" distR="0" wp14:anchorId="3F06114D" wp14:editId="66D281D3">
+              <wp:inline distT="0" distB="0" distL="0" distR="0" wp14:anchorId="43572883" wp14:editId="01B9F798">
                 <wp:extent cx="283464" cy="283464"/>
                 <wp:effectExtent l="0" t="0" r="0" b="0"/>
                 <wp:docPr id="17" name="Picture 17"/>
@@ -13276,7 +15007,7 @@
               <w:sz w:val="18"/>
             </w:rPr>
             <w:drawing>
-              <wp:inline distT="0" distB="0" distL="0" distR="0" wp14:anchorId="34CB671A" wp14:editId="7A3F160D">
+              <wp:inline distT="0" distB="0" distL="0" distR="0" wp14:anchorId="565C3911" wp14:editId="2B061985">
                 <wp:extent cx="283464" cy="283464"/>
                 <wp:effectExtent l="0" t="0" r="0" b="0"/>
                 <wp:docPr id="19" name="Picture 19"/>
@@ -13402,7 +15133,7 @@
               <w:sz w:val="18"/>
             </w:rPr>
             <w:drawing>
-              <wp:inline distT="0" distB="0" distL="0" distR="0" wp14:anchorId="613DE71C" wp14:editId="1ED7F6B7">
+              <wp:inline distT="0" distB="0" distL="0" distR="0" wp14:anchorId="240DD3B7" wp14:editId="417FE980">
                 <wp:extent cx="283464" cy="283464"/>
                 <wp:effectExtent l="0" t="0" r="0" b="0"/>
                 <wp:docPr id="20" name="Picture 20"/>
@@ -13528,7 +15259,7 @@
               <w:sz w:val="18"/>
             </w:rPr>
             <w:drawing>
-              <wp:inline distT="0" distB="0" distL="0" distR="0" wp14:anchorId="5E208047" wp14:editId="1FE60DAB">
+              <wp:inline distT="0" distB="0" distL="0" distR="0" wp14:anchorId="632D9B0E" wp14:editId="67A253D5">
                 <wp:extent cx="283464" cy="283464"/>
                 <wp:effectExtent l="0" t="0" r="0" b="0"/>
                 <wp:docPr id="22" name="Picture 22"/>
@@ -13654,10 +15385,514 @@
               <w:sz w:val="18"/>
             </w:rPr>
             <w:drawing>
-              <wp:inline distT="0" distB="0" distL="0" distR="0" wp14:anchorId="314631C0" wp14:editId="6CEF5E33">
+              <wp:inline distT="0" distB="0" distL="0" distR="0" wp14:anchorId="5976F3DC" wp14:editId="437624D3">
                 <wp:extent cx="283464" cy="283464"/>
                 <wp:effectExtent l="0" t="0" r="0" b="0"/>
                 <wp:docPr id="23" name="Picture 23"/>
+                <wp:cNvGraphicFramePr>
+                  <a:graphicFrameLocks xmlns:a="http://schemas.openxmlformats.org/drawingml/2006/main" noChangeAspect="1"/>
+                </wp:cNvGraphicFramePr>
+                <a:graphic xmlns:a="http://schemas.openxmlformats.org/drawingml/2006/main">
+                  <a:graphicData uri="http://schemas.openxmlformats.org/drawingml/2006/picture">
+                    <pic:pic xmlns:pic="http://schemas.openxmlformats.org/drawingml/2006/picture">
+                      <pic:nvPicPr>
+                        <pic:cNvPr id="0" name="brand_left_ppt.png"/>
+                        <pic:cNvPicPr/>
+                      </pic:nvPicPr>
+                      <pic:blipFill>
+                        <a:blip r:embed="rId1"/>
+                        <a:stretch>
+                          <a:fillRect/>
+                        </a:stretch>
+                      </pic:blipFill>
+                      <pic:spPr>
+                        <a:xfrm>
+                          <a:off x="0" y="0"/>
+                          <a:ext cx="283464" cy="283464"/>
+                        </a:xfrm>
+                        <a:prstGeom prst="rect">
+                          <a:avLst/>
+                        </a:prstGeom>
+                      </pic:spPr>
+                    </pic:pic>
+                  </a:graphicData>
+                </a:graphic>
+              </wp:inline>
+            </w:drawing>
+          </w:r>
+          <w:r>
+            <w:rPr>
+              <w:b/>
+              <w:sz w:val="18"/>
+            </w:rPr>
+            <w:t xml:space="preserve"> deConfUSIon</w:t>
+          </w:r>
+        </w:p>
+      </w:tc>
+      <w:tc>
+        <w:tcPr>
+          <w:tcW w:w="3758" w:type="dxa"/>
+          <w:vAlign w:val="center"/>
+        </w:tcPr>
+        <w:p>
+          <w:pPr>
+            <w:spacing w:after="0" w:line="240" w:lineRule="auto"/>
+            <w:jc w:val="center"/>
+          </w:pPr>
+          <w:r>
+            <w:rPr>
+              <w:sz w:val="18"/>
+            </w:rPr>
+            <w:t>by Soner Caner Cagun</w:t>
+          </w:r>
+        </w:p>
+      </w:tc>
+      <w:tc>
+        <w:tcPr>
+          <w:tcW w:w="3264" w:type="dxa"/>
+          <w:vAlign w:val="center"/>
+        </w:tcPr>
+        <w:p>
+          <w:pPr>
+            <w:spacing w:after="0" w:line="240" w:lineRule="auto"/>
+            <w:jc w:val="right"/>
+          </w:pPr>
+          <w:r>
+            <w:rPr>
+              <w:sz w:val="18"/>
+            </w:rPr>
+            <w:t>MPI for Biological</w:t>
+          </w:r>
+          <w:r>
+            <w:rPr>
+              <w:sz w:val="18"/>
+            </w:rPr>
+            <w:br/>
+            <w:t>Cybernetics</w:t>
+          </w:r>
+        </w:p>
+      </w:tc>
+    </w:tr>
+  </w:tbl>
+  <w:p>
+    <w:pPr>
+      <w:spacing w:after="0"/>
+    </w:pPr>
+  </w:p>
+</w:hdr>
+</file>
+
+<file path=word/header16.xml><?xml version="1.0" encoding="utf-8"?>
+<w:hdr xmlns:wpc="http://schemas.microsoft.com/office/word/2010/wordprocessingCanvas" xmlns:cx="http://schemas.microsoft.com/office/drawing/2014/chartex" xmlns:cx1="http://schemas.microsoft.com/office/drawing/2015/9/8/chartex" xmlns:cx2="http://schemas.microsoft.com/office/drawing/2015/10/21/chartex" xmlns:cx3="http://schemas.microsoft.com/office/drawing/2016/5/9/chartex" xmlns:cx4="http://schemas.microsoft.com/office/drawing/2016/5/10/chartex" xmlns:cx5="http://schemas.microsoft.com/office/drawing/2016/5/11/chartex" xmlns:cx6="http://schemas.microsoft.com/office/drawing/2016/5/12/chartex" xmlns:cx7="http://schemas.microsoft.com/office/drawing/2016/5/13/chartex" xmlns:cx8="http://schemas.microsoft.com/office/drawing/2016/5/14/chartex" xmlns:mc="http://schemas.openxmlformats.org/markup-compatibility/2006" xmlns:aink="http://schemas.microsoft.com/office/drawing/2016/ink" xmlns:am3d="http://schemas.microsoft.com/office/drawing/2017/model3d" xmlns:o="urn:schemas-microsoft-com:office:office" xmlns:oel="http://schemas.microsoft.com/office/2019/extlst" xmlns:r="http://schemas.openxmlformats.org/officeDocument/2006/relationships" xmlns:m="http://schemas.openxmlformats.org/officeDocument/2006/math" xmlns:v="urn:schemas-microsoft-com:vml" xmlns:wp14="http://schemas.microsoft.com/office/word/2010/wordprocessingDrawing" xmlns:wp="http://schemas.openxmlformats.org/drawingml/2006/wordprocessingDrawing" xmlns:w10="urn:schemas-microsoft-com:office:word" xmlns:w="http://schemas.openxmlformats.org/wordprocessingml/2006/main" xmlns:w14="http://schemas.microsoft.com/office/word/2010/wordml" xmlns:w15="http://schemas.microsoft.com/office/word/2012/wordml" xmlns:w16cex="http://schemas.microsoft.com/office/word/2018/wordml/cex" xmlns:w16cid="http://schemas.microsoft.com/office/word/2016/wordml/cid" xmlns:w16="http://schemas.microsoft.com/office/word/2018/wordml" xmlns:w16sdtdh="http://schemas.microsoft.com/office/word/2020/wordml/sdtdatahash" xmlns:w16se="http://schemas.microsoft.com/office/word/2015/wordml/symex" xmlns:wpg="http://schemas.microsoft.com/office/word/2010/wordprocessingGroup" xmlns:wpi="http://schemas.microsoft.com/office/word/2010/wordprocessingInk" xmlns:wne="http://schemas.microsoft.com/office/word/2006/wordml" xmlns:wps="http://schemas.microsoft.com/office/word/2010/wordprocessingShape" mc:Ignorable="w14 w15 w16se w16cid w16 w16cex w16sdtdh wp14">
+  <w:tbl>
+    <w:tblPr>
+      <w:tblW w:w="0" w:type="auto"/>
+      <w:tblLayout w:type="fixed"/>
+      <w:tblLook w:val="04A0" w:firstRow="1" w:lastRow="0" w:firstColumn="1" w:lastColumn="0" w:noHBand="0" w:noVBand="1"/>
+    </w:tblPr>
+    <w:tblGrid>
+      <w:gridCol w:w="6320"/>
+      <w:gridCol w:w="8282"/>
+      <w:gridCol w:w="7192"/>
+    </w:tblGrid>
+    <w:tr>
+      <w:tc>
+        <w:tcPr>
+          <w:tcW w:w="6320" w:type="dxa"/>
+          <w:vAlign w:val="center"/>
+        </w:tcPr>
+        <w:p>
+          <w:pPr>
+            <w:spacing w:after="0" w:line="240" w:lineRule="auto"/>
+          </w:pPr>
+          <w:r>
+            <w:rPr>
+              <w:noProof/>
+              <w:sz w:val="18"/>
+            </w:rPr>
+            <w:drawing>
+              <wp:inline distT="0" distB="0" distL="0" distR="0" wp14:anchorId="266F8DB1" wp14:editId="209B8D61">
+                <wp:extent cx="283464" cy="283464"/>
+                <wp:effectExtent l="0" t="0" r="0" b="0"/>
+                <wp:docPr id="25" name="Picture 25"/>
+                <wp:cNvGraphicFramePr>
+                  <a:graphicFrameLocks xmlns:a="http://schemas.openxmlformats.org/drawingml/2006/main" noChangeAspect="1"/>
+                </wp:cNvGraphicFramePr>
+                <a:graphic xmlns:a="http://schemas.openxmlformats.org/drawingml/2006/main">
+                  <a:graphicData uri="http://schemas.openxmlformats.org/drawingml/2006/picture">
+                    <pic:pic xmlns:pic="http://schemas.openxmlformats.org/drawingml/2006/picture">
+                      <pic:nvPicPr>
+                        <pic:cNvPr id="0" name="brand_left_ppt.png"/>
+                        <pic:cNvPicPr/>
+                      </pic:nvPicPr>
+                      <pic:blipFill>
+                        <a:blip r:embed="rId1"/>
+                        <a:stretch>
+                          <a:fillRect/>
+                        </a:stretch>
+                      </pic:blipFill>
+                      <pic:spPr>
+                        <a:xfrm>
+                          <a:off x="0" y="0"/>
+                          <a:ext cx="283464" cy="283464"/>
+                        </a:xfrm>
+                        <a:prstGeom prst="rect">
+                          <a:avLst/>
+                        </a:prstGeom>
+                      </pic:spPr>
+                    </pic:pic>
+                  </a:graphicData>
+                </a:graphic>
+              </wp:inline>
+            </w:drawing>
+          </w:r>
+          <w:r>
+            <w:rPr>
+              <w:b/>
+              <w:sz w:val="18"/>
+            </w:rPr>
+            <w:t xml:space="preserve"> deConfUSIon</w:t>
+          </w:r>
+        </w:p>
+      </w:tc>
+      <w:tc>
+        <w:tcPr>
+          <w:tcW w:w="8282" w:type="dxa"/>
+          <w:vAlign w:val="center"/>
+        </w:tcPr>
+        <w:p>
+          <w:pPr>
+            <w:spacing w:after="0" w:line="240" w:lineRule="auto"/>
+            <w:jc w:val="center"/>
+          </w:pPr>
+          <w:r>
+            <w:rPr>
+              <w:sz w:val="18"/>
+            </w:rPr>
+            <w:t>by Soner Caner Cagun</w:t>
+          </w:r>
+        </w:p>
+      </w:tc>
+      <w:tc>
+        <w:tcPr>
+          <w:tcW w:w="7192" w:type="dxa"/>
+          <w:vAlign w:val="center"/>
+        </w:tcPr>
+        <w:p>
+          <w:pPr>
+            <w:spacing w:after="0" w:line="240" w:lineRule="auto"/>
+            <w:jc w:val="right"/>
+          </w:pPr>
+          <w:r>
+            <w:rPr>
+              <w:sz w:val="18"/>
+            </w:rPr>
+            <w:t>MPI for Biological</w:t>
+          </w:r>
+          <w:r>
+            <w:rPr>
+              <w:sz w:val="18"/>
+            </w:rPr>
+            <w:br/>
+            <w:t>Cybernetics</w:t>
+          </w:r>
+        </w:p>
+      </w:tc>
+    </w:tr>
+  </w:tbl>
+  <w:p>
+    <w:pPr>
+      <w:spacing w:after="0"/>
+    </w:pPr>
+  </w:p>
+</w:hdr>
+</file>
+
+<file path=word/header17.xml><?xml version="1.0" encoding="utf-8"?>
+<w:hdr xmlns:wpc="http://schemas.microsoft.com/office/word/2010/wordprocessingCanvas" xmlns:cx="http://schemas.microsoft.com/office/drawing/2014/chartex" xmlns:cx1="http://schemas.microsoft.com/office/drawing/2015/9/8/chartex" xmlns:cx2="http://schemas.microsoft.com/office/drawing/2015/10/21/chartex" xmlns:cx3="http://schemas.microsoft.com/office/drawing/2016/5/9/chartex" xmlns:cx4="http://schemas.microsoft.com/office/drawing/2016/5/10/chartex" xmlns:cx5="http://schemas.microsoft.com/office/drawing/2016/5/11/chartex" xmlns:cx6="http://schemas.microsoft.com/office/drawing/2016/5/12/chartex" xmlns:cx7="http://schemas.microsoft.com/office/drawing/2016/5/13/chartex" xmlns:cx8="http://schemas.microsoft.com/office/drawing/2016/5/14/chartex" xmlns:mc="http://schemas.openxmlformats.org/markup-compatibility/2006" xmlns:aink="http://schemas.microsoft.com/office/drawing/2016/ink" xmlns:am3d="http://schemas.microsoft.com/office/drawing/2017/model3d" xmlns:o="urn:schemas-microsoft-com:office:office" xmlns:oel="http://schemas.microsoft.com/office/2019/extlst" xmlns:r="http://schemas.openxmlformats.org/officeDocument/2006/relationships" xmlns:m="http://schemas.openxmlformats.org/officeDocument/2006/math" xmlns:v="urn:schemas-microsoft-com:vml" xmlns:wp14="http://schemas.microsoft.com/office/word/2010/wordprocessingDrawing" xmlns:wp="http://schemas.openxmlformats.org/drawingml/2006/wordprocessingDrawing" xmlns:w10="urn:schemas-microsoft-com:office:word" xmlns:w="http://schemas.openxmlformats.org/wordprocessingml/2006/main" xmlns:w14="http://schemas.microsoft.com/office/word/2010/wordml" xmlns:w15="http://schemas.microsoft.com/office/word/2012/wordml" xmlns:w16cex="http://schemas.microsoft.com/office/word/2018/wordml/cex" xmlns:w16cid="http://schemas.microsoft.com/office/word/2016/wordml/cid" xmlns:w16="http://schemas.microsoft.com/office/word/2018/wordml" xmlns:w16sdtdh="http://schemas.microsoft.com/office/word/2020/wordml/sdtdatahash" xmlns:w16se="http://schemas.microsoft.com/office/word/2015/wordml/symex" xmlns:wpg="http://schemas.microsoft.com/office/word/2010/wordprocessingGroup" xmlns:wpi="http://schemas.microsoft.com/office/word/2010/wordprocessingInk" xmlns:wne="http://schemas.microsoft.com/office/word/2006/wordml" xmlns:wps="http://schemas.microsoft.com/office/word/2010/wordprocessingShape" mc:Ignorable="w14 w15 w16se w16cid w16 w16cex w16sdtdh wp14">
+  <w:tbl>
+    <w:tblPr>
+      <w:tblW w:w="0" w:type="auto"/>
+      <w:tblLayout w:type="fixed"/>
+      <w:tblLook w:val="04A0" w:firstRow="1" w:lastRow="0" w:firstColumn="1" w:lastColumn="0" w:noHBand="0" w:noVBand="1"/>
+    </w:tblPr>
+    <w:tblGrid>
+      <w:gridCol w:w="2868"/>
+      <w:gridCol w:w="3758"/>
+      <w:gridCol w:w="3264"/>
+    </w:tblGrid>
+    <w:tr>
+      <w:tc>
+        <w:tcPr>
+          <w:tcW w:w="2868" w:type="dxa"/>
+          <w:vAlign w:val="center"/>
+        </w:tcPr>
+        <w:p>
+          <w:pPr>
+            <w:spacing w:after="0" w:line="240" w:lineRule="auto"/>
+          </w:pPr>
+          <w:r>
+            <w:rPr>
+              <w:noProof/>
+              <w:sz w:val="18"/>
+            </w:rPr>
+            <w:drawing>
+              <wp:inline distT="0" distB="0" distL="0" distR="0" wp14:anchorId="0A8B800F" wp14:editId="24BC6D4F">
+                <wp:extent cx="283464" cy="283464"/>
+                <wp:effectExtent l="0" t="0" r="0" b="0"/>
+                <wp:docPr id="26" name="Picture 26"/>
+                <wp:cNvGraphicFramePr>
+                  <a:graphicFrameLocks xmlns:a="http://schemas.openxmlformats.org/drawingml/2006/main" noChangeAspect="1"/>
+                </wp:cNvGraphicFramePr>
+                <a:graphic xmlns:a="http://schemas.openxmlformats.org/drawingml/2006/main">
+                  <a:graphicData uri="http://schemas.openxmlformats.org/drawingml/2006/picture">
+                    <pic:pic xmlns:pic="http://schemas.openxmlformats.org/drawingml/2006/picture">
+                      <pic:nvPicPr>
+                        <pic:cNvPr id="0" name="brand_left_ppt.png"/>
+                        <pic:cNvPicPr/>
+                      </pic:nvPicPr>
+                      <pic:blipFill>
+                        <a:blip r:embed="rId1"/>
+                        <a:stretch>
+                          <a:fillRect/>
+                        </a:stretch>
+                      </pic:blipFill>
+                      <pic:spPr>
+                        <a:xfrm>
+                          <a:off x="0" y="0"/>
+                          <a:ext cx="283464" cy="283464"/>
+                        </a:xfrm>
+                        <a:prstGeom prst="rect">
+                          <a:avLst/>
+                        </a:prstGeom>
+                      </pic:spPr>
+                    </pic:pic>
+                  </a:graphicData>
+                </a:graphic>
+              </wp:inline>
+            </w:drawing>
+          </w:r>
+          <w:r>
+            <w:rPr>
+              <w:b/>
+              <w:sz w:val="18"/>
+            </w:rPr>
+            <w:t xml:space="preserve"> deConfUSIon</w:t>
+          </w:r>
+        </w:p>
+      </w:tc>
+      <w:tc>
+        <w:tcPr>
+          <w:tcW w:w="3758" w:type="dxa"/>
+          <w:vAlign w:val="center"/>
+        </w:tcPr>
+        <w:p>
+          <w:pPr>
+            <w:spacing w:after="0" w:line="240" w:lineRule="auto"/>
+            <w:jc w:val="center"/>
+          </w:pPr>
+          <w:r>
+            <w:rPr>
+              <w:sz w:val="18"/>
+            </w:rPr>
+            <w:t>by Soner Caner Cagun</w:t>
+          </w:r>
+        </w:p>
+      </w:tc>
+      <w:tc>
+        <w:tcPr>
+          <w:tcW w:w="3264" w:type="dxa"/>
+          <w:vAlign w:val="center"/>
+        </w:tcPr>
+        <w:p>
+          <w:pPr>
+            <w:spacing w:after="0" w:line="240" w:lineRule="auto"/>
+            <w:jc w:val="right"/>
+          </w:pPr>
+          <w:r>
+            <w:rPr>
+              <w:sz w:val="18"/>
+            </w:rPr>
+            <w:t>MPI for Biological</w:t>
+          </w:r>
+          <w:r>
+            <w:rPr>
+              <w:sz w:val="18"/>
+            </w:rPr>
+            <w:br/>
+            <w:t>Cybernetics</w:t>
+          </w:r>
+        </w:p>
+      </w:tc>
+    </w:tr>
+  </w:tbl>
+  <w:p>
+    <w:pPr>
+      <w:spacing w:after="0"/>
+    </w:pPr>
+  </w:p>
+</w:hdr>
+</file>
+
+<file path=word/header18.xml><?xml version="1.0" encoding="utf-8"?>
+<w:hdr xmlns:wpc="http://schemas.microsoft.com/office/word/2010/wordprocessingCanvas" xmlns:cx="http://schemas.microsoft.com/office/drawing/2014/chartex" xmlns:cx1="http://schemas.microsoft.com/office/drawing/2015/9/8/chartex" xmlns:cx2="http://schemas.microsoft.com/office/drawing/2015/10/21/chartex" xmlns:cx3="http://schemas.microsoft.com/office/drawing/2016/5/9/chartex" xmlns:cx4="http://schemas.microsoft.com/office/drawing/2016/5/10/chartex" xmlns:cx5="http://schemas.microsoft.com/office/drawing/2016/5/11/chartex" xmlns:cx6="http://schemas.microsoft.com/office/drawing/2016/5/12/chartex" xmlns:cx7="http://schemas.microsoft.com/office/drawing/2016/5/13/chartex" xmlns:cx8="http://schemas.microsoft.com/office/drawing/2016/5/14/chartex" xmlns:mc="http://schemas.openxmlformats.org/markup-compatibility/2006" xmlns:aink="http://schemas.microsoft.com/office/drawing/2016/ink" xmlns:am3d="http://schemas.microsoft.com/office/drawing/2017/model3d" xmlns:o="urn:schemas-microsoft-com:office:office" xmlns:oel="http://schemas.microsoft.com/office/2019/extlst" xmlns:r="http://schemas.openxmlformats.org/officeDocument/2006/relationships" xmlns:m="http://schemas.openxmlformats.org/officeDocument/2006/math" xmlns:v="urn:schemas-microsoft-com:vml" xmlns:wp14="http://schemas.microsoft.com/office/word/2010/wordprocessingDrawing" xmlns:wp="http://schemas.openxmlformats.org/drawingml/2006/wordprocessingDrawing" xmlns:w10="urn:schemas-microsoft-com:office:word" xmlns:w="http://schemas.openxmlformats.org/wordprocessingml/2006/main" xmlns:w14="http://schemas.microsoft.com/office/word/2010/wordml" xmlns:w15="http://schemas.microsoft.com/office/word/2012/wordml" xmlns:w16cex="http://schemas.microsoft.com/office/word/2018/wordml/cex" xmlns:w16cid="http://schemas.microsoft.com/office/word/2016/wordml/cid" xmlns:w16="http://schemas.microsoft.com/office/word/2018/wordml" xmlns:w16sdtdh="http://schemas.microsoft.com/office/word/2020/wordml/sdtdatahash" xmlns:w16se="http://schemas.microsoft.com/office/word/2015/wordml/symex" xmlns:wpg="http://schemas.microsoft.com/office/word/2010/wordprocessingGroup" xmlns:wpi="http://schemas.microsoft.com/office/word/2010/wordprocessingInk" xmlns:wne="http://schemas.microsoft.com/office/word/2006/wordml" xmlns:wps="http://schemas.microsoft.com/office/word/2010/wordprocessingShape" mc:Ignorable="w14 w15 w16se w16cid w16 w16cex w16sdtdh wp14">
+  <w:tbl>
+    <w:tblPr>
+      <w:tblW w:w="0" w:type="auto"/>
+      <w:tblLayout w:type="fixed"/>
+      <w:tblLook w:val="04A0" w:firstRow="1" w:lastRow="0" w:firstColumn="1" w:lastColumn="0" w:noHBand="0" w:noVBand="1"/>
+    </w:tblPr>
+    <w:tblGrid>
+      <w:gridCol w:w="6320"/>
+      <w:gridCol w:w="8282"/>
+      <w:gridCol w:w="7192"/>
+    </w:tblGrid>
+    <w:tr>
+      <w:tc>
+        <w:tcPr>
+          <w:tcW w:w="6320" w:type="dxa"/>
+          <w:vAlign w:val="center"/>
+        </w:tcPr>
+        <w:p>
+          <w:pPr>
+            <w:spacing w:after="0" w:line="240" w:lineRule="auto"/>
+          </w:pPr>
+          <w:r>
+            <w:rPr>
+              <w:noProof/>
+              <w:sz w:val="18"/>
+            </w:rPr>
+            <w:drawing>
+              <wp:inline distT="0" distB="0" distL="0" distR="0" wp14:anchorId="6BBA2977" wp14:editId="5FD5BC28">
+                <wp:extent cx="283464" cy="283464"/>
+                <wp:effectExtent l="0" t="0" r="0" b="0"/>
+                <wp:docPr id="28" name="Picture 28"/>
+                <wp:cNvGraphicFramePr>
+                  <a:graphicFrameLocks xmlns:a="http://schemas.openxmlformats.org/drawingml/2006/main" noChangeAspect="1"/>
+                </wp:cNvGraphicFramePr>
+                <a:graphic xmlns:a="http://schemas.openxmlformats.org/drawingml/2006/main">
+                  <a:graphicData uri="http://schemas.openxmlformats.org/drawingml/2006/picture">
+                    <pic:pic xmlns:pic="http://schemas.openxmlformats.org/drawingml/2006/picture">
+                      <pic:nvPicPr>
+                        <pic:cNvPr id="0" name="brand_left_ppt.png"/>
+                        <pic:cNvPicPr/>
+                      </pic:nvPicPr>
+                      <pic:blipFill>
+                        <a:blip r:embed="rId1"/>
+                        <a:stretch>
+                          <a:fillRect/>
+                        </a:stretch>
+                      </pic:blipFill>
+                      <pic:spPr>
+                        <a:xfrm>
+                          <a:off x="0" y="0"/>
+                          <a:ext cx="283464" cy="283464"/>
+                        </a:xfrm>
+                        <a:prstGeom prst="rect">
+                          <a:avLst/>
+                        </a:prstGeom>
+                      </pic:spPr>
+                    </pic:pic>
+                  </a:graphicData>
+                </a:graphic>
+              </wp:inline>
+            </w:drawing>
+          </w:r>
+          <w:r>
+            <w:rPr>
+              <w:b/>
+              <w:sz w:val="18"/>
+            </w:rPr>
+            <w:t xml:space="preserve"> deConfUSIon</w:t>
+          </w:r>
+        </w:p>
+      </w:tc>
+      <w:tc>
+        <w:tcPr>
+          <w:tcW w:w="8282" w:type="dxa"/>
+          <w:vAlign w:val="center"/>
+        </w:tcPr>
+        <w:p>
+          <w:pPr>
+            <w:spacing w:after="0" w:line="240" w:lineRule="auto"/>
+            <w:jc w:val="center"/>
+          </w:pPr>
+          <w:r>
+            <w:rPr>
+              <w:sz w:val="18"/>
+            </w:rPr>
+            <w:t>by Soner Caner Cagun</w:t>
+          </w:r>
+        </w:p>
+      </w:tc>
+      <w:tc>
+        <w:tcPr>
+          <w:tcW w:w="7192" w:type="dxa"/>
+          <w:vAlign w:val="center"/>
+        </w:tcPr>
+        <w:p>
+          <w:pPr>
+            <w:spacing w:after="0" w:line="240" w:lineRule="auto"/>
+            <w:jc w:val="right"/>
+          </w:pPr>
+          <w:r>
+            <w:rPr>
+              <w:sz w:val="18"/>
+            </w:rPr>
+            <w:t>MPI for Biological</w:t>
+          </w:r>
+          <w:r>
+            <w:rPr>
+              <w:sz w:val="18"/>
+            </w:rPr>
+            <w:br/>
+            <w:t>Cybernetics</w:t>
+          </w:r>
+        </w:p>
+      </w:tc>
+    </w:tr>
+  </w:tbl>
+  <w:p>
+    <w:pPr>
+      <w:spacing w:after="0"/>
+    </w:pPr>
+  </w:p>
+</w:hdr>
+</file>
+
+<file path=word/header19.xml><?xml version="1.0" encoding="utf-8"?>
+<w:hdr xmlns:wpc="http://schemas.microsoft.com/office/word/2010/wordprocessingCanvas" xmlns:cx="http://schemas.microsoft.com/office/drawing/2014/chartex" xmlns:cx1="http://schemas.microsoft.com/office/drawing/2015/9/8/chartex" xmlns:cx2="http://schemas.microsoft.com/office/drawing/2015/10/21/chartex" xmlns:cx3="http://schemas.microsoft.com/office/drawing/2016/5/9/chartex" xmlns:cx4="http://schemas.microsoft.com/office/drawing/2016/5/10/chartex" xmlns:cx5="http://schemas.microsoft.com/office/drawing/2016/5/11/chartex" xmlns:cx6="http://schemas.microsoft.com/office/drawing/2016/5/12/chartex" xmlns:cx7="http://schemas.microsoft.com/office/drawing/2016/5/13/chartex" xmlns:cx8="http://schemas.microsoft.com/office/drawing/2016/5/14/chartex" xmlns:mc="http://schemas.openxmlformats.org/markup-compatibility/2006" xmlns:aink="http://schemas.microsoft.com/office/drawing/2016/ink" xmlns:am3d="http://schemas.microsoft.com/office/drawing/2017/model3d" xmlns:o="urn:schemas-microsoft-com:office:office" xmlns:oel="http://schemas.microsoft.com/office/2019/extlst" xmlns:r="http://schemas.openxmlformats.org/officeDocument/2006/relationships" xmlns:m="http://schemas.openxmlformats.org/officeDocument/2006/math" xmlns:v="urn:schemas-microsoft-com:vml" xmlns:wp14="http://schemas.microsoft.com/office/word/2010/wordprocessingDrawing" xmlns:wp="http://schemas.openxmlformats.org/drawingml/2006/wordprocessingDrawing" xmlns:w10="urn:schemas-microsoft-com:office:word" xmlns:w="http://schemas.openxmlformats.org/wordprocessingml/2006/main" xmlns:w14="http://schemas.microsoft.com/office/word/2010/wordml" xmlns:w15="http://schemas.microsoft.com/office/word/2012/wordml" xmlns:w16cex="http://schemas.microsoft.com/office/word/2018/wordml/cex" xmlns:w16cid="http://schemas.microsoft.com/office/word/2016/wordml/cid" xmlns:w16="http://schemas.microsoft.com/office/word/2018/wordml" xmlns:w16sdtdh="http://schemas.microsoft.com/office/word/2020/wordml/sdtdatahash" xmlns:w16se="http://schemas.microsoft.com/office/word/2015/wordml/symex" xmlns:wpg="http://schemas.microsoft.com/office/word/2010/wordprocessingGroup" xmlns:wpi="http://schemas.microsoft.com/office/word/2010/wordprocessingInk" xmlns:wne="http://schemas.microsoft.com/office/word/2006/wordml" xmlns:wps="http://schemas.microsoft.com/office/word/2010/wordprocessingShape" mc:Ignorable="w14 w15 w16se w16cid w16 w16cex w16sdtdh wp14">
+  <w:tbl>
+    <w:tblPr>
+      <w:tblW w:w="0" w:type="auto"/>
+      <w:tblLayout w:type="fixed"/>
+      <w:tblLook w:val="04A0" w:firstRow="1" w:lastRow="0" w:firstColumn="1" w:lastColumn="0" w:noHBand="0" w:noVBand="1"/>
+    </w:tblPr>
+    <w:tblGrid>
+      <w:gridCol w:w="2868"/>
+      <w:gridCol w:w="3758"/>
+      <w:gridCol w:w="3264"/>
+    </w:tblGrid>
+    <w:tr>
+      <w:tc>
+        <w:tcPr>
+          <w:tcW w:w="2868" w:type="dxa"/>
+          <w:vAlign w:val="center"/>
+        </w:tcPr>
+        <w:p>
+          <w:pPr>
+            <w:spacing w:after="0" w:line="240" w:lineRule="auto"/>
+          </w:pPr>
+          <w:r>
+            <w:rPr>
+              <w:noProof/>
+              <w:sz w:val="18"/>
+            </w:rPr>
+            <w:drawing>
+              <wp:inline distT="0" distB="0" distL="0" distR="0" wp14:anchorId="2DF6503B" wp14:editId="5D70BC53">
+                <wp:extent cx="283464" cy="283464"/>
+                <wp:effectExtent l="0" t="0" r="0" b="0"/>
+                <wp:docPr id="29" name="Picture 29"/>
                 <wp:cNvGraphicFramePr>
                   <a:graphicFrameLocks xmlns:a="http://schemas.openxmlformats.org/drawingml/2006/main" noChangeAspect="1"/>
                 </wp:cNvGraphicFramePr>
@@ -13780,7 +16015,7 @@
               <w:sz w:val="18"/>
             </w:rPr>
             <w:drawing>
-              <wp:inline distT="0" distB="0" distL="0" distR="0" wp14:anchorId="0AB7791A" wp14:editId="3BAD8C6C">
+              <wp:inline distT="0" distB="0" distL="0" distR="0" wp14:anchorId="1247730F" wp14:editId="5A15C83C">
                 <wp:extent cx="283464" cy="283464"/>
                 <wp:effectExtent l="0" t="0" r="0" b="0"/>
                 <wp:docPr id="3" name="Picture 3"/>
@@ -13906,7 +16141,7 @@
               <w:sz w:val="18"/>
             </w:rPr>
             <w:drawing>
-              <wp:inline distT="0" distB="0" distL="0" distR="0" wp14:anchorId="0BF0EAFF" wp14:editId="3473F15C">
+              <wp:inline distT="0" distB="0" distL="0" distR="0" wp14:anchorId="10AF9212" wp14:editId="3A838213">
                 <wp:extent cx="283464" cy="283464"/>
                 <wp:effectExtent l="0" t="0" r="0" b="0"/>
                 <wp:docPr id="5" name="Picture 5"/>
@@ -14032,7 +16267,7 @@
               <w:sz w:val="18"/>
             </w:rPr>
             <w:drawing>
-              <wp:inline distT="0" distB="0" distL="0" distR="0" wp14:anchorId="5EFF1D27" wp14:editId="7C0E4CFD">
+              <wp:inline distT="0" distB="0" distL="0" distR="0" wp14:anchorId="6221DBF5" wp14:editId="480023AA">
                 <wp:extent cx="283464" cy="283464"/>
                 <wp:effectExtent l="0" t="0" r="0" b="0"/>
                 <wp:docPr id="7" name="Picture 7"/>
@@ -14158,7 +16393,7 @@
               <w:sz w:val="18"/>
             </w:rPr>
             <w:drawing>
-              <wp:inline distT="0" distB="0" distL="0" distR="0" wp14:anchorId="4BAC6E5C" wp14:editId="3112A15B">
+              <wp:inline distT="0" distB="0" distL="0" distR="0" wp14:anchorId="48650C8B" wp14:editId="679F1DE4">
                 <wp:extent cx="283464" cy="283464"/>
                 <wp:effectExtent l="0" t="0" r="0" b="0"/>
                 <wp:docPr id="8" name="Picture 8"/>
@@ -14284,7 +16519,7 @@
               <w:sz w:val="18"/>
             </w:rPr>
             <w:drawing>
-              <wp:inline distT="0" distB="0" distL="0" distR="0" wp14:anchorId="32C4E30C" wp14:editId="464705AC">
+              <wp:inline distT="0" distB="0" distL="0" distR="0" wp14:anchorId="5E4A9529" wp14:editId="6E491DDC">
                 <wp:extent cx="283464" cy="283464"/>
                 <wp:effectExtent l="0" t="0" r="0" b="0"/>
                 <wp:docPr id="10" name="Picture 10"/>
@@ -14410,7 +16645,7 @@
               <w:sz w:val="18"/>
             </w:rPr>
             <w:drawing>
-              <wp:inline distT="0" distB="0" distL="0" distR="0" wp14:anchorId="2DB167CF" wp14:editId="09E83F41">
+              <wp:inline distT="0" distB="0" distL="0" distR="0" wp14:anchorId="060B6435" wp14:editId="7E0FEC4A">
                 <wp:extent cx="283464" cy="283464"/>
                 <wp:effectExtent l="0" t="0" r="0" b="0"/>
                 <wp:docPr id="11" name="Picture 11"/>
@@ -14536,7 +16771,7 @@
               <w:sz w:val="18"/>
             </w:rPr>
             <w:drawing>
-              <wp:inline distT="0" distB="0" distL="0" distR="0" wp14:anchorId="2DCF45EE" wp14:editId="03BA8079">
+              <wp:inline distT="0" distB="0" distL="0" distR="0" wp14:anchorId="43E8C513" wp14:editId="53DD3CD9">
                 <wp:extent cx="283464" cy="283464"/>
                 <wp:effectExtent l="0" t="0" r="0" b="0"/>
                 <wp:docPr id="13" name="Picture 13"/>
@@ -14612,7 +16847,13 @@
             <w:rPr>
               <w:sz w:val="18"/>
             </w:rPr>
-            <w:t>MPI for Biological</w:t>
+            <w:t xml:space="preserve">MPI for </w:t>
+          </w:r>
+          <w:r>
+            <w:rPr>
+              <w:sz w:val="18"/>
+            </w:rPr>
+            <w:t>Biological</w:t>
           </w:r>
           <w:r>
             <w:rPr>
@@ -14662,7 +16903,7 @@
               <w:sz w:val="18"/>
             </w:rPr>
             <w:drawing>
-              <wp:inline distT="0" distB="0" distL="0" distR="0" wp14:anchorId="24DF6099" wp14:editId="2889A1BA">
+              <wp:inline distT="0" distB="0" distL="0" distR="0" wp14:anchorId="69742D97" wp14:editId="2905F51D">
                 <wp:extent cx="283464" cy="283464"/>
                 <wp:effectExtent l="0" t="0" r="0" b="0"/>
                 <wp:docPr id="14" name="Picture 14"/>
@@ -14932,31 +17173,31 @@
       </w:rPr>
     </w:lvl>
   </w:abstractNum>
-  <w:num w:numId="1" w16cid:durableId="427703988">
+  <w:num w:numId="1" w16cid:durableId="2092579742">
     <w:abstractNumId w:val="8"/>
   </w:num>
-  <w:num w:numId="2" w16cid:durableId="269555114">
+  <w:num w:numId="2" w16cid:durableId="1207572176">
     <w:abstractNumId w:val="6"/>
   </w:num>
-  <w:num w:numId="3" w16cid:durableId="2071953000">
+  <w:num w:numId="3" w16cid:durableId="1121605466">
     <w:abstractNumId w:val="5"/>
   </w:num>
-  <w:num w:numId="4" w16cid:durableId="701629729">
+  <w:num w:numId="4" w16cid:durableId="894780213">
     <w:abstractNumId w:val="4"/>
   </w:num>
-  <w:num w:numId="5" w16cid:durableId="597952810">
+  <w:num w:numId="5" w16cid:durableId="704216112">
     <w:abstractNumId w:val="7"/>
   </w:num>
-  <w:num w:numId="6" w16cid:durableId="1491096491">
+  <w:num w:numId="6" w16cid:durableId="581112502">
     <w:abstractNumId w:val="3"/>
   </w:num>
-  <w:num w:numId="7" w16cid:durableId="375399390">
+  <w:num w:numId="7" w16cid:durableId="550001422">
     <w:abstractNumId w:val="2"/>
   </w:num>
-  <w:num w:numId="8" w16cid:durableId="1042678211">
+  <w:num w:numId="8" w16cid:durableId="207642128">
     <w:abstractNumId w:val="1"/>
   </w:num>
-  <w:num w:numId="9" w16cid:durableId="840973646">
+  <w:num w:numId="9" w16cid:durableId="949359928">
     <w:abstractNumId w:val="0"/>
   </w:num>
 </w:numbering>
@@ -26384,7 +28625,8 @@
   <w:style w:type="paragraph" w:customStyle="1" w:styleId="TOC11">
     <w:name w:val="TOC 11"/>
     <w:pPr>
-      <w:spacing w:after="40" w:line="288" w:lineRule="auto"/>
+      <w:snapToGrid w:val="0"/>
+      <w:spacing w:after="40" w:line="264" w:lineRule="exact"/>
     </w:pPr>
     <w:rPr>
       <w:rFonts w:ascii="Arial" w:eastAsia="Microsoft YaHei" w:hAnsi="Arial"/>
@@ -26394,7 +28636,8 @@
   <w:style w:type="paragraph" w:customStyle="1" w:styleId="TOC21">
     <w:name w:val="TOC 21"/>
     <w:pPr>
-      <w:spacing w:after="40" w:line="288" w:lineRule="auto"/>
+      <w:snapToGrid w:val="0"/>
+      <w:spacing w:after="40" w:line="264" w:lineRule="exact"/>
     </w:pPr>
     <w:rPr>
       <w:rFonts w:ascii="Arial" w:eastAsia="Microsoft YaHei" w:hAnsi="Arial"/>
@@ -26404,7 +28647,8 @@
   <w:style w:type="paragraph" w:customStyle="1" w:styleId="TOC31">
     <w:name w:val="TOC 31"/>
     <w:pPr>
-      <w:spacing w:after="40" w:line="288" w:lineRule="auto"/>
+      <w:snapToGrid w:val="0"/>
+      <w:spacing w:after="40" w:line="264" w:lineRule="exact"/>
     </w:pPr>
     <w:rPr>
       <w:rFonts w:ascii="Arial" w:eastAsia="Microsoft YaHei" w:hAnsi="Arial"/>
@@ -26418,10 +28662,9 @@
     <w:autoRedefine/>
     <w:uiPriority w:val="39"/>
     <w:unhideWhenUsed/>
-    <w:rsid w:val="00A96EE0"/>
+    <w:rsid w:val="00C059DA"/>
     <w:pPr>
-      <w:snapToGrid w:val="0"/>
-      <w:spacing w:after="100" w:line="264" w:lineRule="exact"/>
+      <w:spacing w:after="100"/>
     </w:pPr>
   </w:style>
   <w:style w:type="paragraph" w:styleId="TOC2">
@@ -26431,10 +28674,9 @@
     <w:autoRedefine/>
     <w:uiPriority w:val="39"/>
     <w:unhideWhenUsed/>
-    <w:rsid w:val="00A96EE0"/>
+    <w:rsid w:val="00C059DA"/>
     <w:pPr>
-      <w:snapToGrid w:val="0"/>
-      <w:spacing w:after="100" w:line="264" w:lineRule="exact"/>
+      <w:spacing w:after="100"/>
       <w:ind w:left="220"/>
     </w:pPr>
   </w:style>
@@ -26443,7 +28685,7 @@
     <w:basedOn w:val="DefaultParagraphFont"/>
     <w:uiPriority w:val="99"/>
     <w:unhideWhenUsed/>
-    <w:rsid w:val="00A96EE0"/>
+    <w:rsid w:val="00C059DA"/>
     <w:rPr>
       <w:color w:val="0000FF" w:themeColor="hyperlink"/>
       <w:u w:val="single"/>

--- a/docs/deConfUSIon_User_Manual_zh.docx
+++ b/docs/deConfUSIon_User_Manual_zh.docx
@@ -48,7 +48,7 @@
         <w:t>月</w:t>
       </w:r>
       <w:r>
-        <w:t>21</w:t>
+        <w:t>29</w:t>
       </w:r>
       <w:r>
         <w:t>日</w:t>
@@ -154,7 +154,7 @@
       <w:r>
         <w:fldChar w:fldCharType="separate"/>
       </w:r>
-      <w:hyperlink w:anchor="_Toc243479404" w:history="1">
+      <w:hyperlink w:anchor="_Toc244186569" w:history="1">
         <w:r>
           <w:rPr>
             <w:rStyle w:val="Hyperlink"/>
@@ -189,7 +189,7 @@
             <w:noProof/>
             <w:webHidden/>
           </w:rPr>
-          <w:instrText xml:space="preserve"> PAGEREF _Toc243479404 \h </w:instrText>
+          <w:instrText xml:space="preserve"> PAGEREF _Toc244186569 \h </w:instrText>
         </w:r>
         <w:r>
           <w:rPr>
@@ -237,7 +237,7 @@
           <w14:ligatures w14:val="standardContextual"/>
         </w:rPr>
       </w:pPr>
-      <w:hyperlink w:anchor="_Toc243479405" w:history="1">
+      <w:hyperlink w:anchor="_Toc244186570" w:history="1">
         <w:r>
           <w:rPr>
             <w:rStyle w:val="Hyperlink"/>
@@ -265,7 +265,7 @@
             <w:noProof/>
             <w:webHidden/>
           </w:rPr>
-          <w:instrText xml:space="preserve"> PAGEREF _Toc243479405 \h </w:instrText>
+          <w:instrText xml:space="preserve"> PAGEREF _Toc244186570 \h </w:instrText>
         </w:r>
         <w:r>
           <w:rPr>
@@ -313,7 +313,7 @@
           <w14:ligatures w14:val="standardContextual"/>
         </w:rPr>
       </w:pPr>
-      <w:hyperlink w:anchor="_Toc243479406" w:history="1">
+      <w:hyperlink w:anchor="_Toc244186571" w:history="1">
         <w:r>
           <w:rPr>
             <w:rStyle w:val="Hyperlink"/>
@@ -341,7 +341,83 @@
             <w:noProof/>
             <w:webHidden/>
           </w:rPr>
-          <w:instrText xml:space="preserve"> PAGEREF _Toc243479406 \h </w:instrText>
+          <w:instrText xml:space="preserve"> PAGEREF _Toc244186571 \h </w:instrText>
+        </w:r>
+        <w:r>
+          <w:rPr>
+            <w:noProof/>
+            <w:webHidden/>
+          </w:rPr>
+        </w:r>
+        <w:r>
+          <w:rPr>
+            <w:noProof/>
+            <w:webHidden/>
+          </w:rPr>
+          <w:fldChar w:fldCharType="separate"/>
+        </w:r>
+        <w:r>
+          <w:rPr>
+            <w:noProof/>
+            <w:webHidden/>
+          </w:rPr>
+          <w:t>6</w:t>
+        </w:r>
+        <w:r>
+          <w:rPr>
+            <w:noProof/>
+            <w:webHidden/>
+          </w:rPr>
+          <w:fldChar w:fldCharType="end"/>
+        </w:r>
+      </w:hyperlink>
+    </w:p>
+    <w:p>
+      <w:pPr>
+        <w:pStyle w:val="TOC2"/>
+        <w:tabs>
+          <w:tab w:val="right" w:leader="dot" w:pos="9880"/>
+        </w:tabs>
+        <w:rPr>
+          <w:rFonts w:asciiTheme="minorHAnsi" w:eastAsiaTheme="minorEastAsia" w:hAnsiTheme="minorHAnsi"/>
+          <w:noProof/>
+          <w:color w:val="auto"/>
+          <w:kern w:val="2"/>
+          <w:sz w:val="24"/>
+          <w:szCs w:val="24"/>
+          <w:lang w:val="de-DE" w:eastAsia="de-DE"/>
+          <w14:ligatures w14:val="standardContextual"/>
+        </w:rPr>
+      </w:pPr>
+      <w:hyperlink w:anchor="_Toc244186572" w:history="1">
+        <w:r>
+          <w:rPr>
+            <w:rStyle w:val="Hyperlink"/>
+            <w:rFonts w:hint="eastAsia"/>
+            <w:noProof/>
+          </w:rPr>
+          <w:t>操作系统与原生导出</w:t>
+        </w:r>
+        <w:r>
+          <w:rPr>
+            <w:noProof/>
+            <w:webHidden/>
+          </w:rPr>
+          <w:tab/>
+        </w:r>
+        <w:r>
+          <w:rPr>
+            <w:noProof/>
+            <w:webHidden/>
+          </w:rPr>
+          <w:fldChar w:fldCharType="begin"/>
+        </w:r>
+        <w:r>
+          <w:rPr>
+            <w:noProof/>
+            <w:webHidden/>
+          </w:rPr>
+          <w:instrText xml:space="preserve"> PAGEREF _Toc244186572 \h </w:instrText>
         </w:r>
         <w:r>
           <w:rPr>
@@ -389,7 +465,7 @@
           <w14:ligatures w14:val="standardContextual"/>
         </w:rPr>
       </w:pPr>
-      <w:hyperlink w:anchor="_Toc243479407" w:history="1">
+      <w:hyperlink w:anchor="_Toc244186573" w:history="1">
         <w:r>
           <w:rPr>
             <w:rStyle w:val="Hyperlink"/>
@@ -424,7 +500,7 @@
             <w:noProof/>
             <w:webHidden/>
           </w:rPr>
-          <w:instrText xml:space="preserve"> PAGEREF _Toc243479407 \h </w:instrText>
+          <w:instrText xml:space="preserve"> PAGEREF _Toc244186573 \h </w:instrText>
         </w:r>
         <w:r>
           <w:rPr>
@@ -444,7 +520,7 @@
             <w:noProof/>
             <w:webHidden/>
           </w:rPr>
-          <w:t>7</w:t>
+          <w:t>8</w:t>
         </w:r>
         <w:r>
           <w:rPr>
@@ -472,7 +548,7 @@
           <w14:ligatures w14:val="standardContextual"/>
         </w:rPr>
       </w:pPr>
-      <w:hyperlink w:anchor="_Toc243479408" w:history="1">
+      <w:hyperlink w:anchor="_Toc244186574" w:history="1">
         <w:r>
           <w:rPr>
             <w:rStyle w:val="Hyperlink"/>
@@ -500,7 +576,7 @@
             <w:noProof/>
             <w:webHidden/>
           </w:rPr>
-          <w:instrText xml:space="preserve"> PAGEREF _Toc243479408 \h </w:instrText>
+          <w:instrText xml:space="preserve"> PAGEREF _Toc244186574 \h </w:instrText>
         </w:r>
         <w:r>
           <w:rPr>
@@ -520,7 +596,7 @@
             <w:noProof/>
             <w:webHidden/>
           </w:rPr>
-          <w:t>7</w:t>
+          <w:t>8</w:t>
         </w:r>
         <w:r>
           <w:rPr>
@@ -548,7 +624,7 @@
           <w14:ligatures w14:val="standardContextual"/>
         </w:rPr>
       </w:pPr>
-      <w:hyperlink w:anchor="_Toc243479409" w:history="1">
+      <w:hyperlink w:anchor="_Toc244186575" w:history="1">
         <w:r>
           <w:rPr>
             <w:rStyle w:val="Hyperlink"/>
@@ -590,7 +666,7 @@
             <w:noProof/>
             <w:webHidden/>
           </w:rPr>
-          <w:instrText xml:space="preserve"> PAGEREF _Toc243479409 \h </w:instrText>
+          <w:instrText xml:space="preserve"> PAGEREF _Toc244186575 \h </w:instrText>
         </w:r>
         <w:r>
           <w:rPr>
@@ -610,7 +686,7 @@
             <w:noProof/>
             <w:webHidden/>
           </w:rPr>
-          <w:t>8</w:t>
+          <w:t>9</w:t>
         </w:r>
         <w:r>
           <w:rPr>
@@ -638,7 +714,7 @@
           <w14:ligatures w14:val="standardContextual"/>
         </w:rPr>
       </w:pPr>
-      <w:hyperlink w:anchor="_Toc243479410" w:history="1">
+      <w:hyperlink w:anchor="_Toc244186576" w:history="1">
         <w:r>
           <w:rPr>
             <w:rStyle w:val="Hyperlink"/>
@@ -666,7 +742,7 @@
             <w:noProof/>
             <w:webHidden/>
           </w:rPr>
-          <w:instrText xml:space="preserve"> PAGEREF _Toc243479410 \h </w:instrText>
+          <w:instrText xml:space="preserve"> PAGEREF _Toc244186576 \h </w:instrText>
         </w:r>
         <w:r>
           <w:rPr>
@@ -686,7 +762,7 @@
             <w:noProof/>
             <w:webHidden/>
           </w:rPr>
-          <w:t>9</w:t>
+          <w:t>10</w:t>
         </w:r>
         <w:r>
           <w:rPr>
@@ -714,7 +790,7 @@
           <w14:ligatures w14:val="standardContextual"/>
         </w:rPr>
       </w:pPr>
-      <w:hyperlink w:anchor="_Toc243479411" w:history="1">
+      <w:hyperlink w:anchor="_Toc244186577" w:history="1">
         <w:r>
           <w:rPr>
             <w:rStyle w:val="Hyperlink"/>
@@ -764,7 +840,7 @@
             <w:noProof/>
             <w:webHidden/>
           </w:rPr>
-          <w:instrText xml:space="preserve"> PAGEREF _Toc243479411 \h </w:instrText>
+          <w:instrText xml:space="preserve"> PAGEREF _Toc244186577 \h </w:instrText>
         </w:r>
         <w:r>
           <w:rPr>
@@ -784,7 +860,7 @@
             <w:noProof/>
             <w:webHidden/>
           </w:rPr>
-          <w:t>10</w:t>
+          <w:t>11</w:t>
         </w:r>
         <w:r>
           <w:rPr>
@@ -812,7 +888,7 @@
           <w14:ligatures w14:val="standardContextual"/>
         </w:rPr>
       </w:pPr>
-      <w:hyperlink w:anchor="_Toc243479412" w:history="1">
+      <w:hyperlink w:anchor="_Toc244186578" w:history="1">
         <w:r>
           <w:rPr>
             <w:rStyle w:val="Hyperlink"/>
@@ -840,7 +916,7 @@
             <w:noProof/>
             <w:webHidden/>
           </w:rPr>
-          <w:instrText xml:space="preserve"> PAGEREF _Toc243479412 \h </w:instrText>
+          <w:instrText xml:space="preserve"> PAGEREF _Toc244186578 \h </w:instrText>
         </w:r>
         <w:r>
           <w:rPr>
@@ -860,7 +936,7 @@
             <w:noProof/>
             <w:webHidden/>
           </w:rPr>
-          <w:t>10</w:t>
+          <w:t>11</w:t>
         </w:r>
         <w:r>
           <w:rPr>
@@ -888,7 +964,7 @@
           <w14:ligatures w14:val="standardContextual"/>
         </w:rPr>
       </w:pPr>
-      <w:hyperlink w:anchor="_Toc243479413" w:history="1">
+      <w:hyperlink w:anchor="_Toc244186579" w:history="1">
         <w:r>
           <w:rPr>
             <w:rStyle w:val="Hyperlink"/>
@@ -923,7 +999,7 @@
             <w:noProof/>
             <w:webHidden/>
           </w:rPr>
-          <w:instrText xml:space="preserve"> PAGEREF _Toc243479413 \h </w:instrText>
+          <w:instrText xml:space="preserve"> PAGEREF _Toc244186579 \h </w:instrText>
         </w:r>
         <w:r>
           <w:rPr>
@@ -943,7 +1019,7 @@
             <w:noProof/>
             <w:webHidden/>
           </w:rPr>
-          <w:t>11</w:t>
+          <w:t>12</w:t>
         </w:r>
         <w:r>
           <w:rPr>
@@ -971,7 +1047,7 @@
           <w14:ligatures w14:val="standardContextual"/>
         </w:rPr>
       </w:pPr>
-      <w:hyperlink w:anchor="_Toc243479414" w:history="1">
+      <w:hyperlink w:anchor="_Toc244186580" w:history="1">
         <w:r>
           <w:rPr>
             <w:rStyle w:val="Hyperlink"/>
@@ -999,7 +1075,7 @@
             <w:noProof/>
             <w:webHidden/>
           </w:rPr>
-          <w:instrText xml:space="preserve"> PAGEREF _Toc243479414 \h </w:instrText>
+          <w:instrText xml:space="preserve"> PAGEREF _Toc244186580 \h </w:instrText>
         </w:r>
         <w:r>
           <w:rPr>
@@ -1019,7 +1095,7 @@
             <w:noProof/>
             <w:webHidden/>
           </w:rPr>
-          <w:t>11</w:t>
+          <w:t>12</w:t>
         </w:r>
         <w:r>
           <w:rPr>
@@ -1047,7 +1123,7 @@
           <w14:ligatures w14:val="standardContextual"/>
         </w:rPr>
       </w:pPr>
-      <w:hyperlink w:anchor="_Toc243479415" w:history="1">
+      <w:hyperlink w:anchor="_Toc244186581" w:history="1">
         <w:r>
           <w:rPr>
             <w:rStyle w:val="Hyperlink"/>
@@ -1097,7 +1173,7 @@
             <w:noProof/>
             <w:webHidden/>
           </w:rPr>
-          <w:instrText xml:space="preserve"> PAGEREF _Toc243479415 \h </w:instrText>
+          <w:instrText xml:space="preserve"> PAGEREF _Toc244186581 \h </w:instrText>
         </w:r>
         <w:r>
           <w:rPr>
@@ -1117,7 +1193,7 @@
             <w:noProof/>
             <w:webHidden/>
           </w:rPr>
-          <w:t>12</w:t>
+          <w:t>13</w:t>
         </w:r>
         <w:r>
           <w:rPr>
@@ -1145,7 +1221,7 @@
           <w14:ligatures w14:val="standardContextual"/>
         </w:rPr>
       </w:pPr>
-      <w:hyperlink w:anchor="_Toc243479416" w:history="1">
+      <w:hyperlink w:anchor="_Toc244186582" w:history="1">
         <w:r>
           <w:rPr>
             <w:rStyle w:val="Hyperlink"/>
@@ -1173,7 +1249,7 @@
             <w:noProof/>
             <w:webHidden/>
           </w:rPr>
-          <w:instrText xml:space="preserve"> PAGEREF _Toc243479416 \h </w:instrText>
+          <w:instrText xml:space="preserve"> PAGEREF _Toc244186582 \h </w:instrText>
         </w:r>
         <w:r>
           <w:rPr>
@@ -1193,7 +1269,7 @@
             <w:noProof/>
             <w:webHidden/>
           </w:rPr>
-          <w:t>12</w:t>
+          <w:t>13</w:t>
         </w:r>
         <w:r>
           <w:rPr>
@@ -1221,7 +1297,7 @@
           <w14:ligatures w14:val="standardContextual"/>
         </w:rPr>
       </w:pPr>
-      <w:hyperlink w:anchor="_Toc243479417" w:history="1">
+      <w:hyperlink w:anchor="_Toc244186583" w:history="1">
         <w:r>
           <w:rPr>
             <w:rStyle w:val="Hyperlink"/>
@@ -1256,7 +1332,7 @@
             <w:noProof/>
             <w:webHidden/>
           </w:rPr>
-          <w:instrText xml:space="preserve"> PAGEREF _Toc243479417 \h </w:instrText>
+          <w:instrText xml:space="preserve"> PAGEREF _Toc244186583 \h </w:instrText>
         </w:r>
         <w:r>
           <w:rPr>
@@ -1276,7 +1352,7 @@
             <w:noProof/>
             <w:webHidden/>
           </w:rPr>
-          <w:t>13</w:t>
+          <w:t>14</w:t>
         </w:r>
         <w:r>
           <w:rPr>
@@ -1304,7 +1380,7 @@
           <w14:ligatures w14:val="standardContextual"/>
         </w:rPr>
       </w:pPr>
-      <w:hyperlink w:anchor="_Toc243479418" w:history="1">
+      <w:hyperlink w:anchor="_Toc244186584" w:history="1">
         <w:r>
           <w:rPr>
             <w:rStyle w:val="Hyperlink"/>
@@ -1339,7 +1415,7 @@
             <w:noProof/>
             <w:webHidden/>
           </w:rPr>
-          <w:instrText xml:space="preserve"> PAGEREF _Toc243479418 \h </w:instrText>
+          <w:instrText xml:space="preserve"> PAGEREF _Toc244186584 \h </w:instrText>
         </w:r>
         <w:r>
           <w:rPr>
@@ -1359,7 +1435,7 @@
             <w:noProof/>
             <w:webHidden/>
           </w:rPr>
-          <w:t>14</w:t>
+          <w:t>15</w:t>
         </w:r>
         <w:r>
           <w:rPr>
@@ -1387,7 +1463,7 @@
           <w14:ligatures w14:val="standardContextual"/>
         </w:rPr>
       </w:pPr>
-      <w:hyperlink w:anchor="_Toc243479419" w:history="1">
+      <w:hyperlink w:anchor="_Toc244186585" w:history="1">
         <w:r>
           <w:rPr>
             <w:rStyle w:val="Hyperlink"/>
@@ -1422,7 +1498,7 @@
             <w:noProof/>
             <w:webHidden/>
           </w:rPr>
-          <w:instrText xml:space="preserve"> PAGEREF _Toc243479419 \h </w:instrText>
+          <w:instrText xml:space="preserve"> PAGEREF _Toc244186585 \h </w:instrText>
         </w:r>
         <w:r>
           <w:rPr>
@@ -1442,7 +1518,7 @@
             <w:noProof/>
             <w:webHidden/>
           </w:rPr>
-          <w:t>15</w:t>
+          <w:t>16</w:t>
         </w:r>
         <w:r>
           <w:rPr>
@@ -1470,7 +1546,7 @@
           <w14:ligatures w14:val="standardContextual"/>
         </w:rPr>
       </w:pPr>
-      <w:hyperlink w:anchor="_Toc243479420" w:history="1">
+      <w:hyperlink w:anchor="_Toc244186586" w:history="1">
         <w:r>
           <w:rPr>
             <w:rStyle w:val="Hyperlink"/>
@@ -1498,7 +1574,7 @@
             <w:noProof/>
             <w:webHidden/>
           </w:rPr>
-          <w:instrText xml:space="preserve"> PAGEREF _Toc243479420 \h </w:instrText>
+          <w:instrText xml:space="preserve"> PAGEREF _Toc244186586 \h </w:instrText>
         </w:r>
         <w:r>
           <w:rPr>
@@ -1518,7 +1594,7 @@
             <w:noProof/>
             <w:webHidden/>
           </w:rPr>
-          <w:t>15</w:t>
+          <w:t>16</w:t>
         </w:r>
         <w:r>
           <w:rPr>
@@ -1546,7 +1622,7 @@
           <w14:ligatures w14:val="standardContextual"/>
         </w:rPr>
       </w:pPr>
-      <w:hyperlink w:anchor="_Toc243479421" w:history="1">
+      <w:hyperlink w:anchor="_Toc244186587" w:history="1">
         <w:r>
           <w:rPr>
             <w:rStyle w:val="Hyperlink"/>
@@ -1573,7 +1649,7 @@
             <w:noProof/>
             <w:webHidden/>
           </w:rPr>
-          <w:instrText xml:space="preserve"> PAGEREF _Toc243479421 \h </w:instrText>
+          <w:instrText xml:space="preserve"> PAGEREF _Toc244186587 \h </w:instrText>
         </w:r>
         <w:r>
           <w:rPr>
@@ -1593,7 +1669,7 @@
             <w:noProof/>
             <w:webHidden/>
           </w:rPr>
-          <w:t>15</w:t>
+          <w:t>16</w:t>
         </w:r>
         <w:r>
           <w:rPr>
@@ -1621,7 +1697,7 @@
           <w14:ligatures w14:val="standardContextual"/>
         </w:rPr>
       </w:pPr>
-      <w:hyperlink w:anchor="_Toc243479422" w:history="1">
+      <w:hyperlink w:anchor="_Toc244186588" w:history="1">
         <w:r>
           <w:rPr>
             <w:rStyle w:val="Hyperlink"/>
@@ -1649,7 +1725,7 @@
             <w:noProof/>
             <w:webHidden/>
           </w:rPr>
-          <w:instrText xml:space="preserve"> PAGEREF _Toc243479422 \h </w:instrText>
+          <w:instrText xml:space="preserve"> PAGEREF _Toc244186588 \h </w:instrText>
         </w:r>
         <w:r>
           <w:rPr>
@@ -1669,7 +1745,7 @@
             <w:noProof/>
             <w:webHidden/>
           </w:rPr>
-          <w:t>16</w:t>
+          <w:t>17</w:t>
         </w:r>
         <w:r>
           <w:rPr>
@@ -1697,7 +1773,7 @@
           <w14:ligatures w14:val="standardContextual"/>
         </w:rPr>
       </w:pPr>
-      <w:hyperlink w:anchor="_Toc243479423" w:history="1">
+      <w:hyperlink w:anchor="_Toc244186589" w:history="1">
         <w:r>
           <w:rPr>
             <w:rStyle w:val="Hyperlink"/>
@@ -1762,7 +1838,7 @@
             <w:noProof/>
             <w:webHidden/>
           </w:rPr>
-          <w:instrText xml:space="preserve"> PAGEREF _Toc243479423 \h </w:instrText>
+          <w:instrText xml:space="preserve"> PAGEREF _Toc244186589 \h </w:instrText>
         </w:r>
         <w:r>
           <w:rPr>
@@ -1782,7 +1858,7 @@
             <w:noProof/>
             <w:webHidden/>
           </w:rPr>
-          <w:t>17</w:t>
+          <w:t>18</w:t>
         </w:r>
         <w:r>
           <w:rPr>
@@ -1810,7 +1886,7 @@
           <w14:ligatures w14:val="standardContextual"/>
         </w:rPr>
       </w:pPr>
-      <w:hyperlink w:anchor="_Toc243479424" w:history="1">
+      <w:hyperlink w:anchor="_Toc244186590" w:history="1">
         <w:r>
           <w:rPr>
             <w:rStyle w:val="Hyperlink"/>
@@ -1838,7 +1914,7 @@
             <w:noProof/>
             <w:webHidden/>
           </w:rPr>
-          <w:instrText xml:space="preserve"> PAGEREF _Toc243479424 \h </w:instrText>
+          <w:instrText xml:space="preserve"> PAGEREF _Toc244186590 \h </w:instrText>
         </w:r>
         <w:r>
           <w:rPr>
@@ -1858,7 +1934,7 @@
             <w:noProof/>
             <w:webHidden/>
           </w:rPr>
-          <w:t>18</w:t>
+          <w:t>19</w:t>
         </w:r>
         <w:r>
           <w:rPr>
@@ -1886,7 +1962,7 @@
           <w14:ligatures w14:val="standardContextual"/>
         </w:rPr>
       </w:pPr>
-      <w:hyperlink w:anchor="_Toc243479425" w:history="1">
+      <w:hyperlink w:anchor="_Toc244186591" w:history="1">
         <w:r>
           <w:rPr>
             <w:rStyle w:val="Hyperlink"/>
@@ -1921,7 +1997,7 @@
             <w:noProof/>
             <w:webHidden/>
           </w:rPr>
-          <w:instrText xml:space="preserve"> PAGEREF _Toc243479425 \h </w:instrText>
+          <w:instrText xml:space="preserve"> PAGEREF _Toc244186591 \h </w:instrText>
         </w:r>
         <w:r>
           <w:rPr>
@@ -1941,7 +2017,7 @@
             <w:noProof/>
             <w:webHidden/>
           </w:rPr>
-          <w:t>19</w:t>
+          <w:t>20</w:t>
         </w:r>
         <w:r>
           <w:rPr>
@@ -1969,7 +2045,7 @@
           <w14:ligatures w14:val="standardContextual"/>
         </w:rPr>
       </w:pPr>
-      <w:hyperlink w:anchor="_Toc243479426" w:history="1">
+      <w:hyperlink w:anchor="_Toc244186592" w:history="1">
         <w:r>
           <w:rPr>
             <w:rStyle w:val="Hyperlink"/>
@@ -2026,7 +2102,7 @@
             <w:noProof/>
             <w:webHidden/>
           </w:rPr>
-          <w:instrText xml:space="preserve"> PAGEREF _Toc243479426 \h </w:instrText>
+          <w:instrText xml:space="preserve"> PAGEREF _Toc244186592 \h </w:instrText>
         </w:r>
         <w:r>
           <w:rPr>
@@ -2046,7 +2122,7 @@
             <w:noProof/>
             <w:webHidden/>
           </w:rPr>
-          <w:t>20</w:t>
+          <w:t>21</w:t>
         </w:r>
         <w:r>
           <w:rPr>
@@ -2074,7 +2150,7 @@
           <w14:ligatures w14:val="standardContextual"/>
         </w:rPr>
       </w:pPr>
-      <w:hyperlink w:anchor="_Toc243479427" w:history="1">
+      <w:hyperlink w:anchor="_Toc244186593" w:history="1">
         <w:r>
           <w:rPr>
             <w:rStyle w:val="Hyperlink"/>
@@ -2102,7 +2178,7 @@
             <w:noProof/>
             <w:webHidden/>
           </w:rPr>
-          <w:instrText xml:space="preserve"> PAGEREF _Toc243479427 \h </w:instrText>
+          <w:instrText xml:space="preserve"> PAGEREF _Toc244186593 \h </w:instrText>
         </w:r>
         <w:r>
           <w:rPr>
@@ -2122,7 +2198,7 @@
             <w:noProof/>
             <w:webHidden/>
           </w:rPr>
-          <w:t>21</w:t>
+          <w:t>22</w:t>
         </w:r>
         <w:r>
           <w:rPr>
@@ -2150,7 +2226,7 @@
           <w14:ligatures w14:val="standardContextual"/>
         </w:rPr>
       </w:pPr>
-      <w:hyperlink w:anchor="_Toc243479428" w:history="1">
+      <w:hyperlink w:anchor="_Toc244186594" w:history="1">
         <w:r>
           <w:rPr>
             <w:rStyle w:val="Hyperlink"/>
@@ -2200,7 +2276,7 @@
             <w:noProof/>
             <w:webHidden/>
           </w:rPr>
-          <w:instrText xml:space="preserve"> PAGEREF _Toc243479428 \h </w:instrText>
+          <w:instrText xml:space="preserve"> PAGEREF _Toc244186594 \h </w:instrText>
         </w:r>
         <w:r>
           <w:rPr>
@@ -2220,7 +2296,7 @@
             <w:noProof/>
             <w:webHidden/>
           </w:rPr>
-          <w:t>22</w:t>
+          <w:t>23</w:t>
         </w:r>
         <w:r>
           <w:rPr>
@@ -2248,7 +2324,7 @@
           <w14:ligatures w14:val="standardContextual"/>
         </w:rPr>
       </w:pPr>
-      <w:hyperlink w:anchor="_Toc243479429" w:history="1">
+      <w:hyperlink w:anchor="_Toc244186595" w:history="1">
         <w:r>
           <w:rPr>
             <w:rStyle w:val="Hyperlink"/>
@@ -2276,7 +2352,7 @@
             <w:noProof/>
             <w:webHidden/>
           </w:rPr>
-          <w:instrText xml:space="preserve"> PAGEREF _Toc243479429 \h </w:instrText>
+          <w:instrText xml:space="preserve"> PAGEREF _Toc244186595 \h </w:instrText>
         </w:r>
         <w:r>
           <w:rPr>
@@ -2296,7 +2372,7 @@
             <w:noProof/>
             <w:webHidden/>
           </w:rPr>
-          <w:t>23</w:t>
+          <w:t>24</w:t>
         </w:r>
         <w:r>
           <w:rPr>
@@ -2324,7 +2400,7 @@
           <w14:ligatures w14:val="standardContextual"/>
         </w:rPr>
       </w:pPr>
-      <w:hyperlink w:anchor="_Toc243479430" w:history="1">
+      <w:hyperlink w:anchor="_Toc244186596" w:history="1">
         <w:r>
           <w:rPr>
             <w:rStyle w:val="Hyperlink"/>
@@ -2352,7 +2428,7 @@
             <w:noProof/>
             <w:webHidden/>
           </w:rPr>
-          <w:instrText xml:space="preserve"> PAGEREF _Toc243479430 \h </w:instrText>
+          <w:instrText xml:space="preserve"> PAGEREF _Toc244186596 \h </w:instrText>
         </w:r>
         <w:r>
           <w:rPr>
@@ -2372,7 +2448,83 @@
             <w:noProof/>
             <w:webHidden/>
           </w:rPr>
-          <w:t>23</w:t>
+          <w:t>24</w:t>
+        </w:r>
+        <w:r>
+          <w:rPr>
+            <w:noProof/>
+            <w:webHidden/>
+          </w:rPr>
+          <w:fldChar w:fldCharType="end"/>
+        </w:r>
+      </w:hyperlink>
+    </w:p>
+    <w:p>
+      <w:pPr>
+        <w:pStyle w:val="TOC2"/>
+        <w:tabs>
+          <w:tab w:val="right" w:leader="dot" w:pos="9880"/>
+        </w:tabs>
+        <w:rPr>
+          <w:rFonts w:asciiTheme="minorHAnsi" w:eastAsiaTheme="minorEastAsia" w:hAnsiTheme="minorHAnsi"/>
+          <w:noProof/>
+          <w:color w:val="auto"/>
+          <w:kern w:val="2"/>
+          <w:sz w:val="24"/>
+          <w:szCs w:val="24"/>
+          <w:lang w:val="de-DE" w:eastAsia="de-DE"/>
+          <w14:ligatures w14:val="standardContextual"/>
+        </w:rPr>
+      </w:pPr>
+      <w:hyperlink w:anchor="_Toc244186597" w:history="1">
+        <w:r>
+          <w:rPr>
+            <w:rStyle w:val="Hyperlink"/>
+            <w:rFonts w:hint="eastAsia"/>
+            <w:noProof/>
+          </w:rPr>
+          <w:t>跨切片对完整图谱脑区进行排序</w:t>
+        </w:r>
+        <w:r>
+          <w:rPr>
+            <w:noProof/>
+            <w:webHidden/>
+          </w:rPr>
+          <w:tab/>
+        </w:r>
+        <w:r>
+          <w:rPr>
+            <w:noProof/>
+            <w:webHidden/>
+          </w:rPr>
+          <w:fldChar w:fldCharType="begin"/>
+        </w:r>
+        <w:r>
+          <w:rPr>
+            <w:noProof/>
+            <w:webHidden/>
+          </w:rPr>
+          <w:instrText xml:space="preserve"> PAGEREF _Toc244186597 \h </w:instrText>
+        </w:r>
+        <w:r>
+          <w:rPr>
+            <w:noProof/>
+            <w:webHidden/>
+          </w:rPr>
+        </w:r>
+        <w:r>
+          <w:rPr>
+            <w:noProof/>
+            <w:webHidden/>
+          </w:rPr>
+          <w:fldChar w:fldCharType="separate"/>
+        </w:r>
+        <w:r>
+          <w:rPr>
+            <w:noProof/>
+            <w:webHidden/>
+          </w:rPr>
+          <w:t>24</w:t>
         </w:r>
         <w:r>
           <w:rPr>
@@ -2400,7 +2552,7 @@
           <w14:ligatures w14:val="standardContextual"/>
         </w:rPr>
       </w:pPr>
-      <w:hyperlink w:anchor="_Toc243479431" w:history="1">
+      <w:hyperlink w:anchor="_Toc244186598" w:history="1">
         <w:r>
           <w:rPr>
             <w:rStyle w:val="Hyperlink"/>
@@ -2435,7 +2587,7 @@
             <w:noProof/>
             <w:webHidden/>
           </w:rPr>
-          <w:instrText xml:space="preserve"> PAGEREF _Toc243479431 \h </w:instrText>
+          <w:instrText xml:space="preserve"> PAGEREF _Toc244186598 \h </w:instrText>
         </w:r>
         <w:r>
           <w:rPr>
@@ -2455,7 +2607,7 @@
             <w:noProof/>
             <w:webHidden/>
           </w:rPr>
-          <w:t>24</w:t>
+          <w:t>26</w:t>
         </w:r>
         <w:r>
           <w:rPr>
@@ -2483,7 +2635,7 @@
           <w14:ligatures w14:val="standardContextual"/>
         </w:rPr>
       </w:pPr>
-      <w:hyperlink w:anchor="_Toc243479432" w:history="1">
+      <w:hyperlink w:anchor="_Toc244186599" w:history="1">
         <w:r>
           <w:rPr>
             <w:rStyle w:val="Hyperlink"/>
@@ -2518,7 +2670,7 @@
             <w:noProof/>
             <w:webHidden/>
           </w:rPr>
-          <w:instrText xml:space="preserve"> PAGEREF _Toc243479432 \h </w:instrText>
+          <w:instrText xml:space="preserve"> PAGEREF _Toc244186599 \h </w:instrText>
         </w:r>
         <w:r>
           <w:rPr>
@@ -2538,7 +2690,7 @@
             <w:noProof/>
             <w:webHidden/>
           </w:rPr>
-          <w:t>24</w:t>
+          <w:t>26</w:t>
         </w:r>
         <w:r>
           <w:rPr>
@@ -2566,29 +2718,14 @@
           <w14:ligatures w14:val="standardContextual"/>
         </w:rPr>
       </w:pPr>
-      <w:hyperlink w:anchor="_Toc243479433" w:history="1">
+      <w:hyperlink w:anchor="_Toc244186600" w:history="1">
         <w:r>
           <w:rPr>
             <w:rStyle w:val="Hyperlink"/>
             <w:rFonts w:hint="eastAsia"/>
             <w:noProof/>
           </w:rPr>
-          <w:t>配准一个</w:t>
-        </w:r>
-        <w:r>
-          <w:rPr>
-            <w:rStyle w:val="Hyperlink"/>
-            <w:noProof/>
-          </w:rPr>
-          <w:t>2D</w:t>
-        </w:r>
-        <w:r>
-          <w:rPr>
-            <w:rStyle w:val="Hyperlink"/>
-            <w:rFonts w:hint="eastAsia"/>
-            <w:noProof/>
-          </w:rPr>
-          <w:t>源平面</w:t>
+          <w:t>体积探头数据的几何掩膜</w:t>
         </w:r>
         <w:r>
           <w:rPr>
@@ -2609,7 +2746,7 @@
             <w:noProof/>
             <w:webHidden/>
           </w:rPr>
-          <w:instrText xml:space="preserve"> PAGEREF _Toc243479433 \h </w:instrText>
+          <w:instrText xml:space="preserve"> PAGEREF _Toc244186600 \h </w:instrText>
         </w:r>
         <w:r>
           <w:rPr>
@@ -2629,7 +2766,7 @@
             <w:noProof/>
             <w:webHidden/>
           </w:rPr>
-          <w:t>25</w:t>
+          <w:t>26</w:t>
         </w:r>
         <w:r>
           <w:rPr>
@@ -2657,20 +2794,111 @@
           <w14:ligatures w14:val="standardContextual"/>
         </w:rPr>
       </w:pPr>
-      <w:hyperlink w:anchor="_Toc243479434" w:history="1">
-        <w:r>
-          <w:rPr>
-            <w:rStyle w:val="Hyperlink"/>
-            <w:noProof/>
-          </w:rPr>
-          <w:t xml:space="preserve">LightSuite </w:t>
-        </w:r>
+      <w:hyperlink w:anchor="_Toc244186601" w:history="1">
         <w:r>
           <w:rPr>
             <w:rStyle w:val="Hyperlink"/>
             <w:rFonts w:hint="eastAsia"/>
             <w:noProof/>
           </w:rPr>
+          <w:t>配准一个</w:t>
+        </w:r>
+        <w:r>
+          <w:rPr>
+            <w:rStyle w:val="Hyperlink"/>
+            <w:noProof/>
+          </w:rPr>
+          <w:t>2D</w:t>
+        </w:r>
+        <w:r>
+          <w:rPr>
+            <w:rStyle w:val="Hyperlink"/>
+            <w:rFonts w:hint="eastAsia"/>
+            <w:noProof/>
+          </w:rPr>
+          <w:t>源平面</w:t>
+        </w:r>
+        <w:r>
+          <w:rPr>
+            <w:noProof/>
+            <w:webHidden/>
+          </w:rPr>
+          <w:tab/>
+        </w:r>
+        <w:r>
+          <w:rPr>
+            <w:noProof/>
+            <w:webHidden/>
+          </w:rPr>
+          <w:fldChar w:fldCharType="begin"/>
+        </w:r>
+        <w:r>
+          <w:rPr>
+            <w:noProof/>
+            <w:webHidden/>
+          </w:rPr>
+          <w:instrText xml:space="preserve"> PAGEREF _Toc244186601 \h </w:instrText>
+        </w:r>
+        <w:r>
+          <w:rPr>
+            <w:noProof/>
+            <w:webHidden/>
+          </w:rPr>
+        </w:r>
+        <w:r>
+          <w:rPr>
+            <w:noProof/>
+            <w:webHidden/>
+          </w:rPr>
+          <w:fldChar w:fldCharType="separate"/>
+        </w:r>
+        <w:r>
+          <w:rPr>
+            <w:noProof/>
+            <w:webHidden/>
+          </w:rPr>
+          <w:t>27</w:t>
+        </w:r>
+        <w:r>
+          <w:rPr>
+            <w:noProof/>
+            <w:webHidden/>
+          </w:rPr>
+          <w:fldChar w:fldCharType="end"/>
+        </w:r>
+      </w:hyperlink>
+    </w:p>
+    <w:p>
+      <w:pPr>
+        <w:pStyle w:val="TOC2"/>
+        <w:tabs>
+          <w:tab w:val="right" w:leader="dot" w:pos="9880"/>
+        </w:tabs>
+        <w:rPr>
+          <w:rFonts w:asciiTheme="minorHAnsi" w:eastAsiaTheme="minorEastAsia" w:hAnsiTheme="minorHAnsi"/>
+          <w:noProof/>
+          <w:color w:val="auto"/>
+          <w:kern w:val="2"/>
+          <w:sz w:val="24"/>
+          <w:szCs w:val="24"/>
+          <w:lang w:val="de-DE" w:eastAsia="de-DE"/>
+          <w14:ligatures w14:val="standardContextual"/>
+        </w:rPr>
+      </w:pPr>
+      <w:hyperlink w:anchor="_Toc244186602" w:history="1">
+        <w:r>
+          <w:rPr>
+            <w:rStyle w:val="Hyperlink"/>
+            <w:noProof/>
+          </w:rPr>
+          <w:t xml:space="preserve">LightSuite </w:t>
+        </w:r>
+        <w:r>
+          <w:rPr>
+            <w:rStyle w:val="Hyperlink"/>
+            <w:rFonts w:hint="eastAsia"/>
+            <w:noProof/>
+          </w:rPr>
           <w:t>引导式图谱配准</w:t>
         </w:r>
         <w:r>
@@ -2692,7 +2920,7 @@
             <w:noProof/>
             <w:webHidden/>
           </w:rPr>
-          <w:instrText xml:space="preserve"> PAGEREF _Toc243479434 \h </w:instrText>
+          <w:instrText xml:space="preserve"> PAGEREF _Toc244186602 \h </w:instrText>
         </w:r>
         <w:r>
           <w:rPr>
@@ -2712,7 +2940,7 @@
             <w:noProof/>
             <w:webHidden/>
           </w:rPr>
-          <w:t>26</w:t>
+          <w:t>28</w:t>
         </w:r>
         <w:r>
           <w:rPr>
@@ -2740,7 +2968,7 @@
           <w14:ligatures w14:val="standardContextual"/>
         </w:rPr>
       </w:pPr>
-      <w:hyperlink w:anchor="_Toc243479435" w:history="1">
+      <w:hyperlink w:anchor="_Toc244186603" w:history="1">
         <w:r>
           <w:rPr>
             <w:rStyle w:val="Hyperlink"/>
@@ -2790,7 +3018,7 @@
             <w:noProof/>
             <w:webHidden/>
           </w:rPr>
-          <w:instrText xml:space="preserve"> PAGEREF _Toc243479435 \h </w:instrText>
+          <w:instrText xml:space="preserve"> PAGEREF _Toc244186603 \h </w:instrText>
         </w:r>
         <w:r>
           <w:rPr>
@@ -2810,7 +3038,7 @@
             <w:noProof/>
             <w:webHidden/>
           </w:rPr>
-          <w:t>33</w:t>
+          <w:t>36</w:t>
         </w:r>
         <w:r>
           <w:rPr>
@@ -2838,7 +3066,7 @@
           <w14:ligatures w14:val="standardContextual"/>
         </w:rPr>
       </w:pPr>
-      <w:hyperlink w:anchor="_Toc243479436" w:history="1">
+      <w:hyperlink w:anchor="_Toc244186604" w:history="1">
         <w:r>
           <w:rPr>
             <w:rStyle w:val="Hyperlink"/>
@@ -2880,7 +3108,7 @@
             <w:noProof/>
             <w:webHidden/>
           </w:rPr>
-          <w:instrText xml:space="preserve"> PAGEREF _Toc243479436 \h </w:instrText>
+          <w:instrText xml:space="preserve"> PAGEREF _Toc244186604 \h </w:instrText>
         </w:r>
         <w:r>
           <w:rPr>
@@ -2900,7 +3128,7 @@
             <w:noProof/>
             <w:webHidden/>
           </w:rPr>
-          <w:t>33</w:t>
+          <w:t>36</w:t>
         </w:r>
         <w:r>
           <w:rPr>
@@ -2928,7 +3156,7 @@
           <w14:ligatures w14:val="standardContextual"/>
         </w:rPr>
       </w:pPr>
-      <w:hyperlink w:anchor="_Toc243479437" w:history="1">
+      <w:hyperlink w:anchor="_Toc244186605" w:history="1">
         <w:r>
           <w:rPr>
             <w:rStyle w:val="Hyperlink"/>
@@ -2956,7 +3184,7 @@
             <w:noProof/>
             <w:webHidden/>
           </w:rPr>
-          <w:instrText xml:space="preserve"> PAGEREF _Toc243479437 \h </w:instrText>
+          <w:instrText xml:space="preserve"> PAGEREF _Toc244186605 \h </w:instrText>
         </w:r>
         <w:r>
           <w:rPr>
@@ -2976,7 +3204,7 @@
             <w:noProof/>
             <w:webHidden/>
           </w:rPr>
-          <w:t>34</w:t>
+          <w:t>37</w:t>
         </w:r>
         <w:r>
           <w:rPr>
@@ -3004,7 +3232,7 @@
           <w14:ligatures w14:val="standardContextual"/>
         </w:rPr>
       </w:pPr>
-      <w:hyperlink w:anchor="_Toc243479438" w:history="1">
+      <w:hyperlink w:anchor="_Toc244186606" w:history="1">
         <w:r>
           <w:rPr>
             <w:rStyle w:val="Hyperlink"/>
@@ -3039,7 +3267,7 @@
             <w:noProof/>
             <w:webHidden/>
           </w:rPr>
-          <w:instrText xml:space="preserve"> PAGEREF _Toc243479438 \h </w:instrText>
+          <w:instrText xml:space="preserve"> PAGEREF _Toc244186606 \h </w:instrText>
         </w:r>
         <w:r>
           <w:rPr>
@@ -3059,7 +3287,7 @@
             <w:noProof/>
             <w:webHidden/>
           </w:rPr>
-          <w:t>36</w:t>
+          <w:t>39</w:t>
         </w:r>
         <w:r>
           <w:rPr>
@@ -3087,7 +3315,7 @@
           <w14:ligatures w14:val="standardContextual"/>
         </w:rPr>
       </w:pPr>
-      <w:hyperlink w:anchor="_Toc243479439" w:history="1">
+      <w:hyperlink w:anchor="_Toc244186607" w:history="1">
         <w:r>
           <w:rPr>
             <w:rStyle w:val="Hyperlink"/>
@@ -3144,7 +3372,7 @@
             <w:noProof/>
             <w:webHidden/>
           </w:rPr>
-          <w:instrText xml:space="preserve"> PAGEREF _Toc243479439 \h </w:instrText>
+          <w:instrText xml:space="preserve"> PAGEREF _Toc244186607 \h </w:instrText>
         </w:r>
         <w:r>
           <w:rPr>
@@ -3164,7 +3392,7 @@
             <w:noProof/>
             <w:webHidden/>
           </w:rPr>
-          <w:t>38</w:t>
+          <w:t>41</w:t>
         </w:r>
         <w:r>
           <w:rPr>
@@ -3192,7 +3420,7 @@
           <w14:ligatures w14:val="standardContextual"/>
         </w:rPr>
       </w:pPr>
-      <w:hyperlink w:anchor="_Toc243479440" w:history="1">
+      <w:hyperlink w:anchor="_Toc244186608" w:history="1">
         <w:r>
           <w:rPr>
             <w:rStyle w:val="Hyperlink"/>
@@ -3220,7 +3448,7 @@
             <w:noProof/>
             <w:webHidden/>
           </w:rPr>
-          <w:instrText xml:space="preserve"> PAGEREF _Toc243479440 \h </w:instrText>
+          <w:instrText xml:space="preserve"> PAGEREF _Toc244186608 \h </w:instrText>
         </w:r>
         <w:r>
           <w:rPr>
@@ -3240,7 +3468,235 @@
             <w:noProof/>
             <w:webHidden/>
           </w:rPr>
-          <w:t>38</w:t>
+          <w:t>41</w:t>
+        </w:r>
+        <w:r>
+          <w:rPr>
+            <w:noProof/>
+            <w:webHidden/>
+          </w:rPr>
+          <w:fldChar w:fldCharType="end"/>
+        </w:r>
+      </w:hyperlink>
+    </w:p>
+    <w:p>
+      <w:pPr>
+        <w:pStyle w:val="TOC2"/>
+        <w:tabs>
+          <w:tab w:val="right" w:leader="dot" w:pos="9880"/>
+        </w:tabs>
+        <w:rPr>
+          <w:rFonts w:asciiTheme="minorHAnsi" w:eastAsiaTheme="minorEastAsia" w:hAnsiTheme="minorHAnsi"/>
+          <w:noProof/>
+          <w:color w:val="auto"/>
+          <w:kern w:val="2"/>
+          <w:sz w:val="24"/>
+          <w:szCs w:val="24"/>
+          <w:lang w:val="de-DE" w:eastAsia="de-DE"/>
+          <w14:ligatures w14:val="standardContextual"/>
+        </w:rPr>
+      </w:pPr>
+      <w:hyperlink w:anchor="_Toc244186609" w:history="1">
+        <w:r>
+          <w:rPr>
+            <w:rStyle w:val="Hyperlink"/>
+            <w:rFonts w:hint="eastAsia"/>
+            <w:noProof/>
+          </w:rPr>
+          <w:t>分配浓度并显示滴定结果</w:t>
+        </w:r>
+        <w:r>
+          <w:rPr>
+            <w:noProof/>
+            <w:webHidden/>
+          </w:rPr>
+          <w:tab/>
+        </w:r>
+        <w:r>
+          <w:rPr>
+            <w:noProof/>
+            <w:webHidden/>
+          </w:rPr>
+          <w:fldChar w:fldCharType="begin"/>
+        </w:r>
+        <w:r>
+          <w:rPr>
+            <w:noProof/>
+            <w:webHidden/>
+          </w:rPr>
+          <w:instrText xml:space="preserve"> PAGEREF _Toc244186609 \h </w:instrText>
+        </w:r>
+        <w:r>
+          <w:rPr>
+            <w:noProof/>
+            <w:webHidden/>
+          </w:rPr>
+        </w:r>
+        <w:r>
+          <w:rPr>
+            <w:noProof/>
+            <w:webHidden/>
+          </w:rPr>
+          <w:fldChar w:fldCharType="separate"/>
+        </w:r>
+        <w:r>
+          <w:rPr>
+            <w:noProof/>
+            <w:webHidden/>
+          </w:rPr>
+          <w:t>41</w:t>
+        </w:r>
+        <w:r>
+          <w:rPr>
+            <w:noProof/>
+            <w:webHidden/>
+          </w:rPr>
+          <w:fldChar w:fldCharType="end"/>
+        </w:r>
+      </w:hyperlink>
+    </w:p>
+    <w:p>
+      <w:pPr>
+        <w:pStyle w:val="TOC2"/>
+        <w:tabs>
+          <w:tab w:val="right" w:leader="dot" w:pos="9880"/>
+        </w:tabs>
+        <w:rPr>
+          <w:rFonts w:asciiTheme="minorHAnsi" w:eastAsiaTheme="minorEastAsia" w:hAnsiTheme="minorHAnsi"/>
+          <w:noProof/>
+          <w:color w:val="auto"/>
+          <w:kern w:val="2"/>
+          <w:sz w:val="24"/>
+          <w:szCs w:val="24"/>
+          <w:lang w:val="de-DE" w:eastAsia="de-DE"/>
+          <w14:ligatures w14:val="standardContextual"/>
+        </w:rPr>
+      </w:pPr>
+      <w:hyperlink w:anchor="_Toc244186610" w:history="1">
+        <w:r>
+          <w:rPr>
+            <w:rStyle w:val="Hyperlink"/>
+            <w:rFonts w:hint="eastAsia"/>
+            <w:noProof/>
+          </w:rPr>
+          <w:t>选择剂量比较与统计检验</w:t>
+        </w:r>
+        <w:r>
+          <w:rPr>
+            <w:noProof/>
+            <w:webHidden/>
+          </w:rPr>
+          <w:tab/>
+        </w:r>
+        <w:r>
+          <w:rPr>
+            <w:noProof/>
+            <w:webHidden/>
+          </w:rPr>
+          <w:fldChar w:fldCharType="begin"/>
+        </w:r>
+        <w:r>
+          <w:rPr>
+            <w:noProof/>
+            <w:webHidden/>
+          </w:rPr>
+          <w:instrText xml:space="preserve"> PAGEREF _Toc244186610 \h </w:instrText>
+        </w:r>
+        <w:r>
+          <w:rPr>
+            <w:noProof/>
+            <w:webHidden/>
+          </w:rPr>
+        </w:r>
+        <w:r>
+          <w:rPr>
+            <w:noProof/>
+            <w:webHidden/>
+          </w:rPr>
+          <w:fldChar w:fldCharType="separate"/>
+        </w:r>
+        <w:r>
+          <w:rPr>
+            <w:noProof/>
+            <w:webHidden/>
+          </w:rPr>
+          <w:t>42</w:t>
+        </w:r>
+        <w:r>
+          <w:rPr>
+            <w:noProof/>
+            <w:webHidden/>
+          </w:rPr>
+          <w:fldChar w:fldCharType="end"/>
+        </w:r>
+      </w:hyperlink>
+    </w:p>
+    <w:p>
+      <w:pPr>
+        <w:pStyle w:val="TOC2"/>
+        <w:tabs>
+          <w:tab w:val="right" w:leader="dot" w:pos="9880"/>
+        </w:tabs>
+        <w:rPr>
+          <w:rFonts w:asciiTheme="minorHAnsi" w:eastAsiaTheme="minorEastAsia" w:hAnsiTheme="minorHAnsi"/>
+          <w:noProof/>
+          <w:color w:val="auto"/>
+          <w:kern w:val="2"/>
+          <w:sz w:val="24"/>
+          <w:szCs w:val="24"/>
+          <w:lang w:val="de-DE" w:eastAsia="de-DE"/>
+          <w14:ligatures w14:val="standardContextual"/>
+        </w:rPr>
+      </w:pPr>
+      <w:hyperlink w:anchor="_Toc244186611" w:history="1">
+        <w:r>
+          <w:rPr>
+            <w:rStyle w:val="Hyperlink"/>
+            <w:rFonts w:hint="eastAsia"/>
+            <w:noProof/>
+          </w:rPr>
+          <w:t>导出前预览发表用图</w:t>
+        </w:r>
+        <w:r>
+          <w:rPr>
+            <w:noProof/>
+            <w:webHidden/>
+          </w:rPr>
+          <w:tab/>
+        </w:r>
+        <w:r>
+          <w:rPr>
+            <w:noProof/>
+            <w:webHidden/>
+          </w:rPr>
+          <w:fldChar w:fldCharType="begin"/>
+        </w:r>
+        <w:r>
+          <w:rPr>
+            <w:noProof/>
+            <w:webHidden/>
+          </w:rPr>
+          <w:instrText xml:space="preserve"> PAGEREF _Toc244186611 \h </w:instrText>
+        </w:r>
+        <w:r>
+          <w:rPr>
+            <w:noProof/>
+            <w:webHidden/>
+          </w:rPr>
+        </w:r>
+        <w:r>
+          <w:rPr>
+            <w:noProof/>
+            <w:webHidden/>
+          </w:rPr>
+          <w:fldChar w:fldCharType="separate"/>
+        </w:r>
+        <w:r>
+          <w:rPr>
+            <w:noProof/>
+            <w:webHidden/>
+          </w:rPr>
+          <w:t>43</w:t>
         </w:r>
         <w:r>
           <w:rPr>
@@ -3268,7 +3724,7 @@
           <w14:ligatures w14:val="standardContextual"/>
         </w:rPr>
       </w:pPr>
-      <w:hyperlink w:anchor="_Toc243479441" w:history="1">
+      <w:hyperlink w:anchor="_Toc244186612" w:history="1">
         <w:r>
           <w:rPr>
             <w:rStyle w:val="Hyperlink"/>
@@ -3303,7 +3759,7 @@
             <w:noProof/>
             <w:webHidden/>
           </w:rPr>
-          <w:instrText xml:space="preserve"> PAGEREF _Toc243479441 \h </w:instrText>
+          <w:instrText xml:space="preserve"> PAGEREF _Toc244186612 \h </w:instrText>
         </w:r>
         <w:r>
           <w:rPr>
@@ -3323,7 +3779,83 @@
             <w:noProof/>
             <w:webHidden/>
           </w:rPr>
-          <w:t>39</w:t>
+          <w:t>44</w:t>
+        </w:r>
+        <w:r>
+          <w:rPr>
+            <w:noProof/>
+            <w:webHidden/>
+          </w:rPr>
+          <w:fldChar w:fldCharType="end"/>
+        </w:r>
+      </w:hyperlink>
+    </w:p>
+    <w:p>
+      <w:pPr>
+        <w:pStyle w:val="TOC2"/>
+        <w:tabs>
+          <w:tab w:val="right" w:leader="dot" w:pos="9880"/>
+        </w:tabs>
+        <w:rPr>
+          <w:rFonts w:asciiTheme="minorHAnsi" w:eastAsiaTheme="minorEastAsia" w:hAnsiTheme="minorHAnsi"/>
+          <w:noProof/>
+          <w:color w:val="auto"/>
+          <w:kern w:val="2"/>
+          <w:sz w:val="24"/>
+          <w:szCs w:val="24"/>
+          <w:lang w:val="de-DE" w:eastAsia="de-DE"/>
+          <w14:ligatures w14:val="standardContextual"/>
+        </w:rPr>
+      </w:pPr>
+      <w:hyperlink w:anchor="_Toc244186613" w:history="1">
+        <w:r>
+          <w:rPr>
+            <w:rStyle w:val="Hyperlink"/>
+            <w:rFonts w:hint="eastAsia"/>
+            <w:noProof/>
+          </w:rPr>
+          <w:t>检查当前自动化预设</w:t>
+        </w:r>
+        <w:r>
+          <w:rPr>
+            <w:noProof/>
+            <w:webHidden/>
+          </w:rPr>
+          <w:tab/>
+        </w:r>
+        <w:r>
+          <w:rPr>
+            <w:noProof/>
+            <w:webHidden/>
+          </w:rPr>
+          <w:fldChar w:fldCharType="begin"/>
+        </w:r>
+        <w:r>
+          <w:rPr>
+            <w:noProof/>
+            <w:webHidden/>
+          </w:rPr>
+          <w:instrText xml:space="preserve"> PAGEREF _Toc244186613 \h </w:instrText>
+        </w:r>
+        <w:r>
+          <w:rPr>
+            <w:noProof/>
+            <w:webHidden/>
+          </w:rPr>
+        </w:r>
+        <w:r>
+          <w:rPr>
+            <w:noProof/>
+            <w:webHidden/>
+          </w:rPr>
+          <w:fldChar w:fldCharType="separate"/>
+        </w:r>
+        <w:r>
+          <w:rPr>
+            <w:noProof/>
+            <w:webHidden/>
+          </w:rPr>
+          <w:t>44</w:t>
         </w:r>
         <w:r>
           <w:rPr>
@@ -3351,7 +3883,7 @@
           <w14:ligatures w14:val="standardContextual"/>
         </w:rPr>
       </w:pPr>
-      <w:hyperlink w:anchor="_Toc243479442" w:history="1">
+      <w:hyperlink w:anchor="_Toc244186614" w:history="1">
         <w:r>
           <w:rPr>
             <w:rStyle w:val="Hyperlink"/>
@@ -3386,7 +3918,7 @@
             <w:noProof/>
             <w:webHidden/>
           </w:rPr>
-          <w:instrText xml:space="preserve"> PAGEREF _Toc243479442 \h </w:instrText>
+          <w:instrText xml:space="preserve"> PAGEREF _Toc244186614 \h </w:instrText>
         </w:r>
         <w:r>
           <w:rPr>
@@ -3406,7 +3938,7 @@
             <w:noProof/>
             <w:webHidden/>
           </w:rPr>
-          <w:t>40</w:t>
+          <w:t>46</w:t>
         </w:r>
         <w:r>
           <w:rPr>
@@ -3434,7 +3966,7 @@
           <w14:ligatures w14:val="standardContextual"/>
         </w:rPr>
       </w:pPr>
-      <w:hyperlink w:anchor="_Toc243479443" w:history="1">
+      <w:hyperlink w:anchor="_Toc244186615" w:history="1">
         <w:r>
           <w:rPr>
             <w:rStyle w:val="Hyperlink"/>
@@ -3462,7 +3994,7 @@
             <w:noProof/>
             <w:webHidden/>
           </w:rPr>
-          <w:instrText xml:space="preserve"> PAGEREF _Toc243479443 \h </w:instrText>
+          <w:instrText xml:space="preserve"> PAGEREF _Toc244186615 \h </w:instrText>
         </w:r>
         <w:r>
           <w:rPr>
@@ -3482,7 +4014,7 @@
             <w:noProof/>
             <w:webHidden/>
           </w:rPr>
-          <w:t>40</w:t>
+          <w:t>46</w:t>
         </w:r>
         <w:r>
           <w:rPr>
@@ -3510,7 +4042,7 @@
           <w14:ligatures w14:val="standardContextual"/>
         </w:rPr>
       </w:pPr>
-      <w:hyperlink w:anchor="_Toc243479444" w:history="1">
+      <w:hyperlink w:anchor="_Toc244186616" w:history="1">
         <w:r>
           <w:rPr>
             <w:rStyle w:val="Hyperlink"/>
@@ -3545,7 +4077,7 @@
             <w:noProof/>
             <w:webHidden/>
           </w:rPr>
-          <w:instrText xml:space="preserve"> PAGEREF _Toc243479444 \h </w:instrText>
+          <w:instrText xml:space="preserve"> PAGEREF _Toc244186616 \h </w:instrText>
         </w:r>
         <w:r>
           <w:rPr>
@@ -3565,7 +4097,7 @@
             <w:noProof/>
             <w:webHidden/>
           </w:rPr>
-          <w:t>41</w:t>
+          <w:t>47</w:t>
         </w:r>
         <w:r>
           <w:rPr>
@@ -3593,7 +4125,7 @@
           <w14:ligatures w14:val="standardContextual"/>
         </w:rPr>
       </w:pPr>
-      <w:hyperlink w:anchor="_Toc243479445" w:history="1">
+      <w:hyperlink w:anchor="_Toc244186617" w:history="1">
         <w:r>
           <w:rPr>
             <w:rStyle w:val="Hyperlink"/>
@@ -3628,7 +4160,7 @@
             <w:noProof/>
             <w:webHidden/>
           </w:rPr>
-          <w:instrText xml:space="preserve"> PAGEREF _Toc243479445 \h </w:instrText>
+          <w:instrText xml:space="preserve"> PAGEREF _Toc244186617 \h </w:instrText>
         </w:r>
         <w:r>
           <w:rPr>
@@ -3648,7 +4180,7 @@
             <w:noProof/>
             <w:webHidden/>
           </w:rPr>
-          <w:t>42</w:t>
+          <w:t>48</w:t>
         </w:r>
         <w:r>
           <w:rPr>
@@ -3676,7 +4208,7 @@
           <w14:ligatures w14:val="standardContextual"/>
         </w:rPr>
       </w:pPr>
-      <w:hyperlink w:anchor="_Toc243479446" w:history="1">
+      <w:hyperlink w:anchor="_Toc244186618" w:history="1">
         <w:r>
           <w:rPr>
             <w:rStyle w:val="Hyperlink"/>
@@ -3704,7 +4236,7 @@
             <w:noProof/>
             <w:webHidden/>
           </w:rPr>
-          <w:instrText xml:space="preserve"> PAGEREF _Toc243479446 \h </w:instrText>
+          <w:instrText xml:space="preserve"> PAGEREF _Toc244186618 \h </w:instrText>
         </w:r>
         <w:r>
           <w:rPr>
@@ -3724,7 +4256,7 @@
             <w:noProof/>
             <w:webHidden/>
           </w:rPr>
-          <w:t>43</w:t>
+          <w:t>49</w:t>
         </w:r>
         <w:r>
           <w:rPr>
@@ -3752,7 +4284,7 @@
           <w14:ligatures w14:val="standardContextual"/>
         </w:rPr>
       </w:pPr>
-      <w:hyperlink w:anchor="_Toc243479447" w:history="1">
+      <w:hyperlink w:anchor="_Toc244186619" w:history="1">
         <w:r>
           <w:rPr>
             <w:rStyle w:val="Hyperlink"/>
@@ -3780,7 +4312,7 @@
             <w:noProof/>
             <w:webHidden/>
           </w:rPr>
-          <w:instrText xml:space="preserve"> PAGEREF _Toc243479447 \h </w:instrText>
+          <w:instrText xml:space="preserve"> PAGEREF _Toc244186619 \h </w:instrText>
         </w:r>
         <w:r>
           <w:rPr>
@@ -3800,7 +4332,7 @@
             <w:noProof/>
             <w:webHidden/>
           </w:rPr>
-          <w:t>44</w:t>
+          <w:t>50</w:t>
         </w:r>
         <w:r>
           <w:rPr>
@@ -3829,7 +4361,10 @@
     </w:p>
     <w:p>
       <w:r>
-        <w:t>2026</w:t>
+        <w:t>参考版本</w:t>
+      </w:r>
+      <w:r>
+        <w:t xml:space="preserve"> 2026</w:t>
       </w:r>
       <w:r>
         <w:t>年</w:t>
@@ -3841,10 +4376,10 @@
         <w:t>月</w:t>
       </w:r>
       <w:r>
-        <w:t>15</w:t>
-      </w:r>
-      <w:r>
-        <w:t>日参考版</w:t>
+        <w:t>29</w:t>
+      </w:r>
+      <w:r>
+        <w:t>日</w:t>
       </w:r>
     </w:p>
     <w:p>
@@ -3931,7 +4466,7 @@
         <w:pStyle w:val="Heading1"/>
         <w:pageBreakBefore/>
       </w:pPr>
-      <w:bookmarkStart w:id="0" w:name="_Toc243479404"/>
+      <w:bookmarkStart w:id="0" w:name="_Toc244186569"/>
       <w:r>
         <w:rPr>
           <w:b w:val="0"/>
@@ -3951,7 +4486,7 @@
       <w:pPr>
         <w:pStyle w:val="Heading2"/>
       </w:pPr>
-      <w:bookmarkStart w:id="1" w:name="_Toc243479405"/>
+      <w:bookmarkStart w:id="1" w:name="_Toc244186570"/>
       <w:r>
         <w:rPr>
           <w:b w:val="0"/>
@@ -4180,7 +4715,7 @@
       <w:pPr>
         <w:pStyle w:val="Heading2"/>
       </w:pPr>
-      <w:bookmarkStart w:id="2" w:name="_Toc243479406"/>
+      <w:bookmarkStart w:id="2" w:name="_Toc244186571"/>
       <w:r>
         <w:rPr>
           <w:b w:val="0"/>
@@ -4232,10 +4767,130 @@
     </w:p>
     <w:p>
       <w:pPr>
+        <w:pStyle w:val="Heading2"/>
+      </w:pPr>
+      <w:bookmarkStart w:id="3" w:name="b_update_platform_title"/>
+      <w:bookmarkStart w:id="4" w:name="_Toc244186572"/>
+      <w:bookmarkEnd w:id="3"/>
+      <w:r>
+        <w:rPr>
+          <w:b w:val="0"/>
+        </w:rPr>
+        <w:t>操作系统与原生导出</w:t>
+      </w:r>
+      <w:bookmarkEnd w:id="4"/>
+    </w:p>
+    <w:p>
+      <w:r>
+        <w:t xml:space="preserve">Windows </w:t>
+      </w:r>
+      <w:r>
+        <w:t>与</w:t>
+      </w:r>
+      <w:r>
+        <w:t xml:space="preserve"> MATLAB R2023b </w:t>
+      </w:r>
+      <w:r>
+        <w:t>仍是参考安装环境。源代码支持直接运行于</w:t>
+      </w:r>
+      <w:r>
+        <w:t xml:space="preserve"> Linux </w:t>
+      </w:r>
+      <w:r>
+        <w:t>和</w:t>
+      </w:r>
+      <w:r>
+        <w:t xml:space="preserve"> macOS </w:t>
+      </w:r>
+      <w:r>
+        <w:t>的</w:t>
+      </w:r>
+      <w:r>
+        <w:t xml:space="preserve"> MATLAB</w:t>
+      </w:r>
+      <w:r>
+        <w:t>；这些平台上的端到端验证尚待完成。请使用数据存储实际挂载的路径，而不是</w:t>
+      </w:r>
+      <w:r>
+        <w:t xml:space="preserve"> Windows </w:t>
+      </w:r>
+      <w:r>
+        <w:t>盘符。</w:t>
+      </w:r>
+      <w:r>
+        <w:t xml:space="preserve">Linux </w:t>
+      </w:r>
+      <w:r>
+        <w:t>的视频导出使用</w:t>
+      </w:r>
+      <w:r>
+        <w:t xml:space="preserve"> Motion JPEG AVI</w:t>
+      </w:r>
+      <w:r>
+        <w:t>；</w:t>
+      </w:r>
+      <w:r>
+        <w:t xml:space="preserve">Windows </w:t>
+      </w:r>
+      <w:r>
+        <w:t>和</w:t>
+      </w:r>
+      <w:r>
+        <w:t xml:space="preserve"> macOS </w:t>
+      </w:r>
+      <w:r>
+        <w:t>使用</w:t>
+      </w:r>
+      <w:r>
+        <w:t xml:space="preserve"> MP4</w:t>
+      </w:r>
+      <w:r>
+        <w:t>。在</w:t>
+      </w:r>
+      <w:r>
+        <w:t xml:space="preserve"> macOS </w:t>
+      </w:r>
+      <w:r>
+        <w:t>和</w:t>
+      </w:r>
+      <w:r>
+        <w:t xml:space="preserve"> Linux </w:t>
+      </w:r>
+      <w:r>
+        <w:lastRenderedPageBreak/>
+        <w:t>上，</w:t>
+      </w:r>
+      <w:r>
+        <w:t xml:space="preserve">PPTX </w:t>
+      </w:r>
+      <w:r>
+        <w:t>导出需要</w:t>
+      </w:r>
+      <w:r>
+        <w:t xml:space="preserve"> MATLAB Report Generator</w:t>
+      </w:r>
+      <w:r>
+        <w:t>，</w:t>
+      </w:r>
+      <w:r>
+        <w:t xml:space="preserve">XLSX </w:t>
+      </w:r>
+      <w:r>
+        <w:t>导出不使用</w:t>
+      </w:r>
+      <w:r>
+        <w:t xml:space="preserve"> Excel COM </w:t>
+      </w:r>
+      <w:r>
+        <w:t>样式设置。实时采集仍取决于扫描仪及硬件驱动程序的支持情况。</w:t>
+      </w:r>
+    </w:p>
+    <w:p>
+      <w:pPr>
         <w:pStyle w:val="Heading1"/>
         <w:pageBreakBefore/>
       </w:pPr>
-      <w:bookmarkStart w:id="3" w:name="_Toc243479407"/>
+      <w:bookmarkStart w:id="5" w:name="_Toc244186573"/>
       <w:r>
         <w:rPr>
           <w:b w:val="0"/>
@@ -4249,7 +4904,7 @@
         </w:rPr>
         <w:t>选择采集路径</w:t>
       </w:r>
-      <w:bookmarkEnd w:id="3"/>
+      <w:bookmarkEnd w:id="5"/>
     </w:p>
     <w:p>
       <w:pPr>
@@ -4725,14 +5380,14 @@
       <w:pPr>
         <w:pStyle w:val="Heading2"/>
       </w:pPr>
-      <w:bookmarkStart w:id="4" w:name="_Toc243479408"/>
+      <w:bookmarkStart w:id="6" w:name="_Toc244186574"/>
       <w:r>
         <w:rPr>
           <w:b w:val="0"/>
         </w:rPr>
         <w:t>保留这些记录</w:t>
       </w:r>
-      <w:bookmarkEnd w:id="4"/>
+      <w:bookmarkEnd w:id="6"/>
     </w:p>
     <w:p>
       <w:r>
@@ -4767,7 +5422,7 @@
       <w:pPr>
         <w:pStyle w:val="Heading1"/>
       </w:pPr>
-      <w:bookmarkStart w:id="5" w:name="_Toc243479409"/>
+      <w:bookmarkStart w:id="7" w:name="_Toc244186575"/>
       <w:r>
         <w:rPr>
           <w:b w:val="0"/>
@@ -4787,7 +5442,7 @@
         </w:rPr>
         <w:t xml:space="preserve"> Studio</w:t>
       </w:r>
-      <w:bookmarkEnd w:id="5"/>
+      <w:bookmarkEnd w:id="7"/>
     </w:p>
     <w:p>
       <w:pPr>
@@ -4810,7 +5465,7 @@
           <w:noProof/>
         </w:rPr>
         <w:drawing>
-          <wp:inline distT="0" distB="0" distL="0" distR="0" wp14:anchorId="0FE8ADD1" wp14:editId="6C60E511">
+          <wp:inline distT="0" distB="0" distL="0" distR="0" wp14:anchorId="0825F6EB" wp14:editId="337E5BA8">
             <wp:extent cx="9962147" cy="6309360"/>
             <wp:effectExtent l="0" t="0" r="0" b="0"/>
             <wp:docPr id="2" name="Picture 2" descr="Studio workflow overview"/>
@@ -4980,14 +5635,14 @@
       <w:pPr>
         <w:pStyle w:val="Heading2"/>
       </w:pPr>
-      <w:bookmarkStart w:id="6" w:name="_Toc243479410"/>
+      <w:bookmarkStart w:id="8" w:name="_Toc244186576"/>
       <w:r>
         <w:rPr>
           <w:b w:val="0"/>
         </w:rPr>
         <w:t>从服务器载入</w:t>
       </w:r>
-      <w:bookmarkEnd w:id="6"/>
+      <w:bookmarkEnd w:id="8"/>
     </w:p>
     <w:p>
       <w:r>
@@ -5054,7 +5709,7 @@
         <w:pStyle w:val="Heading1"/>
         <w:pageBreakBefore/>
       </w:pPr>
-      <w:bookmarkStart w:id="7" w:name="_Toc243479411"/>
+      <w:bookmarkStart w:id="9" w:name="_Toc244186577"/>
       <w:r>
         <w:rPr>
           <w:b w:val="0"/>
@@ -5080,7 +5735,7 @@
         </w:rPr>
         <w:t>分析</w:t>
       </w:r>
-      <w:bookmarkEnd w:id="7"/>
+      <w:bookmarkEnd w:id="9"/>
     </w:p>
     <w:p>
       <w:pPr>
@@ -5242,14 +5897,14 @@
       <w:pPr>
         <w:pStyle w:val="Heading2"/>
       </w:pPr>
-      <w:bookmarkStart w:id="8" w:name="_Toc243479412"/>
+      <w:bookmarkStart w:id="10" w:name="_Toc244186578"/>
       <w:r>
         <w:rPr>
           <w:b w:val="0"/>
         </w:rPr>
         <w:t>公平比较分支</w:t>
       </w:r>
-      <w:bookmarkEnd w:id="8"/>
+      <w:bookmarkEnd w:id="10"/>
     </w:p>
     <w:p>
       <w:r>
@@ -5272,7 +5927,7 @@
         <w:pStyle w:val="Heading1"/>
         <w:pageBreakBefore/>
       </w:pPr>
-      <w:bookmarkStart w:id="9" w:name="_Toc243479413"/>
+      <w:bookmarkStart w:id="11" w:name="_Toc244186579"/>
       <w:r>
         <w:rPr>
           <w:b w:val="0"/>
@@ -5286,7 +5941,7 @@
         </w:rPr>
         <w:t>重建步进电机记录</w:t>
       </w:r>
-      <w:bookmarkEnd w:id="9"/>
+      <w:bookmarkEnd w:id="11"/>
     </w:p>
     <w:p>
       <w:r>
@@ -5411,14 +6066,14 @@
       <w:pPr>
         <w:pStyle w:val="Heading2"/>
       </w:pPr>
-      <w:bookmarkStart w:id="10" w:name="_Toc243479414"/>
+      <w:bookmarkStart w:id="12" w:name="_Toc244186580"/>
       <w:r>
         <w:rPr>
           <w:b w:val="0"/>
         </w:rPr>
         <w:t>配准与分析源平面</w:t>
       </w:r>
-      <w:bookmarkEnd w:id="10"/>
+      <w:bookmarkEnd w:id="12"/>
     </w:p>
     <w:p>
       <w:r>
@@ -5453,7 +6108,7 @@
         <w:pStyle w:val="Heading1"/>
         <w:pageBreakBefore/>
       </w:pPr>
-      <w:bookmarkStart w:id="11" w:name="_Toc243479415"/>
+      <w:bookmarkStart w:id="13" w:name="_Toc244186581"/>
       <w:r>
         <w:rPr>
           <w:b w:val="0"/>
@@ -5479,7 +6134,7 @@
         </w:rPr>
         <w:t>记录</w:t>
       </w:r>
-      <w:bookmarkEnd w:id="11"/>
+      <w:bookmarkEnd w:id="13"/>
     </w:p>
     <w:p>
       <w:pPr>
@@ -5547,10 +6202,7 @@
         <w:t>运行</w:t>
       </w:r>
       <w:r>
-        <w:t xml:space="preserve"> </w:t>
-      </w:r>
-      <w:r>
-        <w:t>QC</w:t>
+        <w:t xml:space="preserve"> QC</w:t>
       </w:r>
       <w:r>
         <w:t>，选</w:t>
@@ -5580,10 +6232,7 @@
         <w:ind w:left="317" w:hanging="259"/>
       </w:pPr>
       <w:r>
-        <w:t xml:space="preserve">6. </w:t>
-      </w:r>
-      <w:r>
-        <w:t xml:space="preserve">Imregdemons </w:t>
+        <w:t xml:space="preserve">6. Imregdemons </w:t>
       </w:r>
       <w:r>
         <w:t>选择匹配维度；真正</w:t>
@@ -5635,14 +6284,14 @@
       <w:pPr>
         <w:pStyle w:val="Heading2"/>
       </w:pPr>
-      <w:bookmarkStart w:id="12" w:name="_Toc243479416"/>
+      <w:bookmarkStart w:id="14" w:name="_Toc244186582"/>
       <w:r>
         <w:rPr>
           <w:b w:val="0"/>
         </w:rPr>
         <w:t>一致使用物理单位</w:t>
       </w:r>
-      <w:bookmarkEnd w:id="12"/>
+      <w:bookmarkEnd w:id="14"/>
     </w:p>
     <w:p>
       <w:r>
@@ -5686,7 +6335,7 @@
         <w:pStyle w:val="Heading1"/>
         <w:pageBreakBefore/>
       </w:pPr>
-      <w:bookmarkStart w:id="13" w:name="_Toc243479417"/>
+      <w:bookmarkStart w:id="15" w:name="_Toc244186583"/>
       <w:r>
         <w:rPr>
           <w:b w:val="0"/>
@@ -5700,7 +6349,7 @@
         </w:rPr>
         <w:t>审阅质量控制</w:t>
       </w:r>
-      <w:bookmarkEnd w:id="13"/>
+      <w:bookmarkEnd w:id="15"/>
     </w:p>
     <w:p>
       <w:pPr>
@@ -5710,10 +6359,7 @@
         <w:t>图</w:t>
       </w:r>
       <w:r>
-        <w:t xml:space="preserve"> 2. </w:t>
-      </w:r>
-      <w:r>
-        <w:t>Frame rejection quality control</w:t>
+        <w:t xml:space="preserve"> 2. Frame rejection quality control</w:t>
       </w:r>
     </w:p>
     <w:p>
@@ -5726,7 +6372,7 @@
           <w:noProof/>
         </w:rPr>
         <w:drawing>
-          <wp:inline distT="0" distB="0" distL="0" distR="0" wp14:anchorId="5C40BB94" wp14:editId="3A690717">
+          <wp:inline distT="0" distB="0" distL="0" distR="0" wp14:anchorId="118EFE0C" wp14:editId="35B4C6CF">
             <wp:extent cx="3429000" cy="2286000"/>
             <wp:effectExtent l="0" t="0" r="0" b="0"/>
             <wp:docPr id="4" name="Picture 4" descr="Frame rejection quality control"/>
@@ -6419,7 +7065,7 @@
         <w:pStyle w:val="Heading1"/>
         <w:pageBreakBefore/>
       </w:pPr>
-      <w:bookmarkStart w:id="14" w:name="_Toc243479418"/>
+      <w:bookmarkStart w:id="16" w:name="_Toc244186584"/>
       <w:r>
         <w:rPr>
           <w:b w:val="0"/>
@@ -6433,7 +7079,7 @@
         </w:rPr>
         <w:t>帧剔除与插值</w:t>
       </w:r>
-      <w:bookmarkEnd w:id="14"/>
+      <w:bookmarkEnd w:id="16"/>
     </w:p>
     <w:p>
       <w:pPr>
@@ -6537,7 +7183,7 @@
         <w:pStyle w:val="Heading1"/>
         <w:pageBreakBefore/>
       </w:pPr>
-      <w:bookmarkStart w:id="15" w:name="_Toc243479419"/>
+      <w:bookmarkStart w:id="17" w:name="_Toc244186585"/>
       <w:r>
         <w:rPr>
           <w:b w:val="0"/>
@@ -6551,7 +7197,7 @@
         </w:rPr>
         <w:t>有意识选择预处理</w:t>
       </w:r>
-      <w:bookmarkEnd w:id="15"/>
+      <w:bookmarkEnd w:id="17"/>
     </w:p>
     <w:p>
       <w:pPr>
@@ -7354,14 +8000,14 @@
       <w:pPr>
         <w:pStyle w:val="Heading2"/>
       </w:pPr>
-      <w:bookmarkStart w:id="16" w:name="_Toc243479420"/>
+      <w:bookmarkStart w:id="18" w:name="_Toc244186586"/>
       <w:r>
         <w:rPr>
           <w:b w:val="0"/>
         </w:rPr>
         <w:t>裁剪与时间缩减</w:t>
       </w:r>
-      <w:bookmarkEnd w:id="16"/>
+      <w:bookmarkEnd w:id="18"/>
     </w:p>
     <w:p>
       <w:r>
@@ -7392,10 +8038,7 @@
         <w:t>时，五帧为</w:t>
       </w:r>
       <w:r>
-        <w:t xml:space="preserve">1.6 </w:t>
-      </w:r>
-      <w:r>
-        <w:t>s</w:t>
+        <w:t>1.6 s</w:t>
       </w:r>
       <w:r>
         <w:t>，五十帧为</w:t>
@@ -7411,14 +8054,14 @@
       <w:pPr>
         <w:pStyle w:val="Heading2"/>
       </w:pPr>
-      <w:bookmarkStart w:id="17" w:name="_Toc243479421"/>
+      <w:bookmarkStart w:id="19" w:name="_Toc244186587"/>
       <w:r>
         <w:rPr>
           <w:b w:val="0"/>
         </w:rPr>
         <w:t>Imregdemons</w:t>
       </w:r>
-      <w:bookmarkEnd w:id="17"/>
+      <w:bookmarkEnd w:id="19"/>
     </w:p>
     <w:p>
       <w:r>
@@ -7447,7 +8090,7 @@
       <w:pPr>
         <w:pStyle w:val="Heading2"/>
       </w:pPr>
-      <w:bookmarkStart w:id="18" w:name="_Toc243479422"/>
+      <w:bookmarkStart w:id="20" w:name="_Toc244186588"/>
       <w:r>
         <w:rPr>
           <w:b w:val="0"/>
@@ -7455,7 +8098,7 @@
         <w:lastRenderedPageBreak/>
         <w:t>时间滤波与漂移</w:t>
       </w:r>
-      <w:bookmarkEnd w:id="18"/>
+      <w:bookmarkEnd w:id="20"/>
     </w:p>
     <w:p>
       <w:r>
@@ -7490,7 +8133,7 @@
       <w:pPr>
         <w:pStyle w:val="Heading1"/>
       </w:pPr>
-      <w:bookmarkStart w:id="19" w:name="_Toc243479423"/>
+      <w:bookmarkStart w:id="21" w:name="_Toc244186589"/>
       <w:r>
         <w:rPr>
           <w:b w:val="0"/>
@@ -7528,7 +8171,7 @@
         </w:rPr>
         <w:t>与回归</w:t>
       </w:r>
-      <w:bookmarkEnd w:id="19"/>
+      <w:bookmarkEnd w:id="21"/>
     </w:p>
     <w:p>
       <w:pPr>
@@ -7551,7 +8194,7 @@
           <w:noProof/>
         </w:rPr>
         <w:drawing>
-          <wp:inline distT="0" distB="0" distL="0" distR="0" wp14:anchorId="6A41CD87" wp14:editId="79769B84">
+          <wp:inline distT="0" distB="0" distL="0" distR="0" wp14:anchorId="733BD2BB" wp14:editId="5910407A">
             <wp:extent cx="9464040" cy="6309360"/>
             <wp:effectExtent l="0" t="0" r="0" b="0"/>
             <wp:docPr id="6" name="Picture 6" descr="PCA component review"/>
@@ -7701,14 +8344,14 @@
       <w:pPr>
         <w:pStyle w:val="Heading2"/>
       </w:pPr>
-      <w:bookmarkStart w:id="20" w:name="_Toc243479424"/>
+      <w:bookmarkStart w:id="22" w:name="_Toc244186590"/>
       <w:r>
         <w:rPr>
           <w:b w:val="0"/>
         </w:rPr>
         <w:t>回归分析</w:t>
       </w:r>
-      <w:bookmarkEnd w:id="20"/>
+      <w:bookmarkEnd w:id="22"/>
     </w:p>
     <w:p>
       <w:r>
@@ -7732,7 +8375,7 @@
         <w:pStyle w:val="Heading1"/>
         <w:pageBreakBefore/>
       </w:pPr>
-      <w:bookmarkStart w:id="21" w:name="_Toc243479425"/>
+      <w:bookmarkStart w:id="23" w:name="_Toc244186591"/>
       <w:r>
         <w:rPr>
           <w:b w:val="0"/>
@@ -7746,7 +8389,7 @@
         </w:rPr>
         <w:t>设置基线与信号窗</w:t>
       </w:r>
-      <w:bookmarkEnd w:id="21"/>
+      <w:bookmarkEnd w:id="23"/>
     </w:p>
     <w:p>
       <w:r>
@@ -8167,7 +8810,7 @@
       <w:pPr>
         <w:pStyle w:val="Heading1"/>
       </w:pPr>
-      <w:bookmarkStart w:id="22" w:name="_Toc243479426"/>
+      <w:bookmarkStart w:id="24" w:name="_Toc244186592"/>
       <w:r>
         <w:rPr>
           <w:b w:val="0"/>
@@ -8199,7 +8842,7 @@
         </w:rPr>
         <w:t xml:space="preserve"> ROI</w:t>
       </w:r>
-      <w:bookmarkEnd w:id="22"/>
+      <w:bookmarkEnd w:id="24"/>
     </w:p>
     <w:p>
       <w:pPr>
@@ -8209,10 +8852,7 @@
         <w:t>图</w:t>
       </w:r>
       <w:r>
-        <w:t xml:space="preserve"> 4. SCM ROI </w:t>
-      </w:r>
-      <w:r>
-        <w:t>and time course</w:t>
+        <w:t xml:space="preserve"> 4. SCM ROI and time course</w:t>
       </w:r>
     </w:p>
     <w:p>
@@ -8225,7 +8865,7 @@
           <w:noProof/>
         </w:rPr>
         <w:drawing>
-          <wp:inline distT="0" distB="0" distL="0" distR="0" wp14:anchorId="5639113C" wp14:editId="6657156B">
+          <wp:inline distT="0" distB="0" distL="0" distR="0" wp14:anchorId="5F865B90" wp14:editId="40739BF3">
             <wp:extent cx="9464040" cy="6309360"/>
             <wp:effectExtent l="0" t="0" r="0" b="0"/>
             <wp:docPr id="9" name="Picture 9" descr="SCM ROI and time course"/>
@@ -8436,14 +9076,14 @@
       <w:pPr>
         <w:pStyle w:val="Heading2"/>
       </w:pPr>
-      <w:bookmarkStart w:id="23" w:name="_Toc243479427"/>
+      <w:bookmarkStart w:id="25" w:name="_Toc244186593"/>
       <w:r>
         <w:rPr>
           <w:b w:val="0"/>
         </w:rPr>
         <w:t>背景与图谱</w:t>
       </w:r>
-      <w:bookmarkEnd w:id="23"/>
+      <w:bookmarkEnd w:id="25"/>
     </w:p>
     <w:p>
       <w:r>
@@ -8550,7 +9190,7 @@
       <w:pPr>
         <w:pStyle w:val="Heading1"/>
       </w:pPr>
-      <w:bookmarkStart w:id="24" w:name="_Toc243479428"/>
+      <w:bookmarkStart w:id="26" w:name="_Toc244186594"/>
       <w:r>
         <w:rPr>
           <w:b w:val="0"/>
@@ -8576,7 +9216,7 @@
         </w:rPr>
         <w:t>搜索掩膜</w:t>
       </w:r>
-      <w:bookmarkEnd w:id="24"/>
+      <w:bookmarkEnd w:id="26"/>
     </w:p>
     <w:p>
       <w:pPr>
@@ -8599,7 +9239,7 @@
           <w:noProof/>
         </w:rPr>
         <w:drawing>
-          <wp:inline distT="0" distB="0" distL="0" distR="0" wp14:anchorId="35DD95EB" wp14:editId="10CD2F5E">
+          <wp:inline distT="0" distB="0" distL="0" distR="0" wp14:anchorId="2E327DB0" wp14:editId="620C9C8E">
             <wp:extent cx="9464040" cy="6309360"/>
             <wp:effectExtent l="0" t="0" r="0" b="0"/>
             <wp:docPr id="12" name="Picture 12" descr="Target and Control painting"/>
@@ -8814,14 +9454,14 @@
       <w:pPr>
         <w:pStyle w:val="Heading2"/>
       </w:pPr>
-      <w:bookmarkStart w:id="25" w:name="_Toc243479429"/>
+      <w:bookmarkStart w:id="27" w:name="_Toc244186595"/>
       <w:r>
         <w:rPr>
           <w:b w:val="0"/>
         </w:rPr>
         <w:t>阅读绘制范围</w:t>
       </w:r>
-      <w:bookmarkEnd w:id="25"/>
+      <w:bookmarkEnd w:id="27"/>
     </w:p>
     <w:p>
       <w:r>
@@ -8915,14 +9555,14 @@
       <w:pPr>
         <w:pStyle w:val="Heading2"/>
       </w:pPr>
-      <w:bookmarkStart w:id="26" w:name="_Toc243479430"/>
+      <w:bookmarkStart w:id="28" w:name="_Toc244186596"/>
       <w:r>
         <w:rPr>
           <w:b w:val="0"/>
         </w:rPr>
         <w:t>审阅候选并导出</w:t>
       </w:r>
-      <w:bookmarkEnd w:id="26"/>
+      <w:bookmarkEnd w:id="28"/>
     </w:p>
     <w:p>
       <w:r>
@@ -8939,6 +9579,226 @@
       </w:r>
       <w:r>
         <w:t>审计与配套文件。整区域仍遵守限制绘制和边界。</w:t>
+      </w:r>
+    </w:p>
+    <w:p>
+      <w:pPr>
+        <w:pStyle w:val="Heading2"/>
+      </w:pPr>
+      <w:bookmarkStart w:id="29" w:name="b_update_ranking_title"/>
+      <w:bookmarkStart w:id="30" w:name="_Toc244186597"/>
+      <w:bookmarkEnd w:id="29"/>
+      <w:r>
+        <w:rPr>
+          <w:b w:val="0"/>
+        </w:rPr>
+        <w:t>跨切片对完整图谱脑区进行排序</w:t>
+      </w:r>
+      <w:bookmarkEnd w:id="30"/>
+    </w:p>
+    <w:p>
+      <w:r>
+        <w:t>在</w:t>
+      </w:r>
+      <w:r>
+        <w:t xml:space="preserve"> SCM GUI &gt; Automatic analysis </w:t>
+      </w:r>
+      <w:r>
+        <w:t>中选择</w:t>
+      </w:r>
+      <w:r>
+        <w:t xml:space="preserve"> Atlas: rank whole regions across slices</w:t>
+      </w:r>
+      <w:r>
+        <w:t>。设置信号时间区间、已采集切片的范围，以及保留的</w:t>
+      </w:r>
+      <w:r>
+        <w:t xml:space="preserve"> Target </w:t>
+      </w:r>
+      <w:r>
+        <w:t>和</w:t>
+      </w:r>
+      <w:r>
+        <w:t xml:space="preserve"> Control </w:t>
+      </w:r>
+      <w:r>
+        <w:t>脑区数量；</w:t>
+      </w:r>
+      <w:r>
+        <w:t xml:space="preserve">0 </w:t>
+      </w:r>
+      <w:r>
+        <w:t>表示包含所有脑区。该模式使用标准图谱或</w:t>
+      </w:r>
+      <w:r>
+        <w:t xml:space="preserve"> LightSuite </w:t>
+      </w:r>
+      <w:r>
+        <w:t>图谱配准后的整数脑区标签，即使当前显示的是组织学或血管解剖背景，也可以使用。</w:t>
+      </w:r>
+    </w:p>
+    <w:p>
+      <w:r>
+        <w:lastRenderedPageBreak/>
+        <w:t>选择分别处理图像两侧并指定</w:t>
+      </w:r>
+      <w:r>
+        <w:t xml:space="preserve"> Target </w:t>
+      </w:r>
+      <w:r>
+        <w:t>侧，或合并两侧。</w:t>
+      </w:r>
+      <w:r>
+        <w:t xml:space="preserve">Draw midline </w:t>
+      </w:r>
+      <w:r>
+        <w:t>可定义贯穿所搜索切片的直线或斜线分界；</w:t>
+      </w:r>
+      <w:r>
+        <w:t xml:space="preserve">Remove / combine sides </w:t>
+      </w:r>
+      <w:r>
+        <w:t>可删除该边界。这些控件指的是所显示图像的两侧，不是自动推断的解剖学左右侧。完整脑区模式不受</w:t>
+      </w:r>
+      <w:r>
+        <w:t xml:space="preserve"> ROI </w:t>
+      </w:r>
+      <w:r>
+        <w:t>尺寸、画笔或矩形搜索范围的限制。</w:t>
+      </w:r>
+    </w:p>
+    <w:p>
+      <w:r>
+        <w:t>可按时间区间均值或各脑区平均曲线的峰值排序，并选择信号增加、减少或绝对变化。每条脑区曲线均对所选切片中同一组固定的合格体素取平均。体素必须具有有效基线，且在整个信号区间内所有采样值均为有限值。最低可用覆盖率默认为</w:t>
+      </w:r>
+      <w:r>
+        <w:t xml:space="preserve"> 75%</w:t>
+      </w:r>
+      <w:r>
+        <w:t>，可设为</w:t>
+      </w:r>
+      <w:r>
+        <w:t xml:space="preserve"> 75% </w:t>
+      </w:r>
+      <w:r>
+        <w:t>至</w:t>
+      </w:r>
+      <w:r>
+        <w:t xml:space="preserve"> 100%</w:t>
+      </w:r>
+      <w:r>
+        <w:t>；该比例针对已采集切片中带标签的体素，而不是整个参考图谱。</w:t>
+      </w:r>
+    </w:p>
+    <w:p>
+      <w:r>
+        <w:t>检查表显示脑区名称、带正负号的信号变化、排名、体素数量、切片跨度和可用覆盖率。单击某一行可预览其切片、符合图谱脑区形状的轮廓及曲线。</w:t>
+      </w:r>
+      <w:r>
+        <w:t xml:space="preserve">Mark / export </w:t>
+      </w:r>
+      <w:r>
+        <w:t>复选框最初均未选中。虚线轮廓表示临时预览；实线轮廓表示已勾选的脑区。编辑</w:t>
+      </w:r>
+      <w:r>
+        <w:t xml:space="preserve"> Role </w:t>
+      </w:r>
+      <w:r>
+        <w:t>可重新指定</w:t>
+      </w:r>
+      <w:r>
+        <w:t xml:space="preserve"> Target </w:t>
+      </w:r>
+      <w:r>
+        <w:t>或</w:t>
+      </w:r>
+      <w:r>
+        <w:t xml:space="preserve"> Control</w:t>
+      </w:r>
+      <w:r>
+        <w:t>，使用</w:t>
+      </w:r>
+      <w:r>
+        <w:t xml:space="preserve"> Clear selection </w:t>
+      </w:r>
+      <w:r>
+        <w:t>可取消结果的勾选。</w:t>
+      </w:r>
+    </w:p>
+    <w:p>
+      <w:r>
+        <w:t xml:space="preserve">Pair same region on opposite side </w:t>
+      </w:r>
+      <w:r>
+        <w:t>使用相同的扫描记录、信号与基线时间窗及切片范围，预览对侧对应的图谱脑区。勾选某个</w:t>
+      </w:r>
+      <w:r>
+        <w:t xml:space="preserve"> Target </w:t>
+      </w:r>
+      <w:r>
+        <w:t>会保留其对应的</w:t>
+      </w:r>
+      <w:r>
+        <w:t xml:space="preserve"> Control</w:t>
+      </w:r>
+      <w:r>
+        <w:t>；取消勾选会撤销该自动选择，但不影响独立选择的</w:t>
+      </w:r>
+      <w:r>
+        <w:t xml:space="preserve"> Control</w:t>
+      </w:r>
+      <w:r>
+        <w:t>。覆盖不足时会给出提示，不会用不相关脑区替代。即使对应的</w:t>
+      </w:r>
+      <w:r>
+        <w:t xml:space="preserve"> Control </w:t>
+      </w:r>
+      <w:r>
+        <w:t>排名低于</w:t>
+      </w:r>
+      <w:r>
+        <w:t xml:space="preserve"> Control </w:t>
+      </w:r>
+      <w:r>
+        <w:t>前</w:t>
+      </w:r>
+      <w:r>
+        <w:t xml:space="preserve"> N </w:t>
+      </w:r>
+      <w:r>
+        <w:t>名的截断位置，它仍可供使用。这种显示与选择配对并不决定统计检验。</w:t>
+      </w:r>
+    </w:p>
+    <w:p>
+      <w:r>
+        <w:t xml:space="preserve">Export tables + curves </w:t>
+      </w:r>
+      <w:r>
+        <w:t>将汇总结果和时间曲线保存为</w:t>
+      </w:r>
+      <w:r>
+        <w:t xml:space="preserve"> CSV</w:t>
+      </w:r>
+      <w:r>
+        <w:t>，并保存</w:t>
+      </w:r>
+      <w:r>
+        <w:t xml:space="preserve"> MAT </w:t>
+      </w:r>
+      <w:r>
+        <w:t>审计记录，其中包括设置、图谱及数据来源、被排除的脑区和固定体素索引。标准的已勾选</w:t>
+      </w:r>
+      <w:r>
+        <w:t xml:space="preserve"> ROI </w:t>
+      </w:r>
+      <w:r>
+        <w:t>的</w:t>
+      </w:r>
+      <w:r>
+        <w:t xml:space="preserve"> TXT </w:t>
+      </w:r>
+      <w:r>
+        <w:t>和数据包导出保留所选脑区及修改后的角色。附加扫描记录按各自的相对时间分别排序；较短记录会被提示，而不会缩短要求的时间区间。此排序属于探索性分析，不代表统计学显著性。</w:t>
       </w:r>
     </w:p>
     <w:p>
@@ -8946,7 +9806,7 @@
         <w:pStyle w:val="Heading1"/>
         <w:pageBreakBefore/>
       </w:pPr>
-      <w:bookmarkStart w:id="27" w:name="_Toc243479431"/>
+      <w:bookmarkStart w:id="31" w:name="_Toc244186598"/>
       <w:r>
         <w:rPr>
           <w:b w:val="0"/>
@@ -8960,13 +9820,13 @@
         </w:rPr>
         <w:t>准备掩膜与图谱配准</w:t>
       </w:r>
-      <w:bookmarkEnd w:id="27"/>
+      <w:bookmarkEnd w:id="31"/>
     </w:p>
     <w:p>
       <w:pPr>
         <w:pStyle w:val="Heading2"/>
       </w:pPr>
-      <w:bookmarkStart w:id="28" w:name="_Toc243479432"/>
+      <w:bookmarkStart w:id="32" w:name="_Toc244186599"/>
       <w:r>
         <w:rPr>
           <w:b w:val="0"/>
@@ -8979,7 +9839,7 @@
         </w:rPr>
         <w:t>（掩膜编辑器）</w:t>
       </w:r>
-      <w:bookmarkEnd w:id="28"/>
+      <w:bookmarkEnd w:id="32"/>
     </w:p>
     <w:p>
       <w:r>
@@ -8996,6 +9856,80 @@
       </w:r>
       <w:r>
         <w:t>排除，查预览并保存所需对象。显示掩膜不能替代图谱搜索成员。</w:t>
+      </w:r>
+    </w:p>
+    <w:p>
+      <w:pPr>
+        <w:pStyle w:val="Heading2"/>
+      </w:pPr>
+      <w:bookmarkStart w:id="33" w:name="b_update_mask_title"/>
+      <w:bookmarkStart w:id="34" w:name="_Toc244186600"/>
+      <w:bookmarkEnd w:id="33"/>
+      <w:r>
+        <w:rPr>
+          <w:b w:val="0"/>
+        </w:rPr>
+        <w:t>体积探头数据的几何掩膜</w:t>
+      </w:r>
+      <w:bookmarkEnd w:id="34"/>
+    </w:p>
+    <w:p>
+      <w:r>
+        <w:t>在</w:t>
+      </w:r>
+      <w:r>
+        <w:t xml:space="preserve"> Mask Editor </w:t>
+      </w:r>
+      <w:r>
+        <w:t>中，</w:t>
+      </w:r>
+      <w:r>
+        <w:t xml:space="preserve">Auto: Rectangular (3D probe) </w:t>
+      </w:r>
+      <w:r>
+        <w:t>生成具有直边的候选覆盖区域；</w:t>
+      </w:r>
+      <w:r>
+        <w:t xml:space="preserve">Auto: Ellipse (rounded) </w:t>
+      </w:r>
+      <w:r>
+        <w:t>生成椭圆，</w:t>
+      </w:r>
+      <w:r>
+        <w:t xml:space="preserve">Anatomical (intensity) </w:t>
+      </w:r>
+      <w:r>
+        <w:t>则沿多普勒信号包络生成候选区域。应用前请检查预览并调整大小。叠加掩膜默认启用</w:t>
+      </w:r>
+      <w:r>
+        <w:t xml:space="preserve"> Follow slice size</w:t>
+      </w:r>
+      <w:r>
+        <w:t>，分别拟合每个切片；关闭该选项可使用一个固定矩形。背景掩膜默认采用固定几何形状。</w:t>
+      </w:r>
+      <w:r>
+        <w:t xml:space="preserve">Smooth: All slices </w:t>
+      </w:r>
+      <w:r>
+        <w:t>独立处理每个平面，</w:t>
+      </w:r>
+      <w:r>
+        <w:t xml:space="preserve">Current slice </w:t>
+      </w:r>
+      <w:r>
+        <w:t>将操作限制于当前切片。空切片仍保持为空，现有脑掩膜会限制叠加掩膜的平滑范围。</w:t>
+      </w:r>
+      <w:r>
+        <w:t xml:space="preserve">Apply mask </w:t>
+      </w:r>
+      <w:r>
+        <w:t>更新编辑器；</w:t>
+      </w:r>
+      <w:r>
+        <w:t xml:space="preserve">SAVE UNDERLAY / OVERLAY / BOTH </w:t>
+      </w:r>
+      <w:r>
+        <w:t>保存结果。</w:t>
       </w:r>
     </w:p>
     <w:p>
@@ -9014,7 +9948,7 @@
       <w:pPr>
         <w:pStyle w:val="Heading2"/>
       </w:pPr>
-      <w:bookmarkStart w:id="29" w:name="_Toc243479433"/>
+      <w:bookmarkStart w:id="35" w:name="_Toc244186601"/>
       <w:r>
         <w:rPr>
           <w:b w:val="0"/>
@@ -9034,7 +9968,7 @@
         </w:rPr>
         <w:t>源平面</w:t>
       </w:r>
-      <w:bookmarkEnd w:id="29"/>
+      <w:bookmarkEnd w:id="35"/>
     </w:p>
     <w:p>
       <w:pPr>
@@ -9057,7 +9991,7 @@
           <w:noProof/>
         </w:rPr>
         <w:drawing>
-          <wp:inline distT="0" distB="0" distL="0" distR="0" wp14:anchorId="2A9ED834" wp14:editId="2AD91F6E">
+          <wp:inline distT="0" distB="0" distL="0" distR="0" wp14:anchorId="18DEE8B4" wp14:editId="3A91F132">
             <wp:extent cx="9464040" cy="6309360"/>
             <wp:effectExtent l="0" t="0" r="0" b="0"/>
             <wp:docPr id="15" name="Picture 15" descr="Coronal registration controls"/>
@@ -9256,9 +10190,9 @@
       <w:pPr>
         <w:pStyle w:val="Heading2"/>
       </w:pPr>
-      <w:bookmarkStart w:id="30" w:name="b_lightsuite_guide"/>
-      <w:bookmarkStart w:id="31" w:name="_Toc243479434"/>
-      <w:bookmarkEnd w:id="30"/>
+      <w:bookmarkStart w:id="36" w:name="b_lightsuite_guide"/>
+      <w:bookmarkStart w:id="37" w:name="_Toc244186602"/>
+      <w:bookmarkEnd w:id="36"/>
       <w:r>
         <w:rPr>
           <w:b w:val="0"/>
@@ -9271,7 +10205,7 @@
         </w:rPr>
         <w:t>引导式图谱配准</w:t>
       </w:r>
-      <w:bookmarkEnd w:id="31"/>
+      <w:bookmarkEnd w:id="37"/>
     </w:p>
     <w:p>
       <w:r>
@@ -9333,10 +10267,7 @@
         <w:ind w:left="317" w:hanging="259"/>
       </w:pPr>
       <w:r>
-        <w:t xml:space="preserve">1. </w:t>
-      </w:r>
-      <w:r>
-        <w:t>1 Prepare + start</w:t>
+        <w:t>1. 1 Prepare + start</w:t>
       </w:r>
       <w:r>
         <w:t>：按原始几何从当前多普勒记录生成解剖中位数模板。不要用百分比变化影像准备配准。</w:t>
@@ -9348,10 +10279,7 @@
         <w:ind w:left="317" w:hanging="259"/>
       </w:pPr>
       <w:r>
-        <w:t xml:space="preserve">2. </w:t>
-      </w:r>
-      <w:r>
-        <w:t>2 Confirm orientation</w:t>
+        <w:t>2. 2 Confirm orientation</w:t>
       </w:r>
       <w:r>
         <w:t>：比较样本与血管图谱，确认</w:t>
@@ -9381,10 +10309,7 @@
         <w:ind w:left="317" w:hanging="259"/>
       </w:pPr>
       <w:r>
-        <w:t xml:space="preserve">3. </w:t>
-      </w:r>
-      <w:r>
-        <w:t>3 Edit landmarks</w:t>
+        <w:t>3. 3 Edit landmarks</w:t>
       </w:r>
       <w:r>
         <w:t>：在整个采集体积中分散标记可靠对应特征；保存前须完成或取消每个待配对点。</w:t>
@@ -9397,10 +10322,7 @@
       </w:pPr>
       <w:r>
         <w:lastRenderedPageBreak/>
-        <w:t xml:space="preserve">4. </w:t>
-      </w:r>
-      <w:r>
-        <w:t>4 Fit registration</w:t>
+        <w:t>4. 4 Fit registration</w:t>
       </w:r>
       <w:r>
         <w:t>：执行仿射及</w:t>
@@ -9442,10 +10364,7 @@
         <w:ind w:left="317" w:hanging="259"/>
       </w:pPr>
       <w:r>
-        <w:t xml:space="preserve">5. </w:t>
-      </w:r>
-      <w:r>
-        <w:t>5 Review + accept</w:t>
+        <w:t>5. 5 Review + accept</w:t>
       </w:r>
       <w:r>
         <w:t>：检查多个冠状、水平及矢状切面的血管、边界和覆盖范围。拒绝或关闭不会导出。</w:t>
@@ -9457,10 +10376,7 @@
         <w:ind w:left="317" w:hanging="259"/>
       </w:pPr>
       <w:r>
-        <w:t xml:space="preserve">6. </w:t>
-      </w:r>
-      <w:r>
-        <w:t>6 Save all outputs</w:t>
+        <w:t>6. 6 Save all outputs</w:t>
       </w:r>
       <w:r>
         <w:t>：接受后自动保存变换解剖、原生区域标签、可用血管</w:t>
@@ -9501,8 +10417,8 @@
       <w:r>
         <w:t>引导式工作区</w:t>
       </w:r>
-      <w:bookmarkStart w:id="32" w:name="b_lightsuite_guided_workspace"/>
-      <w:bookmarkEnd w:id="32"/>
+      <w:bookmarkStart w:id="38" w:name="b_lightsuite_guided_workspace"/>
+      <w:bookmarkEnd w:id="38"/>
     </w:p>
     <w:p>
       <w:pPr>
@@ -9514,7 +10430,7 @@
           <w:noProof/>
         </w:rPr>
         <w:drawing>
-          <wp:inline distT="0" distB="0" distL="0" distR="0" wp14:anchorId="66977EF3" wp14:editId="5CEE0EC3">
+          <wp:inline distT="0" distB="0" distL="0" distR="0" wp14:anchorId="0BDEE0A9" wp14:editId="005D708A">
             <wp:extent cx="8310994" cy="6309359"/>
             <wp:effectExtent l="0" t="0" r="0" b="0"/>
             <wp:docPr id="18" name="Picture 18" descr="LightSuite 引导式工作区"/>
@@ -9577,11 +10493,183 @@
       <w:pPr>
         <w:pStyle w:val="Heading3"/>
       </w:pPr>
+      <w:bookmarkStart w:id="39" w:name="b_update_ls_setup_title"/>
+      <w:bookmarkEnd w:id="39"/>
       <w:r>
         <w:rPr>
           <w:b w:val="0"/>
         </w:rPr>
         <w:lastRenderedPageBreak/>
+        <w:t>检查依赖项与扫描记录的几何信息</w:t>
+      </w:r>
+    </w:p>
+    <w:p>
+      <w:r>
+        <w:t>使用</w:t>
+      </w:r>
+      <w:r>
+        <w:t xml:space="preserve"> Dependencies &gt; Install / complete setup</w:t>
+      </w:r>
+      <w:r>
+        <w:t>，将受支持的</w:t>
+      </w:r>
+      <w:r>
+        <w:t xml:space="preserve"> Windows </w:t>
+      </w:r>
+      <w:r>
+        <w:t>开源依赖项安装到工具箱以外的</w:t>
+      </w:r>
+      <w:r>
+        <w:t xml:space="preserve"> deConfUSIon_ExternalTools </w:t>
+      </w:r>
+      <w:r>
+        <w:t>中。安装程序保留上游许可证，不安装需授权的</w:t>
+      </w:r>
+      <w:r>
+        <w:t xml:space="preserve"> MATLAB </w:t>
+      </w:r>
+      <w:r>
+        <w:t>产品，也不更改</w:t>
+      </w:r>
+      <w:r>
+        <w:t xml:space="preserve"> MATLAB </w:t>
+      </w:r>
+      <w:r>
+        <w:t>全局搜索路径。</w:t>
+      </w:r>
+      <w:r>
+        <w:t xml:space="preserve">LightSuite </w:t>
+      </w:r>
+      <w:r>
+        <w:t>需要</w:t>
+      </w:r>
+      <w:r>
+        <w:t xml:space="preserve"> MATLAB R2022b </w:t>
+      </w:r>
+      <w:r>
+        <w:t>或更高版本，以及依赖检查所列出的工具箱；</w:t>
+      </w:r>
+      <w:r>
+        <w:t xml:space="preserve">deConfUSIon </w:t>
+      </w:r>
+      <w:r>
+        <w:t>文档中的参考版本仍为</w:t>
+      </w:r>
+      <w:r>
+        <w:t xml:space="preserve"> R2023b</w:t>
+      </w:r>
+      <w:r>
+        <w:t>。导入</w:t>
+      </w:r>
+      <w:r>
+        <w:t xml:space="preserve"> CZI </w:t>
+      </w:r>
+      <w:r>
+        <w:t>还需要</w:t>
+      </w:r>
+      <w:r>
+        <w:t xml:space="preserve"> BioformatsImage </w:t>
+      </w:r>
+      <w:r>
+        <w:t>和</w:t>
+      </w:r>
+      <w:r>
+        <w:t xml:space="preserve"> OME Bio-Formats</w:t>
+      </w:r>
+      <w:r>
+        <w:t>；</w:t>
+      </w:r>
+      <w:r>
+        <w:t xml:space="preserve">TIFF </w:t>
+      </w:r>
+      <w:r>
+        <w:t>不需要这些依赖。此适配器未启用皮层平面图功能。</w:t>
+      </w:r>
+    </w:p>
+    <w:p>
+      <w:r>
+        <w:t xml:space="preserve">Recording </w:t>
+      </w:r>
+      <w:r>
+        <w:t>字段可以使用</w:t>
+      </w:r>
+      <w:r>
+        <w:t xml:space="preserve"> Studio </w:t>
+      </w:r>
+      <w:r>
+        <w:t>的当前活动数据集，包括当前保存在内存中的处理结果。请确认输入为多普勒解剖数据，而不是百分比变化视频。体素间距从受支持的元数据及已验证的波束形成器配置中读取；状态栏会指出其来源。对于不支持的文件头，必须提供沿原始数组各维度测得的毫米间距。不能仅根据数值的大小推断单位。请确认映射到</w:t>
+      </w:r>
+      <w:r>
+        <w:t xml:space="preserve"> AP</w:t>
+      </w:r>
+      <w:r>
+        <w:t>、</w:t>
+      </w:r>
+      <w:r>
+        <w:t xml:space="preserve">DV </w:t>
+      </w:r>
+      <w:r>
+        <w:t>和</w:t>
+      </w:r>
+      <w:r>
+        <w:t xml:space="preserve"> ML </w:t>
+      </w:r>
+      <w:r>
+        <w:t>轴时各轴的方向及正负号；关闭方向确认窗口会取消该步骤。</w:t>
+      </w:r>
+    </w:p>
+    <w:p>
+      <w:r>
+        <w:t xml:space="preserve">Load edited underlay... </w:t>
+      </w:r>
+      <w:r>
+        <w:t>打开该记录的</w:t>
+      </w:r>
+      <w:r>
+        <w:t xml:space="preserve"> Visualization </w:t>
+      </w:r>
+      <w:r>
+        <w:t>文件夹，并接受与原生网格相同的</w:t>
+      </w:r>
+      <w:r>
+        <w:t xml:space="preserve"> Mask Editor MAT </w:t>
+      </w:r>
+      <w:r>
+        <w:t>数据包。它改变放置标志点时显示的解剖图像；配准拟合仍使用原始解剖模板和原生坐标。</w:t>
+      </w:r>
+      <w:r>
+        <w:t xml:space="preserve">Mask Editor standard </w:t>
+      </w:r>
+      <w:r>
+        <w:t>是标志点界面的默认对比度。</w:t>
+      </w:r>
+      <w:r>
+        <w:t>Sample contrast</w:t>
+      </w:r>
+      <w:r>
+        <w:t>、</w:t>
+      </w:r>
+      <w:r>
+        <w:t xml:space="preserve">atlas contrast </w:t>
+      </w:r>
+      <w:r>
+        <w:t>和</w:t>
+      </w:r>
+      <w:r>
+        <w:t xml:space="preserve"> atlas opacity </w:t>
+      </w:r>
+      <w:r>
+        <w:t>仅影响显示。保存前请完成或取消尚未完成的点对。</w:t>
+      </w:r>
+    </w:p>
+    <w:p>
+      <w:pPr>
+        <w:pStyle w:val="Heading3"/>
+      </w:pPr>
+      <w:r>
+        <w:rPr>
+          <w:b w:val="0"/>
+        </w:rPr>
         <w:t>选择和编辑可靠地标</w:t>
       </w:r>
     </w:p>
@@ -9613,10 +10701,7 @@
         <w:t>论文报告每只小鼠人工地标中位数为</w:t>
       </w:r>
       <w:r>
-        <w:t xml:space="preserve"> </w:t>
-      </w:r>
-      <w:r>
-        <w:t>219</w:t>
+        <w:t xml:space="preserve"> 219</w:t>
       </w:r>
       <w:r>
         <w:t>，并非强制阈值。五对非共面地标只是数值计算最低要求。应分轮添加可靠且分布充分的对应点，并在拟合后检查未参与拟合的解剖特征。点数多或残差小均不能证明解剖准确。</w:t>
@@ -9624,6 +10709,7 @@
     </w:p>
     <w:p>
       <w:r>
+        <w:lastRenderedPageBreak/>
         <w:t>在</w:t>
       </w:r>
       <w:r>
@@ -9697,8 +10783,8 @@
         <w:lastRenderedPageBreak/>
         <w:t>显示保存与活动状态的地标编辑器</w:t>
       </w:r>
-      <w:bookmarkStart w:id="33" w:name="b_lightsuite_landmark_editor"/>
-      <w:bookmarkEnd w:id="33"/>
+      <w:bookmarkStart w:id="40" w:name="b_lightsuite_landmark_editor"/>
+      <w:bookmarkEnd w:id="40"/>
     </w:p>
     <w:p>
       <w:pPr>
@@ -9710,7 +10796,7 @@
           <w:noProof/>
         </w:rPr>
         <w:drawing>
-          <wp:inline distT="0" distB="0" distL="0" distR="0" wp14:anchorId="33B92A8E" wp14:editId="61A249A6">
+          <wp:inline distT="0" distB="0" distL="0" distR="0" wp14:anchorId="1BB31A01" wp14:editId="40F950DC">
             <wp:extent cx="8555271" cy="6309359"/>
             <wp:effectExtent l="0" t="0" r="0" b="0"/>
             <wp:docPr id="21" name="Picture 21" descr="显示保存与活动状态的地标编辑器"/>
@@ -9798,10 +10884,7 @@
         <w:t>中选择</w:t>
       </w:r>
       <w:r>
-        <w:t xml:space="preserve"> Underlay &gt; </w:t>
-      </w:r>
-      <w:r>
-        <w:t>LOAD ATLAS &gt; LightSuite folder</w:t>
+        <w:t xml:space="preserve"> Underlay &gt; LOAD ATLAS &gt; LightSuite folder</w:t>
       </w:r>
       <w:r>
         <w:t>，再选择项目目录。</w:t>
@@ -9911,6 +10994,122 @@
       </w:r>
       <w:r>
         <w:t>安装并重新导出。</w:t>
+      </w:r>
+    </w:p>
+    <w:p>
+      <w:pPr>
+        <w:pStyle w:val="Heading3"/>
+      </w:pPr>
+      <w:bookmarkStart w:id="41" w:name="b_update_ls_versions_title"/>
+      <w:bookmarkEnd w:id="41"/>
+      <w:r>
+        <w:rPr>
+          <w:b w:val="0"/>
+        </w:rPr>
+        <w:t>重新配准并加载准确的已保存版本</w:t>
+      </w:r>
+    </w:p>
+    <w:p>
+      <w:r>
+        <w:t>使用</w:t>
+      </w:r>
+      <w:r>
+        <w:t xml:space="preserve"> Open existing project &gt; Re-register (new version)</w:t>
+      </w:r>
+      <w:r>
+        <w:t>，将新的拟合保存到带时间戳的</w:t>
+      </w:r>
+      <w:r>
+        <w:t xml:space="preserve"> Registration_yyyyMMdd_HHmmss_SSS </w:t>
+      </w:r>
+      <w:r>
+        <w:t>子文件夹中，同时保留上一次拟合。</w:t>
+      </w:r>
+      <w:r>
+        <w:t xml:space="preserve">Edit copied landmarks </w:t>
+      </w:r>
+      <w:r>
+        <w:t>保留可编辑的点对；</w:t>
+      </w:r>
+      <w:r>
+        <w:t xml:space="preserve">Recheck orientation </w:t>
+      </w:r>
+      <w:r>
+        <w:t>启动方向确认，不会将原点对带入已改变的坐标系。已完成拟合的项目以只读方式打开。检查并接受新的拟合，然后在</w:t>
+      </w:r>
+      <w:r>
+        <w:t xml:space="preserve"> SCM </w:t>
+      </w:r>
+      <w:r>
+        <w:t>中加载该准确版本。选择包含多个完整版本的上级文件夹时，会打开版本选择器；不完整版本不会列出。</w:t>
+      </w:r>
+    </w:p>
+    <w:p>
+      <w:r>
+        <w:t>请在冠状、水平和矢状视图中检查仿射及非线性叠加，包括未用于标志点的解剖结构、采集边界和左右侧。检查已保存的标志点残差及点集在</w:t>
+      </w:r>
+      <w:r>
+        <w:t xml:space="preserve"> AP/DV/ML </w:t>
+      </w:r>
+      <w:r>
+        <w:t>方向的跨度。较小的逆变换往返误差或大量标志点并不能证明解剖配准准确。如果数值验收未通过，</w:t>
+      </w:r>
+      <w:r>
+        <w:t xml:space="preserve">Rebuild inverse + recheck </w:t>
+      </w:r>
+      <w:r>
+        <w:t>会生成独立候选逆变换；只有通过原有且未放宽的检查后，它才会替换现有逆变换。</w:t>
+      </w:r>
+    </w:p>
+    <w:p>
+      <w:r>
+        <w:t xml:space="preserve">SCM </w:t>
+      </w:r>
+      <w:r>
+        <w:t>启动时默认不勾选</w:t>
+      </w:r>
+      <w:r>
+        <w:t xml:space="preserve"> Show atlas outside acquired field</w:t>
+      </w:r>
+      <w:r>
+        <w:t>。启用后可检查完整参考图谱；虚线框区分实际采集组织与仅存在于参考中的解剖结构。当原生掩膜数据包包含原始模板时，</w:t>
+      </w:r>
+      <w:r>
+        <w:t xml:space="preserve">Recorded anatomy </w:t>
+      </w:r>
+      <w:r>
+        <w:t>可用。改变背景、仿射</w:t>
+      </w:r>
+      <w:r>
+        <w:t>/</w:t>
+      </w:r>
+      <w:r>
+        <w:t>非线性阶段或显示范围，不会增加功能信号的采集覆盖范围，也不会改变</w:t>
+      </w:r>
+      <w:r>
+        <w:t xml:space="preserve"> ROI </w:t>
+      </w:r>
+      <w:r>
+        <w:lastRenderedPageBreak/>
+        <w:t>的原生坐标。请保留完整的配准数据包，并在将脑区加载至</w:t>
+      </w:r>
+      <w:r>
+        <w:t xml:space="preserve"> SCM</w:t>
+      </w:r>
+      <w:r>
+        <w:t>、</w:t>
+      </w:r>
+      <w:r>
+        <w:t>Video</w:t>
+      </w:r>
+      <w:r>
+        <w:t>、</w:t>
+      </w:r>
+      <w:r>
+        <w:t xml:space="preserve">Mask Editor </w:t>
+      </w:r>
+      <w:r>
+        <w:t>或体积查看器时使用相匹配的网格。</w:t>
       </w:r>
     </w:p>
     <w:p>
@@ -9926,13 +11125,7 @@
     </w:p>
     <w:p>
       <w:r>
-        <w:t>原生结果要求完全相同的原始记录网格。裁剪、重采样、重新定向或更换扫描均需合适配准。已拟合项目为只读；使用</w:t>
-      </w:r>
-      <w:r>
-        <w:t xml:space="preserve"> Revise fit in new project </w:t>
-      </w:r>
-      <w:r>
-        <w:t>修改地标并保留旧拟合。逆变换数值检查不能替代解剖审核。</w:t>
+        <w:t>原生输出要求使用原始扫描记录的网格。裁剪、重采样、重新定向或使用另一条扫描记录时，需要适当的配准。请通过版本化重新配准修订拟合，避免覆盖原有结果。逆变换的数值检查是对解剖检查的补充，而不能替代解剖检查。</w:t>
       </w:r>
     </w:p>
     <w:p>
@@ -10042,7 +11235,7 @@
         <w:pStyle w:val="Heading1"/>
         <w:pageBreakBefore/>
       </w:pPr>
-      <w:bookmarkStart w:id="34" w:name="_Toc243479435"/>
+      <w:bookmarkStart w:id="42" w:name="_Toc244186603"/>
       <w:r>
         <w:rPr>
           <w:b w:val="0"/>
@@ -10068,13 +11261,13 @@
         </w:rPr>
         <w:t>模型</w:t>
       </w:r>
-      <w:bookmarkEnd w:id="34"/>
+      <w:bookmarkEnd w:id="42"/>
     </w:p>
     <w:p>
       <w:pPr>
         <w:pStyle w:val="Heading2"/>
       </w:pPr>
-      <w:bookmarkStart w:id="35" w:name="_Toc243479436"/>
+      <w:bookmarkStart w:id="43" w:name="_Toc244186604"/>
       <w:r>
         <w:rPr>
           <w:b w:val="0"/>
@@ -10093,7 +11286,7 @@
         </w:rPr>
         <w:t xml:space="preserve"> Video GUI</w:t>
       </w:r>
-      <w:bookmarkEnd w:id="35"/>
+      <w:bookmarkEnd w:id="43"/>
     </w:p>
     <w:p>
       <w:r>
@@ -10242,7 +11435,7 @@
       <w:pPr>
         <w:pStyle w:val="Heading2"/>
       </w:pPr>
-      <w:bookmarkStart w:id="36" w:name="_Toc243479437"/>
+      <w:bookmarkStart w:id="44" w:name="_Toc244186605"/>
       <w:r>
         <w:rPr>
           <w:b w:val="0"/>
@@ -10250,7 +11443,7 @@
         <w:lastRenderedPageBreak/>
         <w:t>体积显示</w:t>
       </w:r>
-      <w:bookmarkEnd w:id="36"/>
+      <w:bookmarkEnd w:id="44"/>
     </w:p>
     <w:p>
       <w:pPr>
@@ -10276,7 +11469,7 @@
           <w:noProof/>
         </w:rPr>
         <w:drawing>
-          <wp:inline distT="0" distB="0" distL="0" distR="0" wp14:anchorId="29F04AC2" wp14:editId="0270CC12">
+          <wp:inline distT="0" distB="0" distL="0" distR="0" wp14:anchorId="379FEE80" wp14:editId="0D8D7188">
             <wp:extent cx="13258800" cy="4433411"/>
             <wp:effectExtent l="0" t="0" r="0" b="0"/>
             <wp:docPr id="24" name="Picture 24" descr="完整参考图谱视图"/>
@@ -10396,7 +11589,7 @@
       <w:pPr>
         <w:pStyle w:val="Heading1"/>
       </w:pPr>
-      <w:bookmarkStart w:id="37" w:name="_Toc243479438"/>
+      <w:bookmarkStart w:id="45" w:name="_Toc244186606"/>
       <w:r>
         <w:rPr>
           <w:b w:val="0"/>
@@ -10410,7 +11603,7 @@
         </w:rPr>
         <w:t>计算功能连接</w:t>
       </w:r>
-      <w:bookmarkEnd w:id="37"/>
+      <w:bookmarkEnd w:id="45"/>
     </w:p>
     <w:p>
       <w:pPr>
@@ -10433,7 +11626,7 @@
           <w:noProof/>
         </w:rPr>
         <w:drawing>
-          <wp:inline distT="0" distB="0" distL="0" distR="0" wp14:anchorId="3C518EFA" wp14:editId="1FE6EEC2">
+          <wp:inline distT="0" distB="0" distL="0" distR="0" wp14:anchorId="06491765" wp14:editId="3D133EE1">
             <wp:extent cx="9464040" cy="6309360"/>
             <wp:effectExtent l="0" t="0" r="0" b="0"/>
             <wp:docPr id="27" name="Picture 27" descr="Region connectivity matrix"/>
@@ -10500,13 +11693,7 @@
         <w:rPr>
           <w:b/>
         </w:rPr>
-        <w:t xml:space="preserve">Functional </w:t>
-      </w:r>
-      <w:r>
-        <w:rPr>
-          <w:b/>
-        </w:rPr>
-        <w:t>Connectivity</w:t>
+        <w:t>Functional Connectivity</w:t>
       </w:r>
       <w:r>
         <w:rPr>
@@ -10686,7 +11873,7 @@
         <w:pStyle w:val="Heading1"/>
         <w:pageBreakBefore/>
       </w:pPr>
-      <w:bookmarkStart w:id="38" w:name="_Toc243479439"/>
+      <w:bookmarkStart w:id="46" w:name="_Toc244186607"/>
       <w:r>
         <w:rPr>
           <w:b w:val="0"/>
@@ -10718,7 +11905,7 @@
         </w:rPr>
         <w:t xml:space="preserve"> Group Analysis</w:t>
       </w:r>
-      <w:bookmarkEnd w:id="38"/>
+      <w:bookmarkEnd w:id="46"/>
     </w:p>
     <w:p>
       <w:pPr>
@@ -10901,14 +12088,14 @@
       <w:pPr>
         <w:pStyle w:val="Heading2"/>
       </w:pPr>
-      <w:bookmarkStart w:id="39" w:name="_Toc243479440"/>
+      <w:bookmarkStart w:id="47" w:name="_Toc244186608"/>
       <w:r>
         <w:rPr>
           <w:b w:val="0"/>
         </w:rPr>
         <w:t>选择指标与生物学单位</w:t>
       </w:r>
-      <w:bookmarkEnd w:id="39"/>
+      <w:bookmarkEnd w:id="47"/>
     </w:p>
     <w:p>
       <w:r>
@@ -10973,10 +12160,604 @@
     </w:p>
     <w:p>
       <w:pPr>
+        <w:pStyle w:val="Heading2"/>
+      </w:pPr>
+      <w:bookmarkStart w:id="48" w:name="b_update_group_titration_title"/>
+      <w:bookmarkStart w:id="49" w:name="_Toc244186609"/>
+      <w:bookmarkEnd w:id="48"/>
+      <w:r>
+        <w:rPr>
+          <w:b w:val="0"/>
+        </w:rPr>
+        <w:t>分配浓度并显示滴定结果</w:t>
+      </w:r>
+      <w:bookmarkEnd w:id="49"/>
+    </w:p>
+    <w:p>
+      <w:r>
+        <w:t>在</w:t>
+      </w:r>
+      <w:r>
+        <w:t xml:space="preserve"> Group Analysis &gt; ROI Preview </w:t>
+      </w:r>
+      <w:r>
+        <w:t>中，从</w:t>
+      </w:r>
+      <w:r>
+        <w:t xml:space="preserve"> Bottom </w:t>
+      </w:r>
+      <w:r>
+        <w:t>下拉菜单选择</w:t>
+      </w:r>
+      <w:r>
+        <w:t xml:space="preserve"> Titration</w:t>
+      </w:r>
+      <w:r>
+        <w:t>，然后打开</w:t>
+      </w:r>
+      <w:r>
+        <w:t xml:space="preserve"> Assign doses.... </w:t>
+      </w:r>
+      <w:r>
+        <w:t>选择要分配剂量的动物</w:t>
+      </w:r>
+      <w:r>
+        <w:t>/</w:t>
+      </w:r>
+      <w:r>
+        <w:t>扫描记录行，从</w:t>
+      </w:r>
+      <w:r>
+        <w:t xml:space="preserve"> 1 pM </w:t>
+      </w:r>
+      <w:r>
+        <w:t>至</w:t>
+      </w:r>
+      <w:r>
+        <w:t xml:space="preserve"> 10 µM </w:t>
+      </w:r>
+      <w:r>
+        <w:t>的固定</w:t>
+      </w:r>
+      <w:r>
+        <w:t xml:space="preserve"> 1/2/5 </w:t>
+      </w:r>
+      <w:r>
+        <w:t>系列中选择浓度，再单击</w:t>
+      </w:r>
+      <w:r>
+        <w:t xml:space="preserve"> Assign selected</w:t>
+      </w:r>
+      <w:r>
+        <w:t>。各行的</w:t>
+      </w:r>
+      <w:r>
+        <w:t xml:space="preserve"> Concentration </w:t>
+      </w:r>
+      <w:r>
+        <w:t>单元格也使用下拉菜单。不支持自定义输入剂量；以前保存的不在预设列表中的浓度仍会显示，直到被替换或清除。</w:t>
+      </w:r>
+    </w:p>
+    <w:p>
+      <w:r>
+        <w:t>为</w:t>
+      </w:r>
+      <w:r>
+        <w:t xml:space="preserve"> aCSF </w:t>
+      </w:r>
+      <w:r>
+        <w:t>选择来源</w:t>
+      </w:r>
+      <w:r>
+        <w:t xml:space="preserve"> Group</w:t>
+      </w:r>
+      <w:r>
+        <w:t>；</w:t>
+      </w:r>
+      <w:r>
+        <w:t xml:space="preserve">Auto </w:t>
+      </w:r>
+      <w:r>
+        <w:t>可识别</w:t>
+      </w:r>
+      <w:r>
+        <w:t xml:space="preserve"> aCSF</w:t>
+      </w:r>
+      <w:r>
+        <w:t>、</w:t>
+      </w:r>
+      <w:r>
+        <w:t xml:space="preserve">Vehicle </w:t>
+      </w:r>
+      <w:r>
+        <w:t>和</w:t>
+      </w:r>
+      <w:r>
+        <w:t xml:space="preserve"> Control</w:t>
+      </w:r>
+      <w:r>
+        <w:t>。对照行无需分配剂量。来源</w:t>
+      </w:r>
+      <w:r>
+        <w:t xml:space="preserve"> Group </w:t>
+      </w:r>
+      <w:r>
+        <w:t>和</w:t>
+      </w:r>
+      <w:r>
+        <w:t xml:space="preserve"> Condition </w:t>
+      </w:r>
+      <w:r>
+        <w:t>标签保持不变，图中的对照类别显示为</w:t>
+      </w:r>
+      <w:r>
+        <w:t xml:space="preserve"> aCSF</w:t>
+      </w:r>
+      <w:r>
+        <w:t>。如果对照</w:t>
+      </w:r>
+      <w:r>
+        <w:t xml:space="preserve"> Group </w:t>
+      </w:r>
+      <w:r>
+        <w:t>包含多个</w:t>
+      </w:r>
+      <w:r>
+        <w:t xml:space="preserve"> </w:t>
+      </w:r>
+      <w:r>
+        <w:lastRenderedPageBreak/>
+        <w:t>Conditions</w:t>
+      </w:r>
+      <w:r>
+        <w:t>，请明确选择其中一个。图中先显示</w:t>
+      </w:r>
+      <w:r>
+        <w:t xml:space="preserve"> aCSF</w:t>
+      </w:r>
+      <w:r>
+        <w:t>，再按浓度递增排列各剂量，默认等间距；也可选择对数间距。未分配剂量的处理行会被提示并排除。</w:t>
+      </w:r>
+    </w:p>
+    <w:p>
+      <w:r>
+        <w:t>每个滴定数据点代表一只动物在该类别内所有唯一来源扫描记录的均值，组均值对各动物赋予相同权重。选中的</w:t>
+      </w:r>
+      <w:r>
+        <w:t xml:space="preserve"> aCSF </w:t>
+      </w:r>
+      <w:r>
+        <w:t>扫描记录在动物内合并，不受之前浓度分配的影响。处理的</w:t>
+      </w:r>
+      <w:r>
+        <w:t xml:space="preserve"> Group </w:t>
+      </w:r>
+      <w:r>
+        <w:t>和</w:t>
+      </w:r>
+      <w:r>
+        <w:t xml:space="preserve"> Condition </w:t>
+      </w:r>
+      <w:r>
+        <w:t>组合保持分开。多个</w:t>
+      </w:r>
+      <w:r>
+        <w:t xml:space="preserve"> ROI </w:t>
+      </w:r>
+      <w:r>
+        <w:t>或重复扫描不会被当作独立动物。</w:t>
+      </w:r>
+      <w:r>
+        <w:t xml:space="preserve">Titration </w:t>
+      </w:r>
+      <w:r>
+        <w:t>模式不拟合剂量</w:t>
+      </w:r>
+      <w:r>
+        <w:t>–</w:t>
+      </w:r>
+      <w:r>
+        <w:t>反应模型，也不执行通用的合并</w:t>
+      </w:r>
+      <w:r>
+        <w:t xml:space="preserve"> ROI </w:t>
+      </w:r>
+      <w:r>
+        <w:t>检验或按</w:t>
+      </w:r>
+      <w:r>
+        <w:t xml:space="preserve"> Group </w:t>
+      </w:r>
+      <w:r>
+        <w:t>和</w:t>
+      </w:r>
+      <w:r>
+        <w:t xml:space="preserve"> Condition </w:t>
+      </w:r>
+      <w:r>
+        <w:t>的离群值筛查。</w:t>
+      </w:r>
+    </w:p>
+    <w:p>
+      <w:r>
+        <w:t>误差条默认设为</w:t>
+      </w:r>
+      <w:r>
+        <w:t xml:space="preserve"> None</w:t>
+      </w:r>
+      <w:r>
+        <w:t>；需要时可在</w:t>
+      </w:r>
+      <w:r>
+        <w:t xml:space="preserve"> Assign doses... </w:t>
+      </w:r>
+      <w:r>
+        <w:t>中选择</w:t>
+      </w:r>
+      <w:r>
+        <w:t xml:space="preserve"> SEM </w:t>
+      </w:r>
+      <w:r>
+        <w:t>或</w:t>
+      </w:r>
+      <w:r>
+        <w:t xml:space="preserve"> SD</w:t>
+      </w:r>
+      <w:r>
+        <w:t>。</w:t>
+      </w:r>
+      <w:r>
+        <w:t xml:space="preserve">Legend </w:t>
+      </w:r>
+      <w:r>
+        <w:t>复选框可显示或隐藏交互图右上角的图例。数据点边缘颜色与填充颜色一致。</w:t>
+      </w:r>
+      <w:r>
+        <w:t xml:space="preserve">Save List / Load List </w:t>
+      </w:r>
+      <w:r>
+        <w:t>保留浓度分配、所选比较和显示选项。在连接重复测量的动物前，请先校正</w:t>
+      </w:r>
+      <w:r>
+        <w:t xml:space="preserve"> Animal ID</w:t>
+      </w:r>
+      <w:r>
+        <w:t>；连接线只改变显示，不会选择配对统计检验。</w:t>
+      </w:r>
+    </w:p>
+    <w:p>
+      <w:pPr>
+        <w:pStyle w:val="Heading2"/>
+      </w:pPr>
+      <w:bookmarkStart w:id="50" w:name="b_update_group_comparison_title"/>
+      <w:bookmarkStart w:id="51" w:name="_Toc244186610"/>
+      <w:bookmarkEnd w:id="50"/>
+      <w:r>
+        <w:rPr>
+          <w:b w:val="0"/>
+        </w:rPr>
+        <w:t>选择剂量比较与统计检验</w:t>
+      </w:r>
+      <w:bookmarkEnd w:id="51"/>
+    </w:p>
+    <w:p>
+      <w:r>
+        <w:t xml:space="preserve">Comparisons... </w:t>
+      </w:r>
+      <w:r>
+        <w:t>支持各剂量与</w:t>
+      </w:r>
+      <w:r>
+        <w:t xml:space="preserve"> aCSF</w:t>
+      </w:r>
+      <w:r>
+        <w:t>、相邻剂量以及任意两个已显示类别之间的比较。首次使用时，默认选择所有剂量与</w:t>
+      </w:r>
+      <w:r>
+        <w:t xml:space="preserve"> aCSF </w:t>
+      </w:r>
+      <w:r>
+        <w:t>的比较。默认检验为非配对、等方差</w:t>
+      </w:r>
+      <w:r>
+        <w:t xml:space="preserve"> Student t </w:t>
+      </w:r>
+      <w:r>
+        <w:t>检验，单侧备择假设为剂量</w:t>
+      </w:r>
+      <w:r>
+        <w:t xml:space="preserve"> &gt; aCSF</w:t>
+      </w:r>
+      <w:r>
+        <w:t>。</w:t>
+      </w:r>
+      <w:r>
+        <w:t xml:space="preserve">Student vs aCSF </w:t>
+      </w:r>
+      <w:r>
+        <w:t>可为旧列表恢复这些默认设置。</w:t>
+      </w:r>
+      <w:r>
+        <w:t xml:space="preserve">Test </w:t>
+      </w:r>
+      <w:r>
+        <w:t>和</w:t>
+      </w:r>
+      <w:r>
+        <w:t xml:space="preserve"> Tail </w:t>
+      </w:r>
+      <w:r>
+        <w:t>更新已勾选的行；也可以为单个比较选择</w:t>
+      </w:r>
+      <w:r>
+        <w:t xml:space="preserve"> Welch</w:t>
+      </w:r>
+      <w:r>
+        <w:t>、配对或双侧检验。</w:t>
+      </w:r>
+    </w:p>
+    <w:p>
+      <w:r>
+        <w:t>统计检验使用图中各数据点对应的动物均值。仅在明确选择时执行配对检验，并按</w:t>
+      </w:r>
+      <w:r>
+        <w:t xml:space="preserve"> Animal ID </w:t>
+      </w:r>
+      <w:r>
+        <w:t>匹配。独立样本检验保留其独立性假设，并提示重复出现的动物标识，而不会自动切换检验。请检查样本量、不可用的结果及实验设计。已保存的选择会被保留，包括有意清除所有比较的状态。</w:t>
+      </w:r>
+    </w:p>
+    <w:p>
+      <w:r>
+        <w:t>注释默认同时显示星号和四舍五入后的</w:t>
+      </w:r>
+      <w:r>
+        <w:t xml:space="preserve"> p </w:t>
+      </w:r>
+      <w:r>
+        <w:t>值；例如，</w:t>
+      </w:r>
+      <w:r>
+        <w:t xml:space="preserve">0.00776 </w:t>
+      </w:r>
+      <w:r>
+        <w:t>显示为</w:t>
+      </w:r>
+      <w:r>
+        <w:t xml:space="preserve"> ** p = 0.008</w:t>
+      </w:r>
+      <w:r>
+        <w:t>。计算和结果表保留完整精度。星号阈值依据未四舍五入的</w:t>
+      </w:r>
+      <w:r>
+        <w:t xml:space="preserve"> p </w:t>
+      </w:r>
+      <w:r>
+        <w:t>值：</w:t>
+      </w:r>
+      <w:r>
+        <w:t xml:space="preserve">p ≤ 0.001 </w:t>
+      </w:r>
+      <w:r>
+        <w:t>为</w:t>
+      </w:r>
+      <w:r>
+        <w:t xml:space="preserve"> ***</w:t>
+      </w:r>
+      <w:r>
+        <w:t>，</w:t>
+      </w:r>
+      <w:r>
+        <w:t xml:space="preserve">p ≤ 0.01 </w:t>
+      </w:r>
+      <w:r>
+        <w:t>为</w:t>
+      </w:r>
+      <w:r>
+        <w:t xml:space="preserve"> **</w:t>
+      </w:r>
+      <w:r>
+        <w:t>，</w:t>
+      </w:r>
+      <w:r>
+        <w:t xml:space="preserve">p ≤ 0.05 </w:t>
+      </w:r>
+      <w:r>
+        <w:t>为</w:t>
+      </w:r>
+      <w:r>
+        <w:t xml:space="preserve"> *</w:t>
+      </w:r>
+      <w:r>
+        <w:t>。接近这些阈值时会显示额外数字，以避免标签与星号不一致。也可以选择只显示星号。默认使用未校正的</w:t>
+      </w:r>
+      <w:r>
+        <w:t xml:space="preserve"> p </w:t>
+      </w:r>
+      <w:r>
+        <w:t>值；</w:t>
+      </w:r>
+      <w:r>
+        <w:t xml:space="preserve">Holm </w:t>
+      </w:r>
+      <w:r>
+        <w:t>和</w:t>
+      </w:r>
+      <w:r>
+        <w:t xml:space="preserve"> Bonferroni </w:t>
+      </w:r>
+      <w:r>
+        <w:t>校正针对所选比较组成的检验族，校正后的值标记为</w:t>
+      </w:r>
+      <w:r>
+        <w:t xml:space="preserve"> p_adj</w:t>
+      </w:r>
+      <w:r>
+        <w:t>。隐藏注释不会改变该检验族。</w:t>
+      </w:r>
+    </w:p>
+    <w:p>
+      <w:pPr>
+        <w:pStyle w:val="Heading2"/>
+      </w:pPr>
+      <w:bookmarkStart w:id="52" w:name="b_update_group_export_title"/>
+      <w:bookmarkStart w:id="53" w:name="_Toc244186611"/>
+      <w:bookmarkEnd w:id="52"/>
+      <w:r>
+        <w:rPr>
+          <w:b w:val="0"/>
+        </w:rPr>
+        <w:lastRenderedPageBreak/>
+        <w:t>导出前预览发表用图</w:t>
+      </w:r>
+      <w:bookmarkEnd w:id="53"/>
+    </w:p>
+    <w:p>
+      <w:r>
+        <w:t>Export Top...</w:t>
+      </w:r>
+      <w:r>
+        <w:t>、</w:t>
+      </w:r>
+      <w:r>
+        <w:t xml:space="preserve">Export Bottom... </w:t>
+      </w:r>
+      <w:r>
+        <w:t>和</w:t>
+      </w:r>
+      <w:r>
+        <w:t xml:space="preserve"> Export Both... </w:t>
+      </w:r>
+      <w:r>
+        <w:t>可为时间曲线、常规组间比较和滴定结果打开发表用图预览。比较</w:t>
+      </w:r>
+      <w:r>
+        <w:t xml:space="preserve"> Compact (85 × 75 mm)</w:t>
+      </w:r>
+      <w:r>
+        <w:t>、</w:t>
+      </w:r>
+      <w:r>
+        <w:t xml:space="preserve">Square (90 × 90 mm) </w:t>
+      </w:r>
+      <w:r>
+        <w:t>和</w:t>
+      </w:r>
+      <w:r>
+        <w:t xml:space="preserve"> Wide (140 × 90 mm) </w:t>
+      </w:r>
+      <w:r>
+        <w:t>布局。选择</w:t>
+      </w:r>
+      <w:r>
+        <w:t xml:space="preserve"> Light </w:t>
+      </w:r>
+      <w:r>
+        <w:t>或</w:t>
+      </w:r>
+      <w:r>
+        <w:t xml:space="preserve"> Dark</w:t>
+      </w:r>
+      <w:r>
+        <w:t>；初始配色遵循当前可见的</w:t>
+      </w:r>
+      <w:r>
+        <w:t xml:space="preserve"> ROI Preview</w:t>
+      </w:r>
+      <w:r>
+        <w:t>。轴标题、刻度标签和</w:t>
+      </w:r>
+      <w:r>
+        <w:t xml:space="preserve"> p </w:t>
+      </w:r>
+      <w:r>
+        <w:t>值使用相同的发表字号，坐标轴线条使用一致的粗细。标记大小根据图的实际物理尺寸缩放。</w:t>
+      </w:r>
+    </w:p>
+    <w:p>
+      <w:r>
+        <w:t>保存前，可单击并拖动</w:t>
+      </w:r>
+      <w:r>
+        <w:t xml:space="preserve"> p </w:t>
+      </w:r>
+      <w:r>
+        <w:t>值标签或括号，使两者一起移动。</w:t>
+      </w:r>
+      <w:r>
+        <w:t xml:space="preserve">Reset p-value positions </w:t>
+      </w:r>
+      <w:r>
+        <w:t>恢复自动位置。切换布局时保留位置，并将其用于导出的图。手动指定的</w:t>
+      </w:r>
+      <w:r>
+        <w:t xml:space="preserve"> y </w:t>
+      </w:r>
+      <w:r>
+        <w:t>轴最小值和最大值保持不变；比较括号使用数据上方独立的注释区域。</w:t>
+      </w:r>
+    </w:p>
+    <w:p>
+      <w:r>
+        <w:t xml:space="preserve">Show legend </w:t>
+      </w:r>
+      <w:r>
+        <w:t>可切换导出图例的显示，</w:t>
+      </w:r>
+      <w:r>
+        <w:t xml:space="preserve">Legend position </w:t>
+      </w:r>
+      <w:r>
+        <w:t>可将其放在图上方或图内的角落。默认导出位置在图上方。角落位置可能遮挡数据，因此移动后请检查预览。预览和保存的输出采用同一渲染流程，包括所选主题及图例设置。</w:t>
+      </w:r>
+    </w:p>
+    <w:p>
+      <w:r>
+        <w:t>选择</w:t>
+      </w:r>
+      <w:r>
+        <w:t xml:space="preserve"> 600 dpi </w:t>
+      </w:r>
+      <w:r>
+        <w:t>的</w:t>
+      </w:r>
+      <w:r>
+        <w:t xml:space="preserve"> PNG</w:t>
+      </w:r>
+      <w:r>
+        <w:t>、矢量</w:t>
+      </w:r>
+      <w:r>
+        <w:t xml:space="preserve"> PDF </w:t>
+      </w:r>
+      <w:r>
+        <w:t>或两种格式，然后继续选择导出文件夹。</w:t>
+      </w:r>
+      <w:r>
+        <w:t xml:space="preserve">Excel </w:t>
+      </w:r>
+      <w:r>
+        <w:t>导出包含来源分配、动物均值、剂量汇总、所选比较、原始与校正后的</w:t>
+      </w:r>
+      <w:r>
+        <w:t xml:space="preserve"> p </w:t>
+      </w:r>
+      <w:r>
+        <w:t>值，以及纳入分析的</w:t>
+      </w:r>
+      <w:r>
+        <w:t xml:space="preserve"> Animal ID</w:t>
+      </w:r>
+      <w:r>
+        <w:t>。报告的置信区间是逐项区间，并非整个检验族的同时置信区间。请将已保存列表和参数记录与图一同保留。</w:t>
+      </w:r>
+    </w:p>
+    <w:p>
+      <w:pPr>
         <w:pStyle w:val="Heading1"/>
         <w:pageBreakBefore/>
       </w:pPr>
-      <w:bookmarkStart w:id="40" w:name="_Toc243479441"/>
+      <w:bookmarkStart w:id="54" w:name="_Toc244186612"/>
       <w:r>
         <w:rPr>
           <w:b w:val="0"/>
@@ -10990,7 +12771,7 @@
         </w:rPr>
         <w:t>使用标准化分析</w:t>
       </w:r>
-      <w:bookmarkEnd w:id="40"/>
+      <w:bookmarkEnd w:id="54"/>
     </w:p>
     <w:p>
       <w:pPr>
@@ -11145,10 +12926,242 @@
     </w:p>
     <w:p>
       <w:pPr>
+        <w:pStyle w:val="Heading2"/>
+      </w:pPr>
+      <w:bookmarkStart w:id="55" w:name="b_update_presets_title"/>
+      <w:bookmarkStart w:id="56" w:name="_Toc244186613"/>
+      <w:bookmarkEnd w:id="55"/>
+      <w:r>
+        <w:rPr>
+          <w:b w:val="0"/>
+        </w:rPr>
+        <w:t>检查当前自动化预设</w:t>
+      </w:r>
+      <w:bookmarkEnd w:id="56"/>
+    </w:p>
+    <w:p>
+      <w:r>
+        <w:t xml:space="preserve">H | Awake fast injections </w:t>
+      </w:r>
+      <w:r>
+        <w:t>执行阈值为</w:t>
+      </w:r>
+      <w:r>
+        <w:t xml:space="preserve"> 3 sigma </w:t>
+      </w:r>
+      <w:r>
+        <w:t>的</w:t>
+      </w:r>
+      <w:r>
+        <w:t xml:space="preserve"> Frame Rejection</w:t>
+      </w:r>
+      <w:r>
+        <w:t>，并在原始时间网格上插值；自动跨切片去除</w:t>
+      </w:r>
+      <w:r>
+        <w:t xml:space="preserve"> PC1 </w:t>
+      </w:r>
+      <w:r>
+        <w:t>并恢复各体素均值；对每</w:t>
+      </w:r>
+      <w:r>
+        <w:t xml:space="preserve"> 50 </w:t>
+      </w:r>
+      <w:r>
+        <w:t>个采样构成的块取中位数后运行</w:t>
+      </w:r>
+      <w:r>
+        <w:t xml:space="preserve"> Imregdemons</w:t>
+      </w:r>
+      <w:r>
+        <w:t>，最后打开</w:t>
+      </w:r>
+      <w:r>
+        <w:t xml:space="preserve"> SCM GUI</w:t>
+      </w:r>
+      <w:r>
+        <w:t>。</w:t>
+      </w:r>
+      <w:r>
+        <w:t xml:space="preserve">SCM </w:t>
+      </w:r>
+      <w:r>
+        <w:t>初始仅显示正值，范围为</w:t>
+      </w:r>
+      <w:r>
+        <w:t xml:space="preserve"> 0–50%</w:t>
+      </w:r>
+      <w:r>
+        <w:t>，</w:t>
+      </w:r>
+      <w:r>
+        <w:t xml:space="preserve">alpha </w:t>
+      </w:r>
+      <w:r>
+        <w:t>调制为</w:t>
+      </w:r>
+      <w:r>
+        <w:t xml:space="preserve"> 5–10%</w:t>
+      </w:r>
+      <w:r>
+        <w:t>，基线为</w:t>
+      </w:r>
+      <w:r>
+        <w:t xml:space="preserve"> 30–60 s</w:t>
+      </w:r>
+      <w:r>
+        <w:t>，信号区间为</w:t>
+      </w:r>
+      <w:r>
+        <w:t xml:space="preserve"> 700–900 s</w:t>
+      </w:r>
+      <w:r>
+        <w:t>。帧质量控制结果会保存，但不打开预览窗口。</w:t>
+      </w:r>
+    </w:p>
+    <w:p>
+      <w:r>
+        <w:t xml:space="preserve">I | Low-pass / Reject / Imreg50 </w:t>
+      </w:r>
+      <w:r>
+        <w:t>先执行</w:t>
+      </w:r>
+      <w:r>
+        <w:t xml:space="preserve"> 0.01 Hz</w:t>
+      </w:r>
+      <w:r>
+        <w:t>、</w:t>
+      </w:r>
+      <w:r>
+        <w:t xml:space="preserve">2 </w:t>
+      </w:r>
+      <w:r>
+        <w:t>阶、零相位</w:t>
+      </w:r>
+      <w:r>
+        <w:t xml:space="preserve"> Butterworth </w:t>
+      </w:r>
+      <w:r>
+        <w:t>低通滤波并保留体素均值，再执行阈值为</w:t>
+      </w:r>
+      <w:r>
+        <w:t xml:space="preserve"> 3 sigma </w:t>
+      </w:r>
+      <w:r>
+        <w:t>且启用插值的</w:t>
+      </w:r>
+      <w:r>
+        <w:t xml:space="preserve"> Frame Rejection</w:t>
+      </w:r>
+      <w:r>
+        <w:t>，随后对每</w:t>
+      </w:r>
+      <w:r>
+        <w:t xml:space="preserve"> 50 </w:t>
+      </w:r>
+      <w:r>
+        <w:t>个采样构成的块取中位数并运行</w:t>
+      </w:r>
+      <w:r>
+        <w:t xml:space="preserve"> Imregdemons</w:t>
+      </w:r>
+      <w:r>
+        <w:t>。它不会自动打开</w:t>
+      </w:r>
+      <w:r>
+        <w:t xml:space="preserve"> SCM</w:t>
+      </w:r>
+      <w:r>
+        <w:t>。</w:t>
+      </w:r>
+      <w:r>
+        <w:t xml:space="preserve">J | Reject / PC1-5 / Imreg50 / SCM </w:t>
+      </w:r>
+      <w:r>
+        <w:t>使用</w:t>
+      </w:r>
+      <w:r>
+        <w:t xml:space="preserve"> H </w:t>
+      </w:r>
+      <w:r>
+        <w:t>的处理顺序，但去除主成分</w:t>
+      </w:r>
+      <w:r>
+        <w:t xml:space="preserve"> 1–5</w:t>
+      </w:r>
+      <w:r>
+        <w:t>，并以</w:t>
+      </w:r>
+      <w:r>
+        <w:t xml:space="preserve"> 7–14 min </w:t>
+      </w:r>
+      <w:r>
+        <w:t>的信号区间打开</w:t>
+      </w:r>
+      <w:r>
+        <w:t xml:space="preserve"> SCM</w:t>
+      </w:r>
+      <w:r>
+        <w:t>。</w:t>
+      </w:r>
+    </w:p>
+    <w:p>
+      <w:r>
+        <w:t>这些预设会针对</w:t>
+      </w:r>
+      <w:r>
+        <w:t xml:space="preserve"> 2D</w:t>
+      </w:r>
+      <w:r>
+        <w:t>、</w:t>
+      </w:r>
+      <w:r>
+        <w:t xml:space="preserve">step-motor </w:t>
+      </w:r>
+      <w:r>
+        <w:t>或</w:t>
+      </w:r>
+      <w:r>
+        <w:t xml:space="preserve"> 3D </w:t>
+      </w:r>
+      <w:r>
+        <w:t>输入自动选择配准模式。每</w:t>
+      </w:r>
+      <w:r>
+        <w:t xml:space="preserve"> 50 </w:t>
+      </w:r>
+      <w:r>
+        <w:t>个采样构成一个中位数块会使分析用</w:t>
+      </w:r>
+      <w:r>
+        <w:t xml:space="preserve"> TR </w:t>
+      </w:r>
+      <w:r>
+        <w:t>增大为原来的</w:t>
+      </w:r>
+      <w:r>
+        <w:t xml:space="preserve"> 50 </w:t>
+      </w:r>
+      <w:r>
+        <w:t>倍。处理前先检查时间参数；请针对当前采集检查每个步骤、滤波截止频</w:t>
+      </w:r>
+      <w:r>
+        <w:lastRenderedPageBreak/>
+        <w:t>率、所选主成分及事件时间窗。默认设置是可编辑的起点，并不能证明其生物学适用性。替换源代码文件后，请重新打开</w:t>
+      </w:r>
+      <w:r>
+        <w:t xml:space="preserve"> Standardized Analysis</w:t>
+      </w:r>
+      <w:r>
+        <w:t>。</w:t>
+      </w:r>
+    </w:p>
+    <w:p>
+      <w:pPr>
         <w:pStyle w:val="Heading1"/>
         <w:pageBreakBefore/>
       </w:pPr>
-      <w:bookmarkStart w:id="41" w:name="_Toc243479442"/>
+      <w:bookmarkStart w:id="57" w:name="_Toc244186614"/>
       <w:r>
         <w:rPr>
           <w:b w:val="0"/>
@@ -11162,7 +13175,7 @@
         </w:rPr>
         <w:t>保存、导出与复现</w:t>
       </w:r>
-      <w:bookmarkEnd w:id="41"/>
+      <w:bookmarkEnd w:id="57"/>
     </w:p>
     <w:p>
       <w:r>
@@ -11220,14 +13233,14 @@
       <w:pPr>
         <w:pStyle w:val="Heading2"/>
       </w:pPr>
-      <w:bookmarkStart w:id="42" w:name="_Toc243479443"/>
+      <w:bookmarkStart w:id="58" w:name="_Toc244186615"/>
       <w:r>
         <w:rPr>
           <w:b w:val="0"/>
         </w:rPr>
         <w:t>最终审阅核查表</w:t>
       </w:r>
-      <w:bookmarkEnd w:id="42"/>
+      <w:bookmarkEnd w:id="58"/>
     </w:p>
     <w:p>
       <w:pPr>
@@ -11265,10 +13278,7 @@
         <w:ind w:left="317" w:hanging="259"/>
       </w:pPr>
       <w:r>
-        <w:t xml:space="preserve">3. </w:t>
-      </w:r>
-      <w:r>
-        <w:t xml:space="preserve">QC </w:t>
+        <w:t xml:space="preserve">3. QC </w:t>
       </w:r>
       <w:r>
         <w:t>与分量</w:t>
@@ -11327,7 +13337,7 @@
         <w:pStyle w:val="Heading1"/>
         <w:pageBreakBefore/>
       </w:pPr>
-      <w:bookmarkStart w:id="43" w:name="_Toc243479444"/>
+      <w:bookmarkStart w:id="59" w:name="_Toc244186616"/>
       <w:r>
         <w:rPr>
           <w:b w:val="0"/>
@@ -11341,7 +13351,7 @@
         </w:rPr>
         <w:t>常见问题排查</w:t>
       </w:r>
-      <w:bookmarkEnd w:id="43"/>
+      <w:bookmarkEnd w:id="59"/>
     </w:p>
     <w:p>
       <w:pPr>
@@ -12096,7 +14106,7 @@
         <w:pStyle w:val="Heading1"/>
         <w:pageBreakBefore/>
       </w:pPr>
-      <w:bookmarkStart w:id="44" w:name="_Toc243479445"/>
+      <w:bookmarkStart w:id="60" w:name="_Toc244186617"/>
       <w:r>
         <w:rPr>
           <w:b w:val="0"/>
@@ -12110,7 +14120,7 @@
         </w:rPr>
         <w:t>必要术语与延伸阅读</w:t>
       </w:r>
-      <w:bookmarkEnd w:id="44"/>
+      <w:bookmarkEnd w:id="60"/>
     </w:p>
     <w:p>
       <w:pPr>
@@ -12984,7 +14994,7 @@
       <w:pPr>
         <w:pStyle w:val="Heading2"/>
       </w:pPr>
-      <w:bookmarkStart w:id="45" w:name="_Toc243479446"/>
+      <w:bookmarkStart w:id="61" w:name="_Toc244186618"/>
       <w:r>
         <w:rPr>
           <w:b w:val="0"/>
@@ -12992,7 +15002,7 @@
         <w:lastRenderedPageBreak/>
         <w:t>致谢</w:t>
       </w:r>
-      <w:bookmarkEnd w:id="45"/>
+      <w:bookmarkEnd w:id="61"/>
     </w:p>
     <w:p>
       <w:r>
@@ -13025,7 +15035,7 @@
         <w:pStyle w:val="Heading1"/>
         <w:pageBreakBefore/>
       </w:pPr>
-      <w:bookmarkStart w:id="46" w:name="_Toc243479447"/>
+      <w:bookmarkStart w:id="62" w:name="_Toc244186619"/>
       <w:r>
         <w:rPr>
           <w:b w:val="0"/>
@@ -13033,7 +15043,7 @@
         <w:lastRenderedPageBreak/>
         <w:t>致谢与责任</w:t>
       </w:r>
-      <w:bookmarkEnd w:id="46"/>
+      <w:bookmarkEnd w:id="62"/>
     </w:p>
     <w:p>
       <w:r>
@@ -13083,10 +15093,58 @@
     </w:p>
     <w:p>
       <w:r>
-        <w:t xml:space="preserve">ConfUSIus provides a complementary Python-based approach to fUSI </w:t>
-      </w:r>
-      <w:r>
-        <w:t>analysis. deConfUSIon emphasizes a connected MATLAB GUI workflow for researchers who do not write code. Thanks are due to ConfUSIus developers Samuel Le Meur-Diebolt and Felipe Cybis Pereira, and José María Martínez de Paz from Émilie Macé’s laboratory, for discussions. The projects are independently developed.</w:t>
+        <w:t xml:space="preserve">ConfUSIus </w:t>
+      </w:r>
+      <w:r>
+        <w:t>提供互补的</w:t>
+      </w:r>
+      <w:r>
+        <w:t xml:space="preserve"> Python fUSI </w:t>
+      </w:r>
+      <w:r>
+        <w:t>分析方案。</w:t>
+      </w:r>
+      <w:r>
+        <w:t xml:space="preserve">deConfUSIon </w:t>
+      </w:r>
+      <w:r>
+        <w:t>强调面向不编写代码研究者的连贯</w:t>
+      </w:r>
+      <w:r>
+        <w:t xml:space="preserve"> MATLAB GUI </w:t>
+      </w:r>
+      <w:r>
+        <w:t>流程。感谢</w:t>
+      </w:r>
+      <w:r>
+        <w:t xml:space="preserve"> ConfUSIus </w:t>
+      </w:r>
+      <w:r>
+        <w:t>开发者</w:t>
+      </w:r>
+      <w:r>
+        <w:t xml:space="preserve"> Samuel Le Meur-Diebolt </w:t>
+      </w:r>
+      <w:r>
+        <w:t>与</w:t>
+      </w:r>
+      <w:r>
+        <w:t xml:space="preserve"> Felipe Cybis Pereira</w:t>
+      </w:r>
+      <w:r>
+        <w:t>，以及</w:t>
+      </w:r>
+      <w:r>
+        <w:t xml:space="preserve"> Émilie Macé </w:t>
+      </w:r>
+      <w:r>
+        <w:t>实验室的</w:t>
+      </w:r>
+      <w:r>
+        <w:t xml:space="preserve"> José María Martínez de Paz </w:t>
+      </w:r>
+      <w:r>
+        <w:t>参与讨论。两个项目独立开发。</w:t>
       </w:r>
     </w:p>
     <w:p>
@@ -13171,7 +15229,7 @@
       <w:rPr>
         <w:sz w:val="16"/>
       </w:rPr>
-      <w:t>21</w:t>
+      <w:t>29</w:t>
     </w:r>
     <w:r>
       <w:rPr>
@@ -13247,7 +15305,7 @@
       <w:rPr>
         <w:sz w:val="16"/>
       </w:rPr>
-      <w:t>21</w:t>
+      <w:t>29</w:t>
     </w:r>
     <w:r>
       <w:rPr>
@@ -13274,7 +15332,7 @@
       <w:rPr>
         <w:noProof/>
       </w:rPr>
-      <w:t>25</w:t>
+      <w:t>27</w:t>
     </w:r>
     <w:r>
       <w:fldChar w:fldCharType="end"/>
@@ -13323,7 +15381,7 @@
       <w:rPr>
         <w:sz w:val="16"/>
       </w:rPr>
-      <w:t>21</w:t>
+      <w:t>29</w:t>
     </w:r>
     <w:r>
       <w:rPr>
@@ -13350,7 +15408,7 @@
       <w:rPr>
         <w:noProof/>
       </w:rPr>
-      <w:t>26</w:t>
+      <w:t>28</w:t>
     </w:r>
     <w:r>
       <w:fldChar w:fldCharType="end"/>
@@ -13399,7 +15457,7 @@
       <w:rPr>
         <w:sz w:val="16"/>
       </w:rPr>
-      <w:t>21</w:t>
+      <w:t>29</w:t>
     </w:r>
     <w:r>
       <w:rPr>
@@ -13426,7 +15484,7 @@
       <w:rPr>
         <w:noProof/>
       </w:rPr>
-      <w:t>28</w:t>
+      <w:t>30</w:t>
     </w:r>
     <w:r>
       <w:fldChar w:fldCharType="end"/>
@@ -13475,7 +15533,7 @@
       <w:rPr>
         <w:sz w:val="16"/>
       </w:rPr>
-      <w:t>21</w:t>
+      <w:t>29</w:t>
     </w:r>
     <w:r>
       <w:rPr>
@@ -13502,7 +15560,7 @@
       <w:rPr>
         <w:noProof/>
       </w:rPr>
-      <w:t>29</w:t>
+      <w:t>31</w:t>
     </w:r>
     <w:r>
       <w:fldChar w:fldCharType="end"/>
@@ -13551,7 +15609,7 @@
       <w:rPr>
         <w:sz w:val="16"/>
       </w:rPr>
-      <w:t>21</w:t>
+      <w:t>29</w:t>
     </w:r>
     <w:r>
       <w:rPr>
@@ -13578,7 +15636,7 @@
       <w:rPr>
         <w:noProof/>
       </w:rPr>
-      <w:t>30</w:t>
+      <w:t>33</w:t>
     </w:r>
     <w:r>
       <w:fldChar w:fldCharType="end"/>
@@ -13627,7 +15685,7 @@
       <w:rPr>
         <w:sz w:val="16"/>
       </w:rPr>
-      <w:t>21</w:t>
+      <w:t>29</w:t>
     </w:r>
     <w:r>
       <w:rPr>
@@ -13654,7 +15712,7 @@
       <w:rPr>
         <w:noProof/>
       </w:rPr>
-      <w:t>31</w:t>
+      <w:t>34</w:t>
     </w:r>
     <w:r>
       <w:fldChar w:fldCharType="end"/>
@@ -13703,7 +15761,7 @@
       <w:rPr>
         <w:sz w:val="16"/>
       </w:rPr>
-      <w:t>21</w:t>
+      <w:t>29</w:t>
     </w:r>
     <w:r>
       <w:rPr>
@@ -13730,7 +15788,7 @@
       <w:rPr>
         <w:noProof/>
       </w:rPr>
-      <w:t>34</w:t>
+      <w:t>37</w:t>
     </w:r>
     <w:r>
       <w:fldChar w:fldCharType="end"/>
@@ -13779,7 +15837,7 @@
       <w:rPr>
         <w:sz w:val="16"/>
       </w:rPr>
-      <w:t>21</w:t>
+      <w:t>29</w:t>
     </w:r>
     <w:r>
       <w:rPr>
@@ -13806,7 +15864,7 @@
       <w:rPr>
         <w:noProof/>
       </w:rPr>
-      <w:t>35</w:t>
+      <w:t>38</w:t>
     </w:r>
     <w:r>
       <w:fldChar w:fldCharType="end"/>
@@ -13855,7 +15913,7 @@
       <w:rPr>
         <w:sz w:val="16"/>
       </w:rPr>
-      <w:t>21</w:t>
+      <w:t>29</w:t>
     </w:r>
     <w:r>
       <w:rPr>
@@ -13882,7 +15940,7 @@
       <w:rPr>
         <w:noProof/>
       </w:rPr>
-      <w:t>36</w:t>
+      <w:t>39</w:t>
     </w:r>
     <w:r>
       <w:fldChar w:fldCharType="end"/>
@@ -13931,7 +15989,7 @@
       <w:rPr>
         <w:sz w:val="16"/>
       </w:rPr>
-      <w:t>21</w:t>
+      <w:t>29</w:t>
     </w:r>
     <w:r>
       <w:rPr>
@@ -13958,7 +16016,7 @@
       <w:rPr>
         <w:noProof/>
       </w:rPr>
-      <w:t>37</w:t>
+      <w:t>40</w:t>
     </w:r>
     <w:r>
       <w:fldChar w:fldCharType="end"/>
@@ -14007,7 +16065,7 @@
       <w:rPr>
         <w:sz w:val="16"/>
       </w:rPr>
-      <w:t>21</w:t>
+      <w:t>29</w:t>
     </w:r>
     <w:r>
       <w:rPr>
@@ -14034,7 +16092,7 @@
       <w:rPr>
         <w:noProof/>
       </w:rPr>
-      <w:t>8</w:t>
+      <w:t>9</w:t>
     </w:r>
     <w:r>
       <w:fldChar w:fldCharType="end"/>
@@ -14083,7 +16141,7 @@
       <w:rPr>
         <w:sz w:val="16"/>
       </w:rPr>
-      <w:t>21</w:t>
+      <w:t>29</w:t>
     </w:r>
     <w:r>
       <w:rPr>
@@ -14110,7 +16168,7 @@
       <w:rPr>
         <w:noProof/>
       </w:rPr>
-      <w:t>9</w:t>
+      <w:t>10</w:t>
     </w:r>
     <w:r>
       <w:fldChar w:fldCharType="end"/>
@@ -14159,7 +16217,7 @@
       <w:rPr>
         <w:sz w:val="16"/>
       </w:rPr>
-      <w:t>21</w:t>
+      <w:t>29</w:t>
     </w:r>
     <w:r>
       <w:rPr>
@@ -14186,7 +16244,7 @@
       <w:rPr>
         <w:noProof/>
       </w:rPr>
-      <w:t>17</w:t>
+      <w:t>18</w:t>
     </w:r>
     <w:r>
       <w:fldChar w:fldCharType="end"/>
@@ -14235,7 +16293,7 @@
       <w:rPr>
         <w:sz w:val="16"/>
       </w:rPr>
-      <w:t>21</w:t>
+      <w:t>29</w:t>
     </w:r>
     <w:r>
       <w:rPr>
@@ -14262,7 +16320,7 @@
       <w:rPr>
         <w:noProof/>
       </w:rPr>
-      <w:t>18</w:t>
+      <w:t>19</w:t>
     </w:r>
     <w:r>
       <w:fldChar w:fldCharType="end"/>
@@ -14311,7 +16369,7 @@
       <w:rPr>
         <w:sz w:val="16"/>
       </w:rPr>
-      <w:t>21</w:t>
+      <w:t>29</w:t>
     </w:r>
     <w:r>
       <w:rPr>
@@ -14338,7 +16396,7 @@
       <w:rPr>
         <w:noProof/>
       </w:rPr>
-      <w:t>20</w:t>
+      <w:t>21</w:t>
     </w:r>
     <w:r>
       <w:fldChar w:fldCharType="end"/>
@@ -14387,7 +16445,7 @@
       <w:rPr>
         <w:sz w:val="16"/>
       </w:rPr>
-      <w:t>21</w:t>
+      <w:t>29</w:t>
     </w:r>
     <w:r>
       <w:rPr>
@@ -14414,7 +16472,7 @@
       <w:rPr>
         <w:noProof/>
       </w:rPr>
-      <w:t>21</w:t>
+      <w:t>22</w:t>
     </w:r>
     <w:r>
       <w:fldChar w:fldCharType="end"/>
@@ -14463,7 +16521,7 @@
       <w:rPr>
         <w:sz w:val="16"/>
       </w:rPr>
-      <w:t>21</w:t>
+      <w:t>29</w:t>
     </w:r>
     <w:r>
       <w:rPr>
@@ -14490,7 +16548,7 @@
       <w:rPr>
         <w:noProof/>
       </w:rPr>
-      <w:t>22</w:t>
+      <w:t>23</w:t>
     </w:r>
     <w:r>
       <w:fldChar w:fldCharType="end"/>
@@ -14539,7 +16597,7 @@
       <w:rPr>
         <w:sz w:val="16"/>
       </w:rPr>
-      <w:t>21</w:t>
+      <w:t>29</w:t>
     </w:r>
     <w:r>
       <w:rPr>
@@ -14566,7 +16624,7 @@
       <w:rPr>
         <w:noProof/>
       </w:rPr>
-      <w:t>23</w:t>
+      <w:t>24</w:t>
     </w:r>
     <w:r>
       <w:fldChar w:fldCharType="end"/>
@@ -14629,7 +16687,7 @@
               <w:sz w:val="18"/>
             </w:rPr>
             <w:drawing>
-              <wp:inline distT="0" distB="0" distL="0" distR="0" wp14:anchorId="7490749C" wp14:editId="64D674B0">
+              <wp:inline distT="0" distB="0" distL="0" distR="0" wp14:anchorId="33E3FF9C" wp14:editId="4CD1DAD0">
                 <wp:extent cx="283464" cy="283464"/>
                 <wp:effectExtent l="0" t="0" r="0" b="0"/>
                 <wp:docPr id="1" name="Picture 1"/>
@@ -14755,7 +16813,7 @@
               <w:sz w:val="18"/>
             </w:rPr>
             <w:drawing>
-              <wp:inline distT="0" distB="0" distL="0" distR="0" wp14:anchorId="64992BA8" wp14:editId="632CA8DE">
+              <wp:inline distT="0" distB="0" distL="0" distR="0" wp14:anchorId="1CBDFB03" wp14:editId="3F536873">
                 <wp:extent cx="283464" cy="283464"/>
                 <wp:effectExtent l="0" t="0" r="0" b="0"/>
                 <wp:docPr id="16" name="Picture 16"/>
@@ -14881,7 +16939,7 @@
               <w:sz w:val="18"/>
             </w:rPr>
             <w:drawing>
-              <wp:inline distT="0" distB="0" distL="0" distR="0" wp14:anchorId="43572883" wp14:editId="01B9F798">
+              <wp:inline distT="0" distB="0" distL="0" distR="0" wp14:anchorId="7DDACCC1" wp14:editId="4DEE052B">
                 <wp:extent cx="283464" cy="283464"/>
                 <wp:effectExtent l="0" t="0" r="0" b="0"/>
                 <wp:docPr id="17" name="Picture 17"/>
@@ -15007,7 +17065,7 @@
               <w:sz w:val="18"/>
             </w:rPr>
             <w:drawing>
-              <wp:inline distT="0" distB="0" distL="0" distR="0" wp14:anchorId="565C3911" wp14:editId="2B061985">
+              <wp:inline distT="0" distB="0" distL="0" distR="0" wp14:anchorId="3F49229B" wp14:editId="73C161EE">
                 <wp:extent cx="283464" cy="283464"/>
                 <wp:effectExtent l="0" t="0" r="0" b="0"/>
                 <wp:docPr id="19" name="Picture 19"/>
@@ -15133,7 +17191,7 @@
               <w:sz w:val="18"/>
             </w:rPr>
             <w:drawing>
-              <wp:inline distT="0" distB="0" distL="0" distR="0" wp14:anchorId="240DD3B7" wp14:editId="417FE980">
+              <wp:inline distT="0" distB="0" distL="0" distR="0" wp14:anchorId="5CD6EE8E" wp14:editId="3C8AAA9B">
                 <wp:extent cx="283464" cy="283464"/>
                 <wp:effectExtent l="0" t="0" r="0" b="0"/>
                 <wp:docPr id="20" name="Picture 20"/>
@@ -15259,7 +17317,7 @@
               <w:sz w:val="18"/>
             </w:rPr>
             <w:drawing>
-              <wp:inline distT="0" distB="0" distL="0" distR="0" wp14:anchorId="632D9B0E" wp14:editId="67A253D5">
+              <wp:inline distT="0" distB="0" distL="0" distR="0" wp14:anchorId="2EBFE12A" wp14:editId="122DCE78">
                 <wp:extent cx="283464" cy="283464"/>
                 <wp:effectExtent l="0" t="0" r="0" b="0"/>
                 <wp:docPr id="22" name="Picture 22"/>
@@ -15385,7 +17443,7 @@
               <w:sz w:val="18"/>
             </w:rPr>
             <w:drawing>
-              <wp:inline distT="0" distB="0" distL="0" distR="0" wp14:anchorId="5976F3DC" wp14:editId="437624D3">
+              <wp:inline distT="0" distB="0" distL="0" distR="0" wp14:anchorId="02568CA4" wp14:editId="4D5E2826">
                 <wp:extent cx="283464" cy="283464"/>
                 <wp:effectExtent l="0" t="0" r="0" b="0"/>
                 <wp:docPr id="23" name="Picture 23"/>
@@ -15511,7 +17569,7 @@
               <w:sz w:val="18"/>
             </w:rPr>
             <w:drawing>
-              <wp:inline distT="0" distB="0" distL="0" distR="0" wp14:anchorId="266F8DB1" wp14:editId="209B8D61">
+              <wp:inline distT="0" distB="0" distL="0" distR="0" wp14:anchorId="303718F8" wp14:editId="4CC5A06F">
                 <wp:extent cx="283464" cy="283464"/>
                 <wp:effectExtent l="0" t="0" r="0" b="0"/>
                 <wp:docPr id="25" name="Picture 25"/>
@@ -15637,7 +17695,7 @@
               <w:sz w:val="18"/>
             </w:rPr>
             <w:drawing>
-              <wp:inline distT="0" distB="0" distL="0" distR="0" wp14:anchorId="0A8B800F" wp14:editId="24BC6D4F">
+              <wp:inline distT="0" distB="0" distL="0" distR="0" wp14:anchorId="54A8A0F5" wp14:editId="6433C0A7">
                 <wp:extent cx="283464" cy="283464"/>
                 <wp:effectExtent l="0" t="0" r="0" b="0"/>
                 <wp:docPr id="26" name="Picture 26"/>
@@ -15763,7 +17821,7 @@
               <w:sz w:val="18"/>
             </w:rPr>
             <w:drawing>
-              <wp:inline distT="0" distB="0" distL="0" distR="0" wp14:anchorId="6BBA2977" wp14:editId="5FD5BC28">
+              <wp:inline distT="0" distB="0" distL="0" distR="0" wp14:anchorId="3072A4DB" wp14:editId="392B2566">
                 <wp:extent cx="283464" cy="283464"/>
                 <wp:effectExtent l="0" t="0" r="0" b="0"/>
                 <wp:docPr id="28" name="Picture 28"/>
@@ -15889,7 +17947,7 @@
               <w:sz w:val="18"/>
             </w:rPr>
             <w:drawing>
-              <wp:inline distT="0" distB="0" distL="0" distR="0" wp14:anchorId="2DF6503B" wp14:editId="5D70BC53">
+              <wp:inline distT="0" distB="0" distL="0" distR="0" wp14:anchorId="4991D6BD" wp14:editId="7AE7E3E7">
                 <wp:extent cx="283464" cy="283464"/>
                 <wp:effectExtent l="0" t="0" r="0" b="0"/>
                 <wp:docPr id="29" name="Picture 29"/>
@@ -16015,7 +18073,7 @@
               <w:sz w:val="18"/>
             </w:rPr>
             <w:drawing>
-              <wp:inline distT="0" distB="0" distL="0" distR="0" wp14:anchorId="1247730F" wp14:editId="5A15C83C">
+              <wp:inline distT="0" distB="0" distL="0" distR="0" wp14:anchorId="29C440EB" wp14:editId="68FB4BAA">
                 <wp:extent cx="283464" cy="283464"/>
                 <wp:effectExtent l="0" t="0" r="0" b="0"/>
                 <wp:docPr id="3" name="Picture 3"/>
@@ -16141,7 +18199,7 @@
               <w:sz w:val="18"/>
             </w:rPr>
             <w:drawing>
-              <wp:inline distT="0" distB="0" distL="0" distR="0" wp14:anchorId="10AF9212" wp14:editId="3A838213">
+              <wp:inline distT="0" distB="0" distL="0" distR="0" wp14:anchorId="0B929FDD" wp14:editId="130B925E">
                 <wp:extent cx="283464" cy="283464"/>
                 <wp:effectExtent l="0" t="0" r="0" b="0"/>
                 <wp:docPr id="5" name="Picture 5"/>
@@ -16267,7 +18325,7 @@
               <w:sz w:val="18"/>
             </w:rPr>
             <w:drawing>
-              <wp:inline distT="0" distB="0" distL="0" distR="0" wp14:anchorId="6221DBF5" wp14:editId="480023AA">
+              <wp:inline distT="0" distB="0" distL="0" distR="0" wp14:anchorId="3DFAD2A7" wp14:editId="5A70147A">
                 <wp:extent cx="283464" cy="283464"/>
                 <wp:effectExtent l="0" t="0" r="0" b="0"/>
                 <wp:docPr id="7" name="Picture 7"/>
@@ -16393,7 +18451,7 @@
               <w:sz w:val="18"/>
             </w:rPr>
             <w:drawing>
-              <wp:inline distT="0" distB="0" distL="0" distR="0" wp14:anchorId="48650C8B" wp14:editId="679F1DE4">
+              <wp:inline distT="0" distB="0" distL="0" distR="0" wp14:anchorId="18CE74EC" wp14:editId="43684B17">
                 <wp:extent cx="283464" cy="283464"/>
                 <wp:effectExtent l="0" t="0" r="0" b="0"/>
                 <wp:docPr id="8" name="Picture 8"/>
@@ -16519,7 +18577,7 @@
               <w:sz w:val="18"/>
             </w:rPr>
             <w:drawing>
-              <wp:inline distT="0" distB="0" distL="0" distR="0" wp14:anchorId="5E4A9529" wp14:editId="6E491DDC">
+              <wp:inline distT="0" distB="0" distL="0" distR="0" wp14:anchorId="13158487" wp14:editId="3B89FA59">
                 <wp:extent cx="283464" cy="283464"/>
                 <wp:effectExtent l="0" t="0" r="0" b="0"/>
                 <wp:docPr id="10" name="Picture 10"/>
@@ -16645,7 +18703,7 @@
               <w:sz w:val="18"/>
             </w:rPr>
             <w:drawing>
-              <wp:inline distT="0" distB="0" distL="0" distR="0" wp14:anchorId="060B6435" wp14:editId="7E0FEC4A">
+              <wp:inline distT="0" distB="0" distL="0" distR="0" wp14:anchorId="3755F0DD" wp14:editId="77062187">
                 <wp:extent cx="283464" cy="283464"/>
                 <wp:effectExtent l="0" t="0" r="0" b="0"/>
                 <wp:docPr id="11" name="Picture 11"/>
@@ -16771,7 +18829,7 @@
               <w:sz w:val="18"/>
             </w:rPr>
             <w:drawing>
-              <wp:inline distT="0" distB="0" distL="0" distR="0" wp14:anchorId="43E8C513" wp14:editId="53DD3CD9">
+              <wp:inline distT="0" distB="0" distL="0" distR="0" wp14:anchorId="414130AE" wp14:editId="7CF547C4">
                 <wp:extent cx="283464" cy="283464"/>
                 <wp:effectExtent l="0" t="0" r="0" b="0"/>
                 <wp:docPr id="13" name="Picture 13"/>
@@ -16847,13 +18905,7 @@
             <w:rPr>
               <w:sz w:val="18"/>
             </w:rPr>
-            <w:t xml:space="preserve">MPI for </w:t>
-          </w:r>
-          <w:r>
-            <w:rPr>
-              <w:sz w:val="18"/>
-            </w:rPr>
-            <w:t>Biological</w:t>
+            <w:t>MPI for Biological</w:t>
           </w:r>
           <w:r>
             <w:rPr>
@@ -16903,7 +18955,7 @@
               <w:sz w:val="18"/>
             </w:rPr>
             <w:drawing>
-              <wp:inline distT="0" distB="0" distL="0" distR="0" wp14:anchorId="69742D97" wp14:editId="2905F51D">
+              <wp:inline distT="0" distB="0" distL="0" distR="0" wp14:anchorId="68CF321F" wp14:editId="6FC2BC48">
                 <wp:extent cx="283464" cy="283464"/>
                 <wp:effectExtent l="0" t="0" r="0" b="0"/>
                 <wp:docPr id="14" name="Picture 14"/>
@@ -17173,31 +19225,31 @@
       </w:rPr>
     </w:lvl>
   </w:abstractNum>
-  <w:num w:numId="1" w16cid:durableId="2092579742">
+  <w:num w:numId="1" w16cid:durableId="279995255">
     <w:abstractNumId w:val="8"/>
   </w:num>
-  <w:num w:numId="2" w16cid:durableId="1207572176">
+  <w:num w:numId="2" w16cid:durableId="1422264217">
     <w:abstractNumId w:val="6"/>
   </w:num>
-  <w:num w:numId="3" w16cid:durableId="1121605466">
+  <w:num w:numId="3" w16cid:durableId="824708379">
     <w:abstractNumId w:val="5"/>
   </w:num>
-  <w:num w:numId="4" w16cid:durableId="894780213">
+  <w:num w:numId="4" w16cid:durableId="1215122876">
     <w:abstractNumId w:val="4"/>
   </w:num>
-  <w:num w:numId="5" w16cid:durableId="704216112">
+  <w:num w:numId="5" w16cid:durableId="1633096003">
     <w:abstractNumId w:val="7"/>
   </w:num>
-  <w:num w:numId="6" w16cid:durableId="581112502">
+  <w:num w:numId="6" w16cid:durableId="1353533259">
     <w:abstractNumId w:val="3"/>
   </w:num>
-  <w:num w:numId="7" w16cid:durableId="550001422">
+  <w:num w:numId="7" w16cid:durableId="67777241">
     <w:abstractNumId w:val="2"/>
   </w:num>
-  <w:num w:numId="8" w16cid:durableId="207642128">
+  <w:num w:numId="8" w16cid:durableId="471604118">
     <w:abstractNumId w:val="1"/>
   </w:num>
-  <w:num w:numId="9" w16cid:durableId="949359928">
+  <w:num w:numId="9" w16cid:durableId="901646112">
     <w:abstractNumId w:val="0"/>
   </w:num>
 </w:numbering>
@@ -28662,7 +30714,7 @@
     <w:autoRedefine/>
     <w:uiPriority w:val="39"/>
     <w:unhideWhenUsed/>
-    <w:rsid w:val="00C059DA"/>
+    <w:rsid w:val="00D64C84"/>
     <w:pPr>
       <w:spacing w:after="100"/>
     </w:pPr>
@@ -28674,7 +30726,7 @@
     <w:autoRedefine/>
     <w:uiPriority w:val="39"/>
     <w:unhideWhenUsed/>
-    <w:rsid w:val="00C059DA"/>
+    <w:rsid w:val="00D64C84"/>
     <w:pPr>
       <w:spacing w:after="100"/>
       <w:ind w:left="220"/>
@@ -28685,7 +30737,7 @@
     <w:basedOn w:val="DefaultParagraphFont"/>
     <w:uiPriority w:val="99"/>
     <w:unhideWhenUsed/>
-    <w:rsid w:val="00C059DA"/>
+    <w:rsid w:val="00D64C84"/>
     <w:rPr>
       <w:color w:val="0000FF" w:themeColor="hyperlink"/>
       <w:u w:val="single"/>
